--- a/doc/主制御・副制御仕様書.docx
+++ b/doc/主制御・副制御仕様書.docx
@@ -55,7 +55,7 @@
           <w:sz w:val="20"/>
           <w:szCs w:val="20"/>
         </w:rPr>
-        <w:t xml:space="preserve">版数：2.0</w:t>
+        <w:t xml:space="preserve">版数：2.1</w:t>
       </w:r>
     </w:p>
     <w:p>
@@ -1687,7 +1687,7 @@
                 <w:sz w:val="18"/>
                 <w:szCs w:val="18"/>
               </w:rPr>
-              <w:t xml:space="preserve">3枚に満たないとレバーONを受け付けない（回転しない）</w:t>
+              <w:t xml:space="preserve">3枚に満たないと回転しない。--serve は自動・手動とも消費する</w:t>
             </w:r>
           </w:p>
         </w:tc>
@@ -11286,7 +11286,24 @@
           <w:sz w:val="20"/>
           <w:szCs w:val="20"/>
         </w:rPr>
-        <w:t xml:space="preserve">自動で回すモードはメダルが無限にある台として扱い、不足ぶんは投入したことにして続行する（auto_insert）。手動モード（--manual）では投入信号を必須とする。</w:t>
+        <w:t xml:space="preserve">稼働モード（--serve）は自動・手動のどちらでもクレジットを消費する。貯留が規定投入枚数に満たなくなった時点で回転を止め、投入信号が来るまで待つ。</w:t>
+      </w:r>
+    </w:p>
+    <w:p>
+      <w:pPr>
+        <w:pStyle w:val="ListParagraph"/>
+        <w:numPr>
+          <w:ilvl w:val="0"/>
+          <w:numId w:val="1"/>
+        </w:numPr>
+        <w:spacing w:after="60"/>
+      </w:pPr>
+      <w:r>
+        <w:rPr>
+          <w:sz w:val="20"/>
+          <w:szCs w:val="20"/>
+        </w:rPr>
+        <w:t xml:space="preserve">メダルが無限にある台として扱う（auto_insert）のは、集計・検証モードと、検証用に --credit-refill を付けた稼働だけである。</w:t>
       </w:r>
     </w:p>
     <w:p>
@@ -25151,6 +25168,86 @@
                 <w:sz w:val="18"/>
                 <w:szCs w:val="18"/>
               </w:rPr>
+              <w:t xml:space="preserve">--credit-refill</w:t>
+            </w:r>
+          </w:p>
+        </w:tc>
+        <w:tc>
+          <w:tcPr>
+            <w:tcW w:type="dxa" w:w="1444"/>
+            <w:tcMar>
+              <w:top w:type="dxa" w:w="40"/>
+              <w:left w:type="dxa" w:w="80"/>
+              <w:bottom w:type="dxa" w:w="40"/>
+              <w:right w:type="dxa" w:w="80"/>
+            </w:tcMar>
+          </w:tcPr>
+          <w:p>
+            <w:pPr>
+              <w:spacing w:after="0"/>
+            </w:pPr>
+            <w:r>
+              <w:rPr>
+                <w:b w:val="false"/>
+                <w:bCs w:val="false"/>
+                <w:sz w:val="18"/>
+                <w:szCs w:val="18"/>
+              </w:rPr>
+              <w:t xml:space="preserve">―</w:t>
+            </w:r>
+          </w:p>
+        </w:tc>
+        <w:tc>
+          <w:tcPr>
+            <w:tcW w:type="dxa" w:w="5596"/>
+            <w:tcMar>
+              <w:top w:type="dxa" w:w="40"/>
+              <w:left w:type="dxa" w:w="80"/>
+              <w:bottom w:type="dxa" w:w="40"/>
+              <w:right w:type="dxa" w:w="80"/>
+            </w:tcMar>
+          </w:tcPr>
+          <w:p>
+            <w:pPr>
+              <w:spacing w:after="0"/>
+            </w:pPr>
+            <w:r>
+              <w:rPr>
+                <w:b w:val="false"/>
+                <w:bCs w:val="false"/>
+                <w:sz w:val="18"/>
+                <w:szCs w:val="18"/>
+              </w:rPr>
+              <w:t xml:space="preserve">クレジットが足りないとき自動で補充する（検証用）。--serve の自動操作で貯留を気にせず回すときに付ける</w:t>
+            </w:r>
+          </w:p>
+        </w:tc>
+      </w:tr>
+      <w:tr>
+        <w:trPr>
+          <w:tblHeader w:val="false"/>
+        </w:trPr>
+        <w:tc>
+          <w:tcPr>
+            <w:tcW w:type="dxa" w:w="1986"/>
+            <w:tcMar>
+              <w:top w:type="dxa" w:w="40"/>
+              <w:left w:type="dxa" w:w="80"/>
+              <w:bottom w:type="dxa" w:w="40"/>
+              <w:right w:type="dxa" w:w="80"/>
+            </w:tcMar>
+          </w:tcPr>
+          <w:p>
+            <w:pPr>
+              <w:spacing w:after="0"/>
+            </w:pPr>
+            <w:r>
+              <w:rPr>
+                <w:b w:val="false"/>
+                <w:bCs w:val="false"/>
+                <w:sz w:val="18"/>
+                <w:szCs w:val="18"/>
+              </w:rPr>
               <w:t xml:space="preserve">--manual</w:t>
             </w:r>
           </w:p>
@@ -26904,6 +27001,86 @@
                 <w:szCs w:val="18"/>
               </w:rPr>
               <w:t xml:space="preserve">初版。god_main_board.py 第1〜9節に基づき作成</w:t>
+            </w:r>
+          </w:p>
+        </w:tc>
+      </w:tr>
+      <w:tr>
+        <w:trPr>
+          <w:tblHeader w:val="false"/>
+        </w:trPr>
+        <w:tc>
+          <w:tcPr>
+            <w:tcW w:type="dxa" w:w="903"/>
+            <w:tcMar>
+              <w:top w:type="dxa" w:w="40"/>
+              <w:left w:type="dxa" w:w="80"/>
+              <w:bottom w:type="dxa" w:w="40"/>
+              <w:right w:type="dxa" w:w="80"/>
+            </w:tcMar>
+          </w:tcPr>
+          <w:p>
+            <w:pPr>
+              <w:spacing w:after="0"/>
+            </w:pPr>
+            <w:r>
+              <w:rPr>
+                <w:b w:val="false"/>
+                <w:bCs w:val="false"/>
+                <w:sz w:val="18"/>
+                <w:szCs w:val="18"/>
+              </w:rPr>
+              <w:t xml:space="preserve">2.1</w:t>
+            </w:r>
+          </w:p>
+        </w:tc>
+        <w:tc>
+          <w:tcPr>
+            <w:tcW w:type="dxa" w:w="1625"/>
+            <w:tcMar>
+              <w:top w:type="dxa" w:w="40"/>
+              <w:left w:type="dxa" w:w="80"/>
+              <w:bottom w:type="dxa" w:w="40"/>
+              <w:right w:type="dxa" w:w="80"/>
+            </w:tcMar>
+          </w:tcPr>
+          <w:p>
+            <w:pPr>
+              <w:spacing w:after="0"/>
+            </w:pPr>
+            <w:r>
+              <w:rPr>
+                <w:b w:val="false"/>
+                <w:bCs w:val="false"/>
+                <w:sz w:val="18"/>
+                <w:szCs w:val="18"/>
+              </w:rPr>
+              <w:t xml:space="preserve">2026-09-08</w:t>
+            </w:r>
+          </w:p>
+        </w:tc>
+        <w:tc>
+          <w:tcPr>
+            <w:tcW w:type="dxa" w:w="6498"/>
+            <w:tcMar>
+              <w:top w:type="dxa" w:w="40"/>
+              <w:left w:type="dxa" w:w="80"/>
+              <w:bottom w:type="dxa" w:w="40"/>
+              <w:right w:type="dxa" w:w="80"/>
+            </w:tcMar>
+          </w:tcPr>
+          <w:p>
+            <w:pPr>
+              <w:spacing w:after="0"/>
+            </w:pPr>
+            <w:r>
+              <w:rPr>
+                <w:b w:val="false"/>
+                <w:bCs w:val="false"/>
+                <w:sz w:val="18"/>
+                <w:szCs w:val="18"/>
+              </w:rPr>
+              <w:t xml:space="preserve">稼働モードのクレジットを自動・手動とも消費する形に変更し、検証用の --credit-refill を追加（2.1、2.9、6）</w:t>
             </w:r>
           </w:p>
         </w:tc>

--- a/doc/主制御・副制御仕様書.docx
+++ b/doc/主制御・副制御仕様書.docx
@@ -55,7 +55,7 @@
           <w:sz w:val="20"/>
           <w:szCs w:val="20"/>
         </w:rPr>
-        <w:t xml:space="preserve">版数：2.0</w:t>
+        <w:t xml:space="preserve">版数：2.1</w:t>
       </w:r>
     </w:p>
     <w:p>
@@ -68,7 +68,7 @@
           <w:sz w:val="20"/>
           <w:szCs w:val="20"/>
         </w:rPr>
-        <w:t xml:space="preserve">作成日：2026年9月8日</w:t>
+        <w:t xml:space="preserve">作成日：2026年9月9日</w:t>
       </w:r>
     </w:p>
     <w:p>
@@ -16618,7 +16618,7 @@
                 <w:sz w:val="18"/>
                 <w:szCs w:val="18"/>
               </w:rPr>
-              <w:t xml:space="preserve">プランの第1停止にランクがあれば出す（stop n=1）</w:t>
+              <w:t xml:space="preserve">プランの第1停止が「出す」なら出す（stop n=1）</w:t>
             </w:r>
           </w:p>
         </w:tc>
@@ -16698,7 +16698,7 @@
                 <w:sz w:val="18"/>
                 <w:szCs w:val="18"/>
               </w:rPr>
-              <w:t xml:space="preserve">プランの第2停止にランクがあれば出す（stop n=2）</w:t>
+              <w:t xml:space="preserve">プランの第2停止が「出す」なら出す（stop n=2）</w:t>
             </w:r>
           </w:p>
         </w:tc>
@@ -16778,7 +16778,7 @@
                 <w:sz w:val="18"/>
                 <w:szCs w:val="18"/>
               </w:rPr>
-              <w:t xml:space="preserve">プランの第3停止にランクがあれば出す（stop n=3）</w:t>
+              <w:t xml:space="preserve">プランの第3停止が「出す」なら出す（stop n=3）</w:t>
             </w:r>
           </w:p>
         </w:tc>
@@ -16815,7 +16815,7 @@
           <w:sz w:val="20"/>
           <w:szCs w:val="20"/>
         </w:rPr>
-        <w:t xml:space="preserve">lever は毎ゲーム送出する（ランクが無くても送る）。オーバーレイは lever の受信時刻を停止演出の基準にする。</w:t>
+        <w:t xml:space="preserve">lever は毎ゲーム送出する（予告を出さないゲームも送る。その時点で予告を出すかは yokoku で伝える）。オーバーレイは lever の受信時刻を停止演出の基準にする。</w:t>
       </w:r>
     </w:p>
     <w:p>
@@ -16832,7 +16832,7 @@
           <w:sz w:val="20"/>
           <w:szCs w:val="20"/>
         </w:rPr>
-        <w:t xml:space="preserve">stop はプランにランクがある停止のみ送出する。</w:t>
+        <w:t xml:space="preserve">stop はプランが「出す」としている停止のみ送出する。予告の強弱（ランク）は持たず、どんな絵を出すかはオーバーレイ側のオーサリングデータが決める。</w:t>
       </w:r>
     </w:p>
     <w:p>
@@ -17270,7 +17270,7 @@
                 <w:sz w:val="18"/>
                 <w:szCs w:val="18"/>
               </w:rPr>
-              <w:t xml:space="preserve">予告プラン [レバーON, 第1, 第2, 第3] のランク</w:t>
+              <w:t xml:space="preserve">予告プラン [レバーON, 第1, 第2, 第3] の各時点で予告を出すか（True/False）</w:t>
             </w:r>
           </w:p>
         </w:tc>
@@ -18186,7 +18186,7 @@
                 <w:sz w:val="18"/>
                 <w:szCs w:val="18"/>
               </w:rPr>
-              <w:t xml:space="preserve">第n停止。プランにランクがあれば出す</w:t>
+              <w:t xml:space="preserve">第n停止。プランが「出す」としていれば出す</w:t>
             </w:r>
           </w:p>
         </w:tc>
@@ -18211,7 +18211,7 @@
                 <w:sz w:val="18"/>
                 <w:szCs w:val="18"/>
               </w:rPr>
-              <w:t xml:space="preserve">stop{n, rank}</w:t>
+              <w:t xml:space="preserve">stop{n}</w:t>
             </w:r>
           </w:p>
         </w:tc>
@@ -18801,7 +18801,7 @@
           <w:sz w:val="20"/>
           <w:szCs w:val="20"/>
         </w:rPr>
-        <w:t xml:space="preserve">レバーONで、(1) 今ゲームの最終ランク、(2) 最後に出す時点、(3) 段階数 を順に抽選し、プランを組み立てる。</w:t>
+        <w:t xml:space="preserve">レバーONで、(1) 今ゲームの段階数（何点で予告を出すか）、(2) 最後に出す時点 を順に抽選し、プランを組み立てる。予告の強弱（ランク）の概念は持たない。</w:t>
       </w:r>
     </w:p>
     <w:p>
@@ -18815,7 +18815,7 @@
           <w:sz w:val="20"/>
           <w:szCs w:val="20"/>
         </w:rPr>
-        <w:t xml:space="preserve">(1) 最終ランク</w:t>
+        <w:t xml:space="preserve">(1) 段階数</w:t>
       </w:r>
     </w:p>
     <w:p>
@@ -18849,7 +18849,7 @@
           <w:sz w:val="20"/>
           <w:szCs w:val="20"/>
         </w:rPr>
-        <w:t xml:space="preserve">通常時の非レア役は4%で「白」、それ以外は予告なし（ガセ）。</w:t>
+        <w:t xml:space="preserve">通常時の非レア役は4%で1段だけ出す（ガセ）。それ以外は予告なし。</w:t>
       </w:r>
     </w:p>
     <w:p>
@@ -18866,7 +18866,7 @@
           <w:sz w:val="20"/>
           <w:szCs w:val="20"/>
         </w:rPr>
-        <w:t xml:space="preserve">通常時のレア役は、レア役の強さ（基本レベル）とヒートからレベルを決め、レベル別の重みでランクを抽選する。</w:t>
+        <w:t xml:space="preserve">通常時のレア役は、レア役の強さ（基本レベル）とヒートからレベルを決め、レベル別の重みで段階数を抽選する。段階が多いほど長く引っ張るステップアップ予告になる。</w:t>
       </w:r>
     </w:p>
     <w:tbl>
@@ -19062,7 +19062,7 @@
           <w:sz w:val="20"/>
           <w:szCs w:val="20"/>
         </w:rPr>
-        <w:t xml:space="preserve">ヒートが3以上ならレベル+1（上限3）。ランク重みは次のとおり。</w:t>
+        <w:t xml:space="preserve">ヒートが3以上ならレベル+1（上限3）。段階数の重みは次のとおり。</w:t>
       </w:r>
     </w:p>
     <w:tbl>
@@ -19137,7 +19137,7 @@
                 <w:sz w:val="18"/>
                 <w:szCs w:val="18"/>
               </w:rPr>
-              <w:t xml:space="preserve">白</w:t>
+              <w:t xml:space="preserve">0段（予告なし）</w:t>
             </w:r>
           </w:p>
         </w:tc>
@@ -19163,7 +19163,7 @@
                 <w:sz w:val="18"/>
                 <w:szCs w:val="18"/>
               </w:rPr>
-              <w:t xml:space="preserve">青</w:t>
+              <w:t xml:space="preserve">1段</w:t>
             </w:r>
           </w:p>
         </w:tc>
@@ -19189,7 +19189,7 @@
                 <w:sz w:val="18"/>
                 <w:szCs w:val="18"/>
               </w:rPr>
-              <w:t xml:space="preserve">緑</w:t>
+              <w:t xml:space="preserve">2段</w:t>
             </w:r>
           </w:p>
         </w:tc>
@@ -19215,7 +19215,7 @@
                 <w:sz w:val="18"/>
                 <w:szCs w:val="18"/>
               </w:rPr>
-              <w:t xml:space="preserve">赤</w:t>
+              <w:t xml:space="preserve">3段</w:t>
             </w:r>
           </w:p>
         </w:tc>
@@ -19241,7 +19241,7 @@
                 <w:sz w:val="18"/>
                 <w:szCs w:val="18"/>
               </w:rPr>
-              <w:t xml:space="preserve">金</w:t>
+              <w:t xml:space="preserve">4段</w:t>
             </w:r>
           </w:p>
         </w:tc>
@@ -19271,7 +19271,7 @@
                 <w:sz w:val="18"/>
                 <w:szCs w:val="18"/>
               </w:rPr>
-              <w:t xml:space="preserve">0</w:t>
+              <w:t xml:space="preserve">1（スイカ）</w:t>
             </w:r>
           </w:p>
         </w:tc>
@@ -19321,7 +19321,7 @@
                 <w:sz w:val="18"/>
                 <w:szCs w:val="18"/>
               </w:rPr>
-              <w:t xml:space="preserve">30</w:t>
+              <w:t xml:space="preserve">35</w:t>
             </w:r>
           </w:p>
         </w:tc>
@@ -19346,7 +19346,7 @@
                 <w:sz w:val="18"/>
                 <w:szCs w:val="18"/>
               </w:rPr>
-              <w:t xml:space="preserve">20</w:t>
+              <w:t xml:space="preserve">15</w:t>
             </w:r>
           </w:p>
         </w:tc>
@@ -19426,7 +19426,7 @@
                 <w:sz w:val="18"/>
                 <w:szCs w:val="18"/>
               </w:rPr>
-              <w:t xml:space="preserve">1</w:t>
+              <w:t xml:space="preserve">2（チャンス目 / スイカ+ヒート）</w:t>
             </w:r>
           </w:p>
         </w:tc>
@@ -19451,7 +19451,7 @@
                 <w:sz w:val="18"/>
                 <w:szCs w:val="18"/>
               </w:rPr>
-              <w:t xml:space="preserve">20</w:t>
+              <w:t xml:space="preserve">25</w:t>
             </w:r>
           </w:p>
         </w:tc>
@@ -19476,7 +19476,7 @@
                 <w:sz w:val="18"/>
                 <w:szCs w:val="18"/>
               </w:rPr>
-              <w:t xml:space="preserve">30</w:t>
+              <w:t xml:space="preserve">35</w:t>
             </w:r>
           </w:p>
         </w:tc>
@@ -19501,7 +19501,7 @@
                 <w:sz w:val="18"/>
                 <w:szCs w:val="18"/>
               </w:rPr>
-              <w:t xml:space="preserve">30</w:t>
+              <w:t xml:space="preserve">22</w:t>
             </w:r>
           </w:p>
         </w:tc>
@@ -19526,7 +19526,7 @@
                 <w:sz w:val="18"/>
                 <w:szCs w:val="18"/>
               </w:rPr>
-              <w:t xml:space="preserve">16</w:t>
+              <w:t xml:space="preserve">13</w:t>
             </w:r>
           </w:p>
         </w:tc>
@@ -19551,7 +19551,7 @@
                 <w:sz w:val="18"/>
                 <w:szCs w:val="18"/>
               </w:rPr>
-              <w:t xml:space="preserve">4</w:t>
+              <w:t xml:space="preserve">5</w:t>
             </w:r>
           </w:p>
         </w:tc>
@@ -19581,7 +19581,7 @@
                 <w:sz w:val="18"/>
                 <w:szCs w:val="18"/>
               </w:rPr>
-              <w:t xml:space="preserve">2</w:t>
+              <w:t xml:space="preserve">3（チャンス目+ヒート）</w:t>
             </w:r>
           </w:p>
         </w:tc>
@@ -19606,262 +19606,107 @@
                 <w:sz w:val="18"/>
                 <w:szCs w:val="18"/>
               </w:rPr>
+              <w:t xml:space="preserve">15</w:t>
+            </w:r>
+          </w:p>
+        </w:tc>
+        <w:tc>
+          <w:tcPr>
+            <w:tcW w:type="dxa" w:w="1444"/>
+            <w:tcMar>
+              <w:top w:type="dxa" w:w="40"/>
+              <w:left w:type="dxa" w:w="80"/>
+              <w:bottom w:type="dxa" w:w="40"/>
+              <w:right w:type="dxa" w:w="80"/>
+            </w:tcMar>
+          </w:tcPr>
+          <w:p>
+            <w:pPr>
+              <w:spacing w:after="0"/>
+            </w:pPr>
+            <w:r>
+              <w:rPr>
+                <w:b w:val="false"/>
+                <w:bCs w:val="false"/>
+                <w:sz w:val="18"/>
+                <w:szCs w:val="18"/>
+              </w:rPr>
+              <w:t xml:space="preserve">30</w:t>
+            </w:r>
+          </w:p>
+        </w:tc>
+        <w:tc>
+          <w:tcPr>
+            <w:tcW w:type="dxa" w:w="1444"/>
+            <w:tcMar>
+              <w:top w:type="dxa" w:w="40"/>
+              <w:left w:type="dxa" w:w="80"/>
+              <w:bottom w:type="dxa" w:w="40"/>
+              <w:right w:type="dxa" w:w="80"/>
+            </w:tcMar>
+          </w:tcPr>
+          <w:p>
+            <w:pPr>
+              <w:spacing w:after="0"/>
+            </w:pPr>
+            <w:r>
+              <w:rPr>
+                <w:b w:val="false"/>
+                <w:bCs w:val="false"/>
+                <w:sz w:val="18"/>
+                <w:szCs w:val="18"/>
+              </w:rPr>
+              <w:t xml:space="preserve">27</w:t>
+            </w:r>
+          </w:p>
+        </w:tc>
+        <w:tc>
+          <w:tcPr>
+            <w:tcW w:type="dxa" w:w="1444"/>
+            <w:tcMar>
+              <w:top w:type="dxa" w:w="40"/>
+              <w:left w:type="dxa" w:w="80"/>
+              <w:bottom w:type="dxa" w:w="40"/>
+              <w:right w:type="dxa" w:w="80"/>
+            </w:tcMar>
+          </w:tcPr>
+          <w:p>
+            <w:pPr>
+              <w:spacing w:after="0"/>
+            </w:pPr>
+            <w:r>
+              <w:rPr>
+                <w:b w:val="false"/>
+                <w:bCs w:val="false"/>
+                <w:sz w:val="18"/>
+                <w:szCs w:val="18"/>
+              </w:rPr>
+              <w:t xml:space="preserve">20</w:t>
+            </w:r>
+          </w:p>
+        </w:tc>
+        <w:tc>
+          <w:tcPr>
+            <w:tcW w:type="dxa" w:w="1445"/>
+            <w:tcMar>
+              <w:top w:type="dxa" w:w="40"/>
+              <w:left w:type="dxa" w:w="80"/>
+              <w:bottom w:type="dxa" w:w="40"/>
+              <w:right w:type="dxa" w:w="80"/>
+            </w:tcMar>
+          </w:tcPr>
+          <w:p>
+            <w:pPr>
+              <w:spacing w:after="0"/>
+            </w:pPr>
+            <w:r>
+              <w:rPr>
+                <w:b w:val="false"/>
+                <w:bCs w:val="false"/>
+                <w:sz w:val="18"/>
+                <w:szCs w:val="18"/>
+              </w:rPr>
               <w:t xml:space="preserve">8</w:t>
-            </w:r>
-          </w:p>
-        </w:tc>
-        <w:tc>
-          <w:tcPr>
-            <w:tcW w:type="dxa" w:w="1444"/>
-            <w:tcMar>
-              <w:top w:type="dxa" w:w="40"/>
-              <w:left w:type="dxa" w:w="80"/>
-              <w:bottom w:type="dxa" w:w="40"/>
-              <w:right w:type="dxa" w:w="80"/>
-            </w:tcMar>
-          </w:tcPr>
-          <w:p>
-            <w:pPr>
-              <w:spacing w:after="0"/>
-            </w:pPr>
-            <w:r>
-              <w:rPr>
-                <w:b w:val="false"/>
-                <w:bCs w:val="false"/>
-                <w:sz w:val="18"/>
-                <w:szCs w:val="18"/>
-              </w:rPr>
-              <w:t xml:space="preserve">22</w:t>
-            </w:r>
-          </w:p>
-        </w:tc>
-        <w:tc>
-          <w:tcPr>
-            <w:tcW w:type="dxa" w:w="1444"/>
-            <w:tcMar>
-              <w:top w:type="dxa" w:w="40"/>
-              <w:left w:type="dxa" w:w="80"/>
-              <w:bottom w:type="dxa" w:w="40"/>
-              <w:right w:type="dxa" w:w="80"/>
-            </w:tcMar>
-          </w:tcPr>
-          <w:p>
-            <w:pPr>
-              <w:spacing w:after="0"/>
-            </w:pPr>
-            <w:r>
-              <w:rPr>
-                <w:b w:val="false"/>
-                <w:bCs w:val="false"/>
-                <w:sz w:val="18"/>
-                <w:szCs w:val="18"/>
-              </w:rPr>
-              <w:t xml:space="preserve">32</w:t>
-            </w:r>
-          </w:p>
-        </w:tc>
-        <w:tc>
-          <w:tcPr>
-            <w:tcW w:type="dxa" w:w="1444"/>
-            <w:tcMar>
-              <w:top w:type="dxa" w:w="40"/>
-              <w:left w:type="dxa" w:w="80"/>
-              <w:bottom w:type="dxa" w:w="40"/>
-              <w:right w:type="dxa" w:w="80"/>
-            </w:tcMar>
-          </w:tcPr>
-          <w:p>
-            <w:pPr>
-              <w:spacing w:after="0"/>
-            </w:pPr>
-            <w:r>
-              <w:rPr>
-                <w:b w:val="false"/>
-                <w:bCs w:val="false"/>
-                <w:sz w:val="18"/>
-                <w:szCs w:val="18"/>
-              </w:rPr>
-              <w:t xml:space="preserve">30</w:t>
-            </w:r>
-          </w:p>
-        </w:tc>
-        <w:tc>
-          <w:tcPr>
-            <w:tcW w:type="dxa" w:w="1445"/>
-            <w:tcMar>
-              <w:top w:type="dxa" w:w="40"/>
-              <w:left w:type="dxa" w:w="80"/>
-              <w:bottom w:type="dxa" w:w="40"/>
-              <w:right w:type="dxa" w:w="80"/>
-            </w:tcMar>
-          </w:tcPr>
-          <w:p>
-            <w:pPr>
-              <w:spacing w:after="0"/>
-            </w:pPr>
-            <w:r>
-              <w:rPr>
-                <w:b w:val="false"/>
-                <w:bCs w:val="false"/>
-                <w:sz w:val="18"/>
-                <w:szCs w:val="18"/>
-              </w:rPr>
-              <w:t xml:space="preserve">8</w:t>
-            </w:r>
-          </w:p>
-        </w:tc>
-      </w:tr>
-      <w:tr>
-        <w:trPr>
-          <w:tblHeader w:val="false"/>
-        </w:trPr>
-        <w:tc>
-          <w:tcPr>
-            <w:tcW w:type="dxa" w:w="1805"/>
-            <w:tcMar>
-              <w:top w:type="dxa" w:w="40"/>
-              <w:left w:type="dxa" w:w="80"/>
-              <w:bottom w:type="dxa" w:w="40"/>
-              <w:right w:type="dxa" w:w="80"/>
-            </w:tcMar>
-          </w:tcPr>
-          <w:p>
-            <w:pPr>
-              <w:spacing w:after="0"/>
-            </w:pPr>
-            <w:r>
-              <w:rPr>
-                <w:b w:val="false"/>
-                <w:bCs w:val="false"/>
-                <w:sz w:val="18"/>
-                <w:szCs w:val="18"/>
-              </w:rPr>
-              <w:t xml:space="preserve">3</w:t>
-            </w:r>
-          </w:p>
-        </w:tc>
-        <w:tc>
-          <w:tcPr>
-            <w:tcW w:type="dxa" w:w="1444"/>
-            <w:tcMar>
-              <w:top w:type="dxa" w:w="40"/>
-              <w:left w:type="dxa" w:w="80"/>
-              <w:bottom w:type="dxa" w:w="40"/>
-              <w:right w:type="dxa" w:w="80"/>
-            </w:tcMar>
-          </w:tcPr>
-          <w:p>
-            <w:pPr>
-              <w:spacing w:after="0"/>
-            </w:pPr>
-            <w:r>
-              <w:rPr>
-                <w:b w:val="false"/>
-                <w:bCs w:val="false"/>
-                <w:sz w:val="18"/>
-                <w:szCs w:val="18"/>
-              </w:rPr>
-              <w:t xml:space="preserve">3</w:t>
-            </w:r>
-          </w:p>
-        </w:tc>
-        <w:tc>
-          <w:tcPr>
-            <w:tcW w:type="dxa" w:w="1444"/>
-            <w:tcMar>
-              <w:top w:type="dxa" w:w="40"/>
-              <w:left w:type="dxa" w:w="80"/>
-              <w:bottom w:type="dxa" w:w="40"/>
-              <w:right w:type="dxa" w:w="80"/>
-            </w:tcMar>
-          </w:tcPr>
-          <w:p>
-            <w:pPr>
-              <w:spacing w:after="0"/>
-            </w:pPr>
-            <w:r>
-              <w:rPr>
-                <w:b w:val="false"/>
-                <w:bCs w:val="false"/>
-                <w:sz w:val="18"/>
-                <w:szCs w:val="18"/>
-              </w:rPr>
-              <w:t xml:space="preserve">12</w:t>
-            </w:r>
-          </w:p>
-        </w:tc>
-        <w:tc>
-          <w:tcPr>
-            <w:tcW w:type="dxa" w:w="1444"/>
-            <w:tcMar>
-              <w:top w:type="dxa" w:w="40"/>
-              <w:left w:type="dxa" w:w="80"/>
-              <w:bottom w:type="dxa" w:w="40"/>
-              <w:right w:type="dxa" w:w="80"/>
-            </w:tcMar>
-          </w:tcPr>
-          <w:p>
-            <w:pPr>
-              <w:spacing w:after="0"/>
-            </w:pPr>
-            <w:r>
-              <w:rPr>
-                <w:b w:val="false"/>
-                <w:bCs w:val="false"/>
-                <w:sz w:val="18"/>
-                <w:szCs w:val="18"/>
-              </w:rPr>
-              <w:t xml:space="preserve">25</w:t>
-            </w:r>
-          </w:p>
-        </w:tc>
-        <w:tc>
-          <w:tcPr>
-            <w:tcW w:type="dxa" w:w="1444"/>
-            <w:tcMar>
-              <w:top w:type="dxa" w:w="40"/>
-              <w:left w:type="dxa" w:w="80"/>
-              <w:bottom w:type="dxa" w:w="40"/>
-              <w:right w:type="dxa" w:w="80"/>
-            </w:tcMar>
-          </w:tcPr>
-          <w:p>
-            <w:pPr>
-              <w:spacing w:after="0"/>
-            </w:pPr>
-            <w:r>
-              <w:rPr>
-                <w:b w:val="false"/>
-                <w:bCs w:val="false"/>
-                <w:sz w:val="18"/>
-                <w:szCs w:val="18"/>
-              </w:rPr>
-              <w:t xml:space="preserve">45</w:t>
-            </w:r>
-          </w:p>
-        </w:tc>
-        <w:tc>
-          <w:tcPr>
-            <w:tcW w:type="dxa" w:w="1445"/>
-            <w:tcMar>
-              <w:top w:type="dxa" w:w="40"/>
-              <w:left w:type="dxa" w:w="80"/>
-              <w:bottom w:type="dxa" w:w="40"/>
-              <w:right w:type="dxa" w:w="80"/>
-            </w:tcMar>
-          </w:tcPr>
-          <w:p>
-            <w:pPr>
-              <w:spacing w:after="0"/>
-            </w:pPr>
-            <w:r>
-              <w:rPr>
-                <w:b w:val="false"/>
-                <w:bCs w:val="false"/>
-                <w:sz w:val="18"/>
-                <w:szCs w:val="18"/>
-              </w:rPr>
-              <w:t xml:space="preserve">15</w:t>
             </w:r>
           </w:p>
         </w:tc>
@@ -19908,7 +19753,7 @@
           <w:sz w:val="20"/>
           <w:szCs w:val="20"/>
         </w:rPr>
-        <w:t xml:space="preserve">最終ランクごとに、予告を出し切る時点を下表の重みで抽選する。高ランクほど遅い時点まで引っ張る。</w:t>
+        <w:t xml:space="preserve">予告を出し切る時点を下表の重みで抽選し、そこから手前へ段階数ぶん連続で出す。段階数が収まらない時点は選ばない（例: 4段なら第3停止のみ）。</w:t>
       </w:r>
     </w:p>
     <w:tbl>
@@ -19956,7 +19801,7 @@
                 <w:sz w:val="18"/>
                 <w:szCs w:val="18"/>
               </w:rPr>
-              <w:t xml:space="preserve">最終ランク</w:t>
+              <w:t xml:space="preserve">時点</w:t>
             </w:r>
           </w:p>
         </w:tc>
@@ -20090,7 +19935,7 @@
                 <w:sz w:val="18"/>
                 <w:szCs w:val="18"/>
               </w:rPr>
-              <w:t xml:space="preserve">白</w:t>
+              <w:t xml:space="preserve">重み</w:t>
             </w:r>
           </w:p>
         </w:tc>
@@ -20115,7 +19960,7 @@
                 <w:sz w:val="18"/>
                 <w:szCs w:val="18"/>
               </w:rPr>
-              <w:t xml:space="preserve">70</w:t>
+              <w:t xml:space="preserve">30</w:t>
             </w:r>
           </w:p>
         </w:tc>
@@ -20140,7 +19985,7 @@
                 <w:sz w:val="18"/>
                 <w:szCs w:val="18"/>
               </w:rPr>
-              <w:t xml:space="preserve">15</w:t>
+              <w:t xml:space="preserve">20</w:t>
             </w:r>
           </w:p>
         </w:tc>
@@ -20165,7 +20010,7 @@
                 <w:sz w:val="18"/>
                 <w:szCs w:val="18"/>
               </w:rPr>
-              <w:t xml:space="preserve">10</w:t>
+              <w:t xml:space="preserve">20</w:t>
             </w:r>
           </w:p>
         </w:tc>
@@ -20190,527 +20035,7 @@
                 <w:sz w:val="18"/>
                 <w:szCs w:val="18"/>
               </w:rPr>
-              <w:t xml:space="preserve">5</w:t>
-            </w:r>
-          </w:p>
-        </w:tc>
-      </w:tr>
-      <w:tr>
-        <w:trPr>
-          <w:tblHeader w:val="false"/>
-        </w:trPr>
-        <w:tc>
-          <w:tcPr>
-            <w:tcW w:type="dxa" w:w="1805"/>
-            <w:tcMar>
-              <w:top w:type="dxa" w:w="40"/>
-              <w:left w:type="dxa" w:w="80"/>
-              <w:bottom w:type="dxa" w:w="40"/>
-              <w:right w:type="dxa" w:w="80"/>
-            </w:tcMar>
-          </w:tcPr>
-          <w:p>
-            <w:pPr>
-              <w:spacing w:after="0"/>
-            </w:pPr>
-            <w:r>
-              <w:rPr>
-                <w:b w:val="false"/>
-                <w:bCs w:val="false"/>
-                <w:sz w:val="18"/>
-                <w:szCs w:val="18"/>
-              </w:rPr>
-              <w:t xml:space="preserve">青</w:t>
-            </w:r>
-          </w:p>
-        </w:tc>
-        <w:tc>
-          <w:tcPr>
-            <w:tcW w:type="dxa" w:w="1805"/>
-            <w:tcMar>
-              <w:top w:type="dxa" w:w="40"/>
-              <w:left w:type="dxa" w:w="80"/>
-              <w:bottom w:type="dxa" w:w="40"/>
-              <w:right w:type="dxa" w:w="80"/>
-            </w:tcMar>
-          </w:tcPr>
-          <w:p>
-            <w:pPr>
-              <w:spacing w:after="0"/>
-            </w:pPr>
-            <w:r>
-              <w:rPr>
-                <w:b w:val="false"/>
-                <w:bCs w:val="false"/>
-                <w:sz w:val="18"/>
-                <w:szCs w:val="18"/>
-              </w:rPr>
-              <w:t xml:space="preserve">45</w:t>
-            </w:r>
-          </w:p>
-        </w:tc>
-        <w:tc>
-          <w:tcPr>
-            <w:tcW w:type="dxa" w:w="1805"/>
-            <w:tcMar>
-              <w:top w:type="dxa" w:w="40"/>
-              <w:left w:type="dxa" w:w="80"/>
-              <w:bottom w:type="dxa" w:w="40"/>
-              <w:right w:type="dxa" w:w="80"/>
-            </w:tcMar>
-          </w:tcPr>
-          <w:p>
-            <w:pPr>
-              <w:spacing w:after="0"/>
-            </w:pPr>
-            <w:r>
-              <w:rPr>
-                <w:b w:val="false"/>
-                <w:bCs w:val="false"/>
-                <w:sz w:val="18"/>
-                <w:szCs w:val="18"/>
-              </w:rPr>
-              <w:t xml:space="preserve">20</w:t>
-            </w:r>
-          </w:p>
-        </w:tc>
-        <w:tc>
-          <w:tcPr>
-            <w:tcW w:type="dxa" w:w="1805"/>
-            <w:tcMar>
-              <w:top w:type="dxa" w:w="40"/>
-              <w:left w:type="dxa" w:w="80"/>
-              <w:bottom w:type="dxa" w:w="40"/>
-              <w:right w:type="dxa" w:w="80"/>
-            </w:tcMar>
-          </w:tcPr>
-          <w:p>
-            <w:pPr>
-              <w:spacing w:after="0"/>
-            </w:pPr>
-            <w:r>
-              <w:rPr>
-                <w:b w:val="false"/>
-                <w:bCs w:val="false"/>
-                <w:sz w:val="18"/>
-                <w:szCs w:val="18"/>
-              </w:rPr>
-              <w:t xml:space="preserve">20</w:t>
-            </w:r>
-          </w:p>
-        </w:tc>
-        <w:tc>
-          <w:tcPr>
-            <w:tcW w:type="dxa" w:w="1806"/>
-            <w:tcMar>
-              <w:top w:type="dxa" w:w="40"/>
-              <w:left w:type="dxa" w:w="80"/>
-              <w:bottom w:type="dxa" w:w="40"/>
-              <w:right w:type="dxa" w:w="80"/>
-            </w:tcMar>
-          </w:tcPr>
-          <w:p>
-            <w:pPr>
-              <w:spacing w:after="0"/>
-            </w:pPr>
-            <w:r>
-              <w:rPr>
-                <w:b w:val="false"/>
-                <w:bCs w:val="false"/>
-                <w:sz w:val="18"/>
-                <w:szCs w:val="18"/>
-              </w:rPr>
-              <w:t xml:space="preserve">15</w:t>
-            </w:r>
-          </w:p>
-        </w:tc>
-      </w:tr>
-      <w:tr>
-        <w:trPr>
-          <w:tblHeader w:val="false"/>
-        </w:trPr>
-        <w:tc>
-          <w:tcPr>
-            <w:tcW w:type="dxa" w:w="1805"/>
-            <w:tcMar>
-              <w:top w:type="dxa" w:w="40"/>
-              <w:left w:type="dxa" w:w="80"/>
-              <w:bottom w:type="dxa" w:w="40"/>
-              <w:right w:type="dxa" w:w="80"/>
-            </w:tcMar>
-          </w:tcPr>
-          <w:p>
-            <w:pPr>
-              <w:spacing w:after="0"/>
-            </w:pPr>
-            <w:r>
-              <w:rPr>
-                <w:b w:val="false"/>
-                <w:bCs w:val="false"/>
-                <w:sz w:val="18"/>
-                <w:szCs w:val="18"/>
-              </w:rPr>
-              <w:t xml:space="preserve">緑</w:t>
-            </w:r>
-          </w:p>
-        </w:tc>
-        <w:tc>
-          <w:tcPr>
-            <w:tcW w:type="dxa" w:w="1805"/>
-            <w:tcMar>
-              <w:top w:type="dxa" w:w="40"/>
-              <w:left w:type="dxa" w:w="80"/>
-              <w:bottom w:type="dxa" w:w="40"/>
-              <w:right w:type="dxa" w:w="80"/>
-            </w:tcMar>
-          </w:tcPr>
-          <w:p>
-            <w:pPr>
-              <w:spacing w:after="0"/>
-            </w:pPr>
-            <w:r>
-              <w:rPr>
-                <w:b w:val="false"/>
-                <w:bCs w:val="false"/>
-                <w:sz w:val="18"/>
-                <w:szCs w:val="18"/>
-              </w:rPr>
-              <w:t xml:space="preserve">25</w:t>
-            </w:r>
-          </w:p>
-        </w:tc>
-        <w:tc>
-          <w:tcPr>
-            <w:tcW w:type="dxa" w:w="1805"/>
-            <w:tcMar>
-              <w:top w:type="dxa" w:w="40"/>
-              <w:left w:type="dxa" w:w="80"/>
-              <w:bottom w:type="dxa" w:w="40"/>
-              <w:right w:type="dxa" w:w="80"/>
-            </w:tcMar>
-          </w:tcPr>
-          <w:p>
-            <w:pPr>
-              <w:spacing w:after="0"/>
-            </w:pPr>
-            <w:r>
-              <w:rPr>
-                <w:b w:val="false"/>
-                <w:bCs w:val="false"/>
-                <w:sz w:val="18"/>
-                <w:szCs w:val="18"/>
-              </w:rPr>
-              <w:t xml:space="preserve">20</w:t>
-            </w:r>
-          </w:p>
-        </w:tc>
-        <w:tc>
-          <w:tcPr>
-            <w:tcW w:type="dxa" w:w="1805"/>
-            <w:tcMar>
-              <w:top w:type="dxa" w:w="40"/>
-              <w:left w:type="dxa" w:w="80"/>
-              <w:bottom w:type="dxa" w:w="40"/>
-              <w:right w:type="dxa" w:w="80"/>
-            </w:tcMar>
-          </w:tcPr>
-          <w:p>
-            <w:pPr>
-              <w:spacing w:after="0"/>
-            </w:pPr>
-            <w:r>
-              <w:rPr>
-                <w:b w:val="false"/>
-                <w:bCs w:val="false"/>
-                <w:sz w:val="18"/>
-                <w:szCs w:val="18"/>
-              </w:rPr>
-              <w:t xml:space="preserve">25</w:t>
-            </w:r>
-          </w:p>
-        </w:tc>
-        <w:tc>
-          <w:tcPr>
-            <w:tcW w:type="dxa" w:w="1806"/>
-            <w:tcMar>
-              <w:top w:type="dxa" w:w="40"/>
-              <w:left w:type="dxa" w:w="80"/>
-              <w:bottom w:type="dxa" w:w="40"/>
-              <w:right w:type="dxa" w:w="80"/>
-            </w:tcMar>
-          </w:tcPr>
-          <w:p>
-            <w:pPr>
-              <w:spacing w:after="0"/>
-            </w:pPr>
-            <w:r>
-              <w:rPr>
-                <w:b w:val="false"/>
-                <w:bCs w:val="false"/>
-                <w:sz w:val="18"/>
-                <w:szCs w:val="18"/>
-              </w:rPr>
               <w:t xml:space="preserve">30</w:t>
-            </w:r>
-          </w:p>
-        </w:tc>
-      </w:tr>
-      <w:tr>
-        <w:trPr>
-          <w:tblHeader w:val="false"/>
-        </w:trPr>
-        <w:tc>
-          <w:tcPr>
-            <w:tcW w:type="dxa" w:w="1805"/>
-            <w:tcMar>
-              <w:top w:type="dxa" w:w="40"/>
-              <w:left w:type="dxa" w:w="80"/>
-              <w:bottom w:type="dxa" w:w="40"/>
-              <w:right w:type="dxa" w:w="80"/>
-            </w:tcMar>
-          </w:tcPr>
-          <w:p>
-            <w:pPr>
-              <w:spacing w:after="0"/>
-            </w:pPr>
-            <w:r>
-              <w:rPr>
-                <w:b w:val="false"/>
-                <w:bCs w:val="false"/>
-                <w:sz w:val="18"/>
-                <w:szCs w:val="18"/>
-              </w:rPr>
-              <w:t xml:space="preserve">赤</w:t>
-            </w:r>
-          </w:p>
-        </w:tc>
-        <w:tc>
-          <w:tcPr>
-            <w:tcW w:type="dxa" w:w="1805"/>
-            <w:tcMar>
-              <w:top w:type="dxa" w:w="40"/>
-              <w:left w:type="dxa" w:w="80"/>
-              <w:bottom w:type="dxa" w:w="40"/>
-              <w:right w:type="dxa" w:w="80"/>
-            </w:tcMar>
-          </w:tcPr>
-          <w:p>
-            <w:pPr>
-              <w:spacing w:after="0"/>
-            </w:pPr>
-            <w:r>
-              <w:rPr>
-                <w:b w:val="false"/>
-                <w:bCs w:val="false"/>
-                <w:sz w:val="18"/>
-                <w:szCs w:val="18"/>
-              </w:rPr>
-              <w:t xml:space="preserve">15</w:t>
-            </w:r>
-          </w:p>
-        </w:tc>
-        <w:tc>
-          <w:tcPr>
-            <w:tcW w:type="dxa" w:w="1805"/>
-            <w:tcMar>
-              <w:top w:type="dxa" w:w="40"/>
-              <w:left w:type="dxa" w:w="80"/>
-              <w:bottom w:type="dxa" w:w="40"/>
-              <w:right w:type="dxa" w:w="80"/>
-            </w:tcMar>
-          </w:tcPr>
-          <w:p>
-            <w:pPr>
-              <w:spacing w:after="0"/>
-            </w:pPr>
-            <w:r>
-              <w:rPr>
-                <w:b w:val="false"/>
-                <w:bCs w:val="false"/>
-                <w:sz w:val="18"/>
-                <w:szCs w:val="18"/>
-              </w:rPr>
-              <w:t xml:space="preserve">15</w:t>
-            </w:r>
-          </w:p>
-        </w:tc>
-        <w:tc>
-          <w:tcPr>
-            <w:tcW w:type="dxa" w:w="1805"/>
-            <w:tcMar>
-              <w:top w:type="dxa" w:w="40"/>
-              <w:left w:type="dxa" w:w="80"/>
-              <w:bottom w:type="dxa" w:w="40"/>
-              <w:right w:type="dxa" w:w="80"/>
-            </w:tcMar>
-          </w:tcPr>
-          <w:p>
-            <w:pPr>
-              <w:spacing w:after="0"/>
-            </w:pPr>
-            <w:r>
-              <w:rPr>
-                <w:b w:val="false"/>
-                <w:bCs w:val="false"/>
-                <w:sz w:val="18"/>
-                <w:szCs w:val="18"/>
-              </w:rPr>
-              <w:t xml:space="preserve">25</w:t>
-            </w:r>
-          </w:p>
-        </w:tc>
-        <w:tc>
-          <w:tcPr>
-            <w:tcW w:type="dxa" w:w="1806"/>
-            <w:tcMar>
-              <w:top w:type="dxa" w:w="40"/>
-              <w:left w:type="dxa" w:w="80"/>
-              <w:bottom w:type="dxa" w:w="40"/>
-              <w:right w:type="dxa" w:w="80"/>
-            </w:tcMar>
-          </w:tcPr>
-          <w:p>
-            <w:pPr>
-              <w:spacing w:after="0"/>
-            </w:pPr>
-            <w:r>
-              <w:rPr>
-                <w:b w:val="false"/>
-                <w:bCs w:val="false"/>
-                <w:sz w:val="18"/>
-                <w:szCs w:val="18"/>
-              </w:rPr>
-              <w:t xml:space="preserve">45</w:t>
-            </w:r>
-          </w:p>
-        </w:tc>
-      </w:tr>
-      <w:tr>
-        <w:trPr>
-          <w:tblHeader w:val="false"/>
-        </w:trPr>
-        <w:tc>
-          <w:tcPr>
-            <w:tcW w:type="dxa" w:w="1805"/>
-            <w:tcMar>
-              <w:top w:type="dxa" w:w="40"/>
-              <w:left w:type="dxa" w:w="80"/>
-              <w:bottom w:type="dxa" w:w="40"/>
-              <w:right w:type="dxa" w:w="80"/>
-            </w:tcMar>
-          </w:tcPr>
-          <w:p>
-            <w:pPr>
-              <w:spacing w:after="0"/>
-            </w:pPr>
-            <w:r>
-              <w:rPr>
-                <w:b w:val="false"/>
-                <w:bCs w:val="false"/>
-                <w:sz w:val="18"/>
-                <w:szCs w:val="18"/>
-              </w:rPr>
-              <w:t xml:space="preserve">金</w:t>
-            </w:r>
-          </w:p>
-        </w:tc>
-        <w:tc>
-          <w:tcPr>
-            <w:tcW w:type="dxa" w:w="1805"/>
-            <w:tcMar>
-              <w:top w:type="dxa" w:w="40"/>
-              <w:left w:type="dxa" w:w="80"/>
-              <w:bottom w:type="dxa" w:w="40"/>
-              <w:right w:type="dxa" w:w="80"/>
-            </w:tcMar>
-          </w:tcPr>
-          <w:p>
-            <w:pPr>
-              <w:spacing w:after="0"/>
-            </w:pPr>
-            <w:r>
-              <w:rPr>
-                <w:b w:val="false"/>
-                <w:bCs w:val="false"/>
-                <w:sz w:val="18"/>
-                <w:szCs w:val="18"/>
-              </w:rPr>
-              <w:t xml:space="preserve">10</w:t>
-            </w:r>
-          </w:p>
-        </w:tc>
-        <w:tc>
-          <w:tcPr>
-            <w:tcW w:type="dxa" w:w="1805"/>
-            <w:tcMar>
-              <w:top w:type="dxa" w:w="40"/>
-              <w:left w:type="dxa" w:w="80"/>
-              <w:bottom w:type="dxa" w:w="40"/>
-              <w:right w:type="dxa" w:w="80"/>
-            </w:tcMar>
-          </w:tcPr>
-          <w:p>
-            <w:pPr>
-              <w:spacing w:after="0"/>
-            </w:pPr>
-            <w:r>
-              <w:rPr>
-                <w:b w:val="false"/>
-                <w:bCs w:val="false"/>
-                <w:sz w:val="18"/>
-                <w:szCs w:val="18"/>
-              </w:rPr>
-              <w:t xml:space="preserve">10</w:t>
-            </w:r>
-          </w:p>
-        </w:tc>
-        <w:tc>
-          <w:tcPr>
-            <w:tcW w:type="dxa" w:w="1805"/>
-            <w:tcMar>
-              <w:top w:type="dxa" w:w="40"/>
-              <w:left w:type="dxa" w:w="80"/>
-              <w:bottom w:type="dxa" w:w="40"/>
-              <w:right w:type="dxa" w:w="80"/>
-            </w:tcMar>
-          </w:tcPr>
-          <w:p>
-            <w:pPr>
-              <w:spacing w:after="0"/>
-            </w:pPr>
-            <w:r>
-              <w:rPr>
-                <w:b w:val="false"/>
-                <w:bCs w:val="false"/>
-                <w:sz w:val="18"/>
-                <w:szCs w:val="18"/>
-              </w:rPr>
-              <w:t xml:space="preserve">20</w:t>
-            </w:r>
-          </w:p>
-        </w:tc>
-        <w:tc>
-          <w:tcPr>
-            <w:tcW w:type="dxa" w:w="1806"/>
-            <w:tcMar>
-              <w:top w:type="dxa" w:w="40"/>
-              <w:left w:type="dxa" w:w="80"/>
-              <w:bottom w:type="dxa" w:w="40"/>
-              <w:right w:type="dxa" w:w="80"/>
-            </w:tcMar>
-          </w:tcPr>
-          <w:p>
-            <w:pPr>
-              <w:spacing w:after="0"/>
-            </w:pPr>
-            <w:r>
-              <w:rPr>
-                <w:b w:val="false"/>
-                <w:bCs w:val="false"/>
-                <w:sz w:val="18"/>
-                <w:szCs w:val="18"/>
-              </w:rPr>
-              <w:t xml:space="preserve">60</w:t>
             </w:r>
           </w:p>
         </w:tc>
@@ -20727,321 +20052,10 @@
       </w:pPr>
       <w:r>
         <w:rPr>
-          <w:b/>
-          <w:bCs/>
           <w:sz w:val="20"/>
           <w:szCs w:val="20"/>
         </w:rPr>
-        <w:t xml:space="preserve">(3) 段階数</w:t>
-      </w:r>
-    </w:p>
-    <w:p>
-      <w:pPr>
-        <w:spacing w:after="60"/>
-      </w:pPr>
-      <w:r>
-        <w:rPr>
-          <w:sz w:val="20"/>
-          <w:szCs w:val="20"/>
-        </w:rPr>
-        <w:t xml:space="preserve">最終ランクへ何段階で上げるかを抽選する。段階数は「最後に出す時点」と最終ランクで取りうる範囲に切り詰める。</w:t>
-      </w:r>
-    </w:p>
-    <w:tbl>
-      <w:tblPr>
-        <w:tblW w:type="dxa" w:w="9026"/>
-        <w:tblBorders>
-          <w:top w:val="single" w:color="auto" w:sz="4"/>
-          <w:left w:val="single" w:color="auto" w:sz="4"/>
-          <w:bottom w:val="single" w:color="auto" w:sz="4"/>
-          <w:right w:val="single" w:color="auto" w:sz="4"/>
-          <w:insideH w:val="single" w:color="auto" w:sz="4"/>
-          <w:insideV w:val="single" w:color="auto" w:sz="4"/>
-        </w:tblBorders>
-      </w:tblPr>
-      <w:tblGrid>
-        <w:gridCol w:w="1805"/>
-        <w:gridCol w:w="1805"/>
-        <w:gridCol w:w="1805"/>
-        <w:gridCol w:w="1805"/>
-        <w:gridCol w:w="1806"/>
-      </w:tblGrid>
-      <w:tr>
-        <w:trPr>
-          <w:tblHeader/>
-        </w:trPr>
-        <w:tc>
-          <w:tcPr>
-            <w:tcW w:type="dxa" w:w="1805"/>
-            <w:shd w:fill="EFEAE0" w:val="clear"/>
-            <w:tcMar>
-              <w:top w:type="dxa" w:w="40"/>
-              <w:left w:type="dxa" w:w="80"/>
-              <w:bottom w:type="dxa" w:w="40"/>
-              <w:right w:type="dxa" w:w="80"/>
-            </w:tcMar>
-          </w:tcPr>
-          <w:p>
-            <w:pPr>
-              <w:spacing w:after="0"/>
-            </w:pPr>
-            <w:r>
-              <w:rPr>
-                <w:b/>
-                <w:bCs/>
-                <w:sz w:val="18"/>
-                <w:szCs w:val="18"/>
-              </w:rPr>
-              <w:t xml:space="preserve">段階数</w:t>
-            </w:r>
-          </w:p>
-        </w:tc>
-        <w:tc>
-          <w:tcPr>
-            <w:tcW w:type="dxa" w:w="1805"/>
-            <w:shd w:fill="EFEAE0" w:val="clear"/>
-            <w:tcMar>
-              <w:top w:type="dxa" w:w="40"/>
-              <w:left w:type="dxa" w:w="80"/>
-              <w:bottom w:type="dxa" w:w="40"/>
-              <w:right w:type="dxa" w:w="80"/>
-            </w:tcMar>
-          </w:tcPr>
-          <w:p>
-            <w:pPr>
-              <w:spacing w:after="0"/>
-            </w:pPr>
-            <w:r>
-              <w:rPr>
-                <w:b/>
-                <w:bCs/>
-                <w:sz w:val="18"/>
-                <w:szCs w:val="18"/>
-              </w:rPr>
-              <w:t xml:space="preserve">1</w:t>
-            </w:r>
-          </w:p>
-        </w:tc>
-        <w:tc>
-          <w:tcPr>
-            <w:tcW w:type="dxa" w:w="1805"/>
-            <w:shd w:fill="EFEAE0" w:val="clear"/>
-            <w:tcMar>
-              <w:top w:type="dxa" w:w="40"/>
-              <w:left w:type="dxa" w:w="80"/>
-              <w:bottom w:type="dxa" w:w="40"/>
-              <w:right w:type="dxa" w:w="80"/>
-            </w:tcMar>
-          </w:tcPr>
-          <w:p>
-            <w:pPr>
-              <w:spacing w:after="0"/>
-            </w:pPr>
-            <w:r>
-              <w:rPr>
-                <w:b/>
-                <w:bCs/>
-                <w:sz w:val="18"/>
-                <w:szCs w:val="18"/>
-              </w:rPr>
-              <w:t xml:space="preserve">2</w:t>
-            </w:r>
-          </w:p>
-        </w:tc>
-        <w:tc>
-          <w:tcPr>
-            <w:tcW w:type="dxa" w:w="1805"/>
-            <w:shd w:fill="EFEAE0" w:val="clear"/>
-            <w:tcMar>
-              <w:top w:type="dxa" w:w="40"/>
-              <w:left w:type="dxa" w:w="80"/>
-              <w:bottom w:type="dxa" w:w="40"/>
-              <w:right w:type="dxa" w:w="80"/>
-            </w:tcMar>
-          </w:tcPr>
-          <w:p>
-            <w:pPr>
-              <w:spacing w:after="0"/>
-            </w:pPr>
-            <w:r>
-              <w:rPr>
-                <w:b/>
-                <w:bCs/>
-                <w:sz w:val="18"/>
-                <w:szCs w:val="18"/>
-              </w:rPr>
-              <w:t xml:space="preserve">3</w:t>
-            </w:r>
-          </w:p>
-        </w:tc>
-        <w:tc>
-          <w:tcPr>
-            <w:tcW w:type="dxa" w:w="1806"/>
-            <w:shd w:fill="EFEAE0" w:val="clear"/>
-            <w:tcMar>
-              <w:top w:type="dxa" w:w="40"/>
-              <w:left w:type="dxa" w:w="80"/>
-              <w:bottom w:type="dxa" w:w="40"/>
-              <w:right w:type="dxa" w:w="80"/>
-            </w:tcMar>
-          </w:tcPr>
-          <w:p>
-            <w:pPr>
-              <w:spacing w:after="0"/>
-            </w:pPr>
-            <w:r>
-              <w:rPr>
-                <w:b/>
-                <w:bCs/>
-                <w:sz w:val="18"/>
-                <w:szCs w:val="18"/>
-              </w:rPr>
-              <w:t xml:space="preserve">4</w:t>
-            </w:r>
-          </w:p>
-        </w:tc>
-      </w:tr>
-      <w:tr>
-        <w:trPr>
-          <w:tblHeader w:val="false"/>
-        </w:trPr>
-        <w:tc>
-          <w:tcPr>
-            <w:tcW w:type="dxa" w:w="1805"/>
-            <w:tcMar>
-              <w:top w:type="dxa" w:w="40"/>
-              <w:left w:type="dxa" w:w="80"/>
-              <w:bottom w:type="dxa" w:w="40"/>
-              <w:right w:type="dxa" w:w="80"/>
-            </w:tcMar>
-          </w:tcPr>
-          <w:p>
-            <w:pPr>
-              <w:spacing w:after="0"/>
-            </w:pPr>
-            <w:r>
-              <w:rPr>
-                <w:b w:val="false"/>
-                <w:bCs w:val="false"/>
-                <w:sz w:val="18"/>
-                <w:szCs w:val="18"/>
-              </w:rPr>
-              <w:t xml:space="preserve">重み</w:t>
-            </w:r>
-          </w:p>
-        </w:tc>
-        <w:tc>
-          <w:tcPr>
-            <w:tcW w:type="dxa" w:w="1805"/>
-            <w:tcMar>
-              <w:top w:type="dxa" w:w="40"/>
-              <w:left w:type="dxa" w:w="80"/>
-              <w:bottom w:type="dxa" w:w="40"/>
-              <w:right w:type="dxa" w:w="80"/>
-            </w:tcMar>
-          </w:tcPr>
-          <w:p>
-            <w:pPr>
-              <w:spacing w:after="0"/>
-            </w:pPr>
-            <w:r>
-              <w:rPr>
-                <w:b w:val="false"/>
-                <w:bCs w:val="false"/>
-                <w:sz w:val="18"/>
-                <w:szCs w:val="18"/>
-              </w:rPr>
-              <w:t xml:space="preserve">50</w:t>
-            </w:r>
-          </w:p>
-        </w:tc>
-        <w:tc>
-          <w:tcPr>
-            <w:tcW w:type="dxa" w:w="1805"/>
-            <w:tcMar>
-              <w:top w:type="dxa" w:w="40"/>
-              <w:left w:type="dxa" w:w="80"/>
-              <w:bottom w:type="dxa" w:w="40"/>
-              <w:right w:type="dxa" w:w="80"/>
-            </w:tcMar>
-          </w:tcPr>
-          <w:p>
-            <w:pPr>
-              <w:spacing w:after="0"/>
-            </w:pPr>
-            <w:r>
-              <w:rPr>
-                <w:b w:val="false"/>
-                <w:bCs w:val="false"/>
-                <w:sz w:val="18"/>
-                <w:szCs w:val="18"/>
-              </w:rPr>
-              <w:t xml:space="preserve">30</w:t>
-            </w:r>
-          </w:p>
-        </w:tc>
-        <w:tc>
-          <w:tcPr>
-            <w:tcW w:type="dxa" w:w="1805"/>
-            <w:tcMar>
-              <w:top w:type="dxa" w:w="40"/>
-              <w:left w:type="dxa" w:w="80"/>
-              <w:bottom w:type="dxa" w:w="40"/>
-              <w:right w:type="dxa" w:w="80"/>
-            </w:tcMar>
-          </w:tcPr>
-          <w:p>
-            <w:pPr>
-              <w:spacing w:after="0"/>
-            </w:pPr>
-            <w:r>
-              <w:rPr>
-                <w:b w:val="false"/>
-                <w:bCs w:val="false"/>
-                <w:sz w:val="18"/>
-                <w:szCs w:val="18"/>
-              </w:rPr>
-              <w:t xml:space="preserve">15</w:t>
-            </w:r>
-          </w:p>
-        </w:tc>
-        <w:tc>
-          <w:tcPr>
-            <w:tcW w:type="dxa" w:w="1806"/>
-            <w:tcMar>
-              <w:top w:type="dxa" w:w="40"/>
-              <w:left w:type="dxa" w:w="80"/>
-              <w:bottom w:type="dxa" w:w="40"/>
-              <w:right w:type="dxa" w:w="80"/>
-            </w:tcMar>
-          </w:tcPr>
-          <w:p>
-            <w:pPr>
-              <w:spacing w:after="0"/>
-            </w:pPr>
-            <w:r>
-              <w:rPr>
-                <w:b w:val="false"/>
-                <w:bCs w:val="false"/>
-                <w:sz w:val="18"/>
-                <w:szCs w:val="18"/>
-              </w:rPr>
-              <w:t xml:space="preserve">5</w:t>
-            </w:r>
-          </w:p>
-        </w:tc>
-      </w:tr>
-    </w:tbl>
-    <w:p>
-      <w:pPr>
-        <w:spacing w:after="90"/>
-      </w:pPr>
-      <w:r>
-        <w:rPr>
-          <w:sz w:val="20"/>
-          <w:szCs w:val="20"/>
-        </w:rPr>
-        <w:t xml:space="preserve">例：最終ランク=赤、最後に出す時点=第3停止、段階数=3 のとき、プランは [なし, 青, 緑, 赤] となり、第1停止で青、第2停止で緑、第3停止で赤へ上がるステップアップ予告になる。</w:t>
+        <w:t xml:space="preserve">例：段階数=3、最後に出す時点=第3停止 のとき、プランは [出さない, 出す, 出す, 出す] となり、第1停止から第3停止まで3点で見せるステップアップ予告になる。各点でどんな絵を出すかは、オーバーレイ側で第n停止に割り当てたシーンが決める。</w:t>
       </w:r>
     </w:p>
     <w:p>
@@ -21221,7 +20235,7 @@
                 <w:sz w:val="18"/>
                 <w:szCs w:val="18"/>
               </w:rPr>
-              <w:t xml:space="preserve">rank, plan, trigger, heat</w:t>
+              <w:t xml:space="preserve">yokoku, plan, trigger, heat</w:t>
             </w:r>
           </w:p>
         </w:tc>
@@ -21246,7 +20260,7 @@
                 <w:sz w:val="18"/>
                 <w:szCs w:val="18"/>
               </w:rPr>
-              <w:t xml:space="preserve">レバーON。rank があればその時点の予告バナー（null なら演出なし）。plan は参考情報</w:t>
+              <w:t xml:space="preserve">レバーON。yokoku=true ならその時点で予告を出す（false は予告なし。時刻の基準として毎ゲーム送る）。plan は参考情報</w:t>
             </w:r>
           </w:p>
         </w:tc>
@@ -21301,7 +20315,7 @@
                 <w:sz w:val="18"/>
                 <w:szCs w:val="18"/>
               </w:rPr>
-              <w:t xml:space="preserve">n（1〜3）, rank</w:t>
+              <w:t xml:space="preserve">n（1〜3）</w:t>
             </w:r>
           </w:p>
         </w:tc>
@@ -21326,7 +20340,7 @@
                 <w:sz w:val="18"/>
                 <w:szCs w:val="18"/>
               </w:rPr>
-              <w:t xml:space="preserve">第n停止の予告バナー</w:t>
+              <w:t xml:space="preserve">第n停止の予告</w:t>
             </w:r>
           </w:p>
         </w:tc>
@@ -21461,7 +20475,7 @@
                 <w:sz w:val="18"/>
                 <w:szCs w:val="18"/>
               </w:rPr>
-              <w:t xml:space="preserve">seq, rank</w:t>
+              <w:t xml:space="preserve">seq</w:t>
             </w:r>
           </w:p>
         </w:tc>
@@ -26984,6 +25998,86 @@
                 <w:szCs w:val="18"/>
               </w:rPr>
               <w:t xml:space="preserve">副制御の演出トリガーをレバーON・第1〜第3停止の4点に再設計（4.2、4.5）。0x42 状態通知を追加（3.2）。チェリー役を廃止し、共通ベル主体へ出玉設計を変更（2.3、2.4、2.10）。図柄配列を reels.json へ外部化（2.2）。クレジットとMAXベット、ウェイト（レバーON無効時間）、手動モードを追加（2.1、2.9、6）。副制御ポートを排他バインドに変更（4.7）。試験用モニタ端子に input／mode／credit を追加（5.2）。筐体ビューを reel/reel.html へ移動（1.2）</w:t>
+            </w:r>
+          </w:p>
+        </w:tc>
+      </w:tr>
+      <w:tr>
+        <w:trPr>
+          <w:tblHeader w:val="false"/>
+        </w:trPr>
+        <w:tc>
+          <w:tcPr>
+            <w:tcW w:type="dxa" w:w="903"/>
+            <w:tcMar>
+              <w:top w:type="dxa" w:w="40"/>
+              <w:left w:type="dxa" w:w="80"/>
+              <w:bottom w:type="dxa" w:w="40"/>
+              <w:right w:type="dxa" w:w="80"/>
+            </w:tcMar>
+          </w:tcPr>
+          <w:p>
+            <w:pPr>
+              <w:spacing w:after="0"/>
+            </w:pPr>
+            <w:r>
+              <w:rPr>
+                <w:b w:val="false"/>
+                <w:bCs w:val="false"/>
+                <w:sz w:val="18"/>
+                <w:szCs w:val="18"/>
+              </w:rPr>
+              <w:t xml:space="preserve">2.1</w:t>
+            </w:r>
+          </w:p>
+        </w:tc>
+        <w:tc>
+          <w:tcPr>
+            <w:tcW w:type="dxa" w:w="1625"/>
+            <w:tcMar>
+              <w:top w:type="dxa" w:w="40"/>
+              <w:left w:type="dxa" w:w="80"/>
+              <w:bottom w:type="dxa" w:w="40"/>
+              <w:right w:type="dxa" w:w="80"/>
+            </w:tcMar>
+          </w:tcPr>
+          <w:p>
+            <w:pPr>
+              <w:spacing w:after="0"/>
+            </w:pPr>
+            <w:r>
+              <w:rPr>
+                <w:b w:val="false"/>
+                <w:bCs w:val="false"/>
+                <w:sz w:val="18"/>
+                <w:szCs w:val="18"/>
+              </w:rPr>
+              <w:t xml:space="preserve">2026-09-09</w:t>
+            </w:r>
+          </w:p>
+        </w:tc>
+        <w:tc>
+          <w:tcPr>
+            <w:tcW w:type="dxa" w:w="6498"/>
+            <w:tcMar>
+              <w:top w:type="dxa" w:w="40"/>
+              <w:left w:type="dxa" w:w="80"/>
+              <w:bottom w:type="dxa" w:w="40"/>
+              <w:right w:type="dxa" w:w="80"/>
+            </w:tcMar>
+          </w:tcPr>
+          <w:p>
+            <w:pPr>
+              <w:spacing w:after="0"/>
+            </w:pPr>
+            <w:r>
+              <w:rPr>
+                <w:b w:val="false"/>
+                <w:bCs w:val="false"/>
+                <w:sz w:val="18"/>
+                <w:szCs w:val="18"/>
+              </w:rPr>
+              <w:t xml:space="preserve">予告のランク（白/青/緑/赤/金）を廃止（4.2、4.3、4.5、4.6）。予告プランは各時点で予告を出すか（True/False）だけを持ち、段階数と最後に出す時点のみを抽選する。lever に yokoku を追加し、stop・freeze から rank を削除。演出の絵はオーバーレイ側のオーサリングデータ（enshutsu/yokoku/authoring）が決める方式へ変更</w:t>
             </w:r>
           </w:p>
         </w:tc>

--- a/doc/主制御・副制御仕様書.docx
+++ b/doc/主制御・副制御仕様書.docx
@@ -55,7 +55,7 @@
           <w:sz w:val="20"/>
           <w:szCs w:val="20"/>
         </w:rPr>
-        <w:t>版数：3.0</w:t>
+        <w:t>版数：3.1</w:t>
       </w:r>
     </w:p>
     <w:p>
@@ -8310,6 +8310,86 @@
                 <w:sz w:val="18"/>
                 <w:szCs w:val="18"/>
               </w:rPr>
+              <w:t>3</w:t>
+            </w:r>
+          </w:p>
+        </w:tc>
+        <w:tc>
+          <w:tcPr>
+            <w:tcW w:type="dxa" w:w="2166"/>
+            <w:tcMar>
+              <w:top w:type="dxa" w:w="40"/>
+              <w:left w:type="dxa" w:w="80"/>
+              <w:bottom w:type="dxa" w:w="40"/>
+              <w:right w:type="dxa" w:w="80"/>
+            </w:tcMar>
+          </w:tcPr>
+          <w:p>
+            <w:pPr>
+              <w:spacing w:after="0"/>
+            </w:pPr>
+            <w:r>
+              <w:rPr>
+                <w:b w:val="false"/>
+                <w:bCs w:val="false"/>
+                <w:sz w:val="18"/>
+                <w:szCs w:val="18"/>
+              </w:rPr>
+              <w:t>前兆（ST_ZENCHOU）</w:t>
+            </w:r>
+          </w:p>
+        </w:tc>
+        <w:tc>
+          <w:tcPr>
+            <w:tcW w:type="dxa" w:w="5777"/>
+            <w:tcMar>
+              <w:top w:type="dxa" w:w="40"/>
+              <w:left w:type="dxa" w:w="80"/>
+              <w:bottom w:type="dxa" w:w="40"/>
+              <w:right w:type="dxa" w:w="80"/>
+            </w:tcMar>
+          </w:tcPr>
+          <w:p>
+            <w:pPr>
+              <w:spacing w:after="0"/>
+            </w:pPr>
+            <w:r>
+              <w:rPr>
+                <w:b w:val="false"/>
+                <w:bCs w:val="false"/>
+                <w:sz w:val="18"/>
+                <w:szCs w:val="18"/>
+              </w:rPr>
+              <w:t>GGに当選済みだが告知前。遊技としては通常時と同じ（ナビ無し・通常時の抽選テーブル）で、当選抽選だけ行わない。消化しきるとGGへ移り、そこが告知になる</w:t>
+            </w:r>
+          </w:p>
+        </w:tc>
+      </w:tr>
+      <w:tr>
+        <w:trPr>
+          <w:tblHeader w:val="false"/>
+        </w:trPr>
+        <w:tc>
+          <w:tcPr>
+            <w:tcW w:type="dxa" w:w="1083"/>
+            <w:tcMar>
+              <w:top w:type="dxa" w:w="40"/>
+              <w:left w:type="dxa" w:w="80"/>
+              <w:bottom w:type="dxa" w:w="40"/>
+              <w:right w:type="dxa" w:w="80"/>
+            </w:tcMar>
+          </w:tcPr>
+          <w:p>
+            <w:pPr>
+              <w:spacing w:after="0"/>
+            </w:pPr>
+            <w:r>
+              <w:rPr>
+                <w:b w:val="false"/>
+                <w:bCs w:val="false"/>
+                <w:sz w:val="18"/>
+                <w:szCs w:val="18"/>
+              </w:rPr>
               <w:t xml:space="preserve">1</w:t>
             </w:r>
           </w:p>
@@ -8470,7 +8550,7 @@
           <w:sz w:val="20"/>
           <w:szCs w:val="20"/>
         </w:rPr>
-        <w:t xml:space="preserve">レア役成立時、現在モードに応じた確率でGGへ直撃する。当選しなかった場合はモード昇格抽選を行う。高確以上は32Gで低確へ戻る（レア役で再延長）。</w:t>
+        <w:t>レア役成立時、現在モードに応じた確率でGGに当選する。当選してもその場では告知せず、前兆（2.7.5）を挟んでからGGへ突入する。当選しなかった場合はモード昇格抽選を行う。高確以上は32Gで低確へ戻る（レア役で再延長）。</w:t>
       </w:r>
     </w:p>
     <w:tbl>
@@ -8975,7 +9055,7 @@
           <w:sz w:val="18"/>
           <w:szCs w:val="18"/>
         </w:rPr>
-        <w:t xml:space="preserve">※ 神揃い（1/8192前後）はどの状態からでも即GG突入し、ストック+5。通常時1200G到達（天井）でもGG突入する。</w:t>
+        <w:t>※ 神揃い（1/8192前後）はどの状態からでも即GG突入し、ストック+5。フリーズがそのまま告知になるので前兆は挟まない。通常時1200G到達（天井）でもGG突入し、こちらも残りゲーム数で分かるので前兆を挟まない。前兆を挟むのはレア役からの当選だけである。</w:t>
       </w:r>
     </w:p>
     <w:p>
@@ -9199,7 +9279,7 @@
                 <w:sz w:val="18"/>
                 <w:szCs w:val="18"/>
               </w:rPr>
-              <w:t xml:space="preserve">現在状態</w:t>
+              <w:t>現在状態</w:t>
             </w:r>
           </w:p>
         </w:tc>
@@ -9225,7 +9305,7 @@
                 <w:sz w:val="18"/>
                 <w:szCs w:val="18"/>
               </w:rPr>
-              <w:t xml:space="preserve">契機</w:t>
+              <w:t>契機</w:t>
             </w:r>
           </w:p>
         </w:tc>
@@ -9251,7 +9331,7 @@
                 <w:sz w:val="18"/>
                 <w:szCs w:val="18"/>
               </w:rPr>
-              <w:t xml:space="preserve">遷移先</w:t>
+              <w:t>遷移先</w:t>
             </w:r>
           </w:p>
         </w:tc>
@@ -9277,7 +9357,7 @@
                 <w:sz w:val="18"/>
                 <w:szCs w:val="18"/>
               </w:rPr>
-              <w:t xml:space="preserve">付随処理</w:t>
+              <w:t>付随処理</w:t>
             </w:r>
           </w:p>
         </w:tc>
@@ -9307,7 +9387,7 @@
                 <w:sz w:val="18"/>
                 <w:szCs w:val="18"/>
               </w:rPr>
-              <w:t xml:space="preserve">通常</w:t>
+              <w:t>通常</w:t>
             </w:r>
           </w:p>
         </w:tc>
@@ -9332,7 +9412,7 @@
                 <w:sz w:val="18"/>
                 <w:szCs w:val="18"/>
               </w:rPr>
-              <w:t xml:space="preserve">レア役でGG当選</w:t>
+              <w:t>レア役でGG当選</w:t>
             </w:r>
           </w:p>
         </w:tc>
@@ -9357,7 +9437,7 @@
                 <w:sz w:val="18"/>
                 <w:szCs w:val="18"/>
               </w:rPr>
-              <w:t xml:space="preserve">GG</w:t>
+              <w:t>前兆</w:t>
             </w:r>
           </w:p>
         </w:tc>
@@ -9382,7 +9462,7 @@
                 <w:sz w:val="18"/>
                 <w:szCs w:val="18"/>
               </w:rPr>
-              <w:t xml:space="preserve">ストック=max(1, 現在値)、天井・モードリセット</w:t>
+              <w:t>前兆ゲーム数（4〜24G）を抽選。遊技は通常のまま続く</w:t>
             </w:r>
           </w:p>
         </w:tc>
@@ -9412,7 +9492,7 @@
                 <w:sz w:val="18"/>
                 <w:szCs w:val="18"/>
               </w:rPr>
-              <w:t xml:space="preserve">通常</w:t>
+              <w:t>前兆</w:t>
             </w:r>
           </w:p>
         </w:tc>
@@ -9437,7 +9517,7 @@
                 <w:sz w:val="18"/>
                 <w:szCs w:val="18"/>
               </w:rPr>
-              <w:t xml:space="preserve">1200G到達（天井）</w:t>
+              <w:t>前兆を消化</w:t>
             </w:r>
           </w:p>
         </w:tc>
@@ -9462,7 +9542,7 @@
                 <w:sz w:val="18"/>
                 <w:szCs w:val="18"/>
               </w:rPr>
-              <w:t xml:space="preserve">GG</w:t>
+              <w:t>GG</w:t>
             </w:r>
           </w:p>
         </w:tc>
@@ -9487,7 +9567,7 @@
                 <w:sz w:val="18"/>
                 <w:szCs w:val="18"/>
               </w:rPr>
-              <w:t xml:space="preserve">同上</w:t>
+              <w:t>ストック=max(1, 現在値)、天井・モードリセット（＝告知）</w:t>
             </w:r>
           </w:p>
         </w:tc>
@@ -9517,7 +9597,7 @@
                 <w:sz w:val="18"/>
                 <w:szCs w:val="18"/>
               </w:rPr>
-              <w:t xml:space="preserve">通常／GG／AT</w:t>
+              <w:t>前兆</w:t>
             </w:r>
           </w:p>
         </w:tc>
@@ -9542,7 +9622,7 @@
                 <w:sz w:val="18"/>
                 <w:szCs w:val="18"/>
               </w:rPr>
-              <w:t xml:space="preserve">神揃い</w:t>
+              <w:t>1200G到達（天井）</w:t>
             </w:r>
           </w:p>
         </w:tc>
@@ -9567,7 +9647,7 @@
                 <w:sz w:val="18"/>
                 <w:szCs w:val="18"/>
               </w:rPr>
-              <w:t xml:space="preserve">GG</w:t>
+              <w:t>GG</w:t>
             </w:r>
           </w:p>
         </w:tc>
@@ -9592,7 +9672,7 @@
                 <w:sz w:val="18"/>
                 <w:szCs w:val="18"/>
               </w:rPr>
-              <w:t xml:space="preserve">ストック+5 のうえ同上</w:t>
+              <w:t>天井の約束を守るため前兆を打ち切って突入</w:t>
             </w:r>
           </w:p>
         </w:tc>
@@ -9622,7 +9702,7 @@
                 <w:sz w:val="18"/>
                 <w:szCs w:val="18"/>
               </w:rPr>
-              <w:t xml:space="preserve">GG</w:t>
+              <w:t>通常</w:t>
             </w:r>
           </w:p>
         </w:tc>
@@ -9647,7 +9727,7 @@
                 <w:sz w:val="18"/>
                 <w:szCs w:val="18"/>
               </w:rPr>
-              <w:t xml:space="preserve">10G消化</w:t>
+              <w:t>1200G到達（天井）</w:t>
             </w:r>
           </w:p>
         </w:tc>
@@ -9672,7 +9752,7 @@
                 <w:sz w:val="18"/>
                 <w:szCs w:val="18"/>
               </w:rPr>
-              <w:t xml:space="preserve">AT</w:t>
+              <w:t>GG</w:t>
             </w:r>
           </w:p>
         </w:tc>
@@ -9697,7 +9777,7 @@
                 <w:sz w:val="18"/>
                 <w:szCs w:val="18"/>
               </w:rPr>
-              <w:t xml:space="preserve">ストック-1、AT残=50</w:t>
+              <w:t>ストック=max(1, 現在値)、天井・モードリセット。前兆は挟まない</w:t>
             </w:r>
           </w:p>
         </w:tc>
@@ -9727,7 +9807,7 @@
                 <w:sz w:val="18"/>
                 <w:szCs w:val="18"/>
               </w:rPr>
-              <w:t xml:space="preserve">AT</w:t>
+              <w:t>通常／前兆／GG／AT</w:t>
             </w:r>
           </w:p>
         </w:tc>
@@ -9752,7 +9832,7 @@
                 <w:sz w:val="18"/>
                 <w:szCs w:val="18"/>
               </w:rPr>
-              <w:t xml:space="preserve">残0 かつ ストック&gt;0</w:t>
+              <w:t>神揃い</w:t>
             </w:r>
           </w:p>
         </w:tc>
@@ -9777,7 +9857,7 @@
                 <w:sz w:val="18"/>
                 <w:szCs w:val="18"/>
               </w:rPr>
-              <w:t xml:space="preserve">AT</w:t>
+              <w:t>GG</w:t>
             </w:r>
           </w:p>
         </w:tc>
@@ -9802,7 +9882,7 @@
                 <w:sz w:val="18"/>
                 <w:szCs w:val="18"/>
               </w:rPr>
-              <w:t xml:space="preserve">ストック-1、AT残=50（放出）</w:t>
+              <w:t>ストック+5 のうえ同上。前兆は挟まない</w:t>
             </w:r>
           </w:p>
         </w:tc>
@@ -9832,7 +9912,7 @@
                 <w:sz w:val="18"/>
                 <w:szCs w:val="18"/>
               </w:rPr>
-              <w:t xml:space="preserve">AT</w:t>
+              <w:t>GG</w:t>
             </w:r>
           </w:p>
         </w:tc>
@@ -9857,7 +9937,7 @@
                 <w:sz w:val="18"/>
                 <w:szCs w:val="18"/>
               </w:rPr>
-              <w:t xml:space="preserve">残0 かつ ストック=0</w:t>
+              <w:t>10G消化</w:t>
             </w:r>
           </w:p>
         </w:tc>
@@ -9882,7 +9962,7 @@
                 <w:sz w:val="18"/>
                 <w:szCs w:val="18"/>
               </w:rPr>
-              <w:t xml:space="preserve">通常</w:t>
+              <w:t>AT</w:t>
             </w:r>
           </w:p>
         </w:tc>
@@ -9907,7 +9987,217 @@
                 <w:sz w:val="18"/>
                 <w:szCs w:val="18"/>
               </w:rPr>
-              <w:t xml:space="preserve">モード低確、天井カウンタ0</w:t>
+              <w:t>ストック-1、AT残=50</w:t>
+            </w:r>
+          </w:p>
+        </w:tc>
+      </w:tr>
+      <w:tr>
+        <w:trPr>
+          <w:tblHeader w:val="false"/>
+        </w:trPr>
+        <w:tc>
+          <w:tcPr>
+            <w:tcW w:type="dxa" w:w="1805"/>
+            <w:tcMar>
+              <w:top w:type="dxa" w:w="40"/>
+              <w:left w:type="dxa" w:w="80"/>
+              <w:bottom w:type="dxa" w:w="40"/>
+              <w:right w:type="dxa" w:w="80"/>
+            </w:tcMar>
+          </w:tcPr>
+          <w:p>
+            <w:pPr>
+              <w:spacing w:after="0"/>
+            </w:pPr>
+            <w:r>
+              <w:rPr>
+                <w:b w:val="false"/>
+                <w:bCs w:val="false"/>
+                <w:sz w:val="18"/>
+                <w:szCs w:val="18"/>
+              </w:rPr>
+              <w:t>AT</w:t>
+            </w:r>
+          </w:p>
+        </w:tc>
+        <w:tc>
+          <w:tcPr>
+            <w:tcW w:type="dxa" w:w="2347"/>
+            <w:tcMar>
+              <w:top w:type="dxa" w:w="40"/>
+              <w:left w:type="dxa" w:w="80"/>
+              <w:bottom w:type="dxa" w:w="40"/>
+              <w:right w:type="dxa" w:w="80"/>
+            </w:tcMar>
+          </w:tcPr>
+          <w:p>
+            <w:pPr>
+              <w:spacing w:after="0"/>
+            </w:pPr>
+            <w:r>
+              <w:rPr>
+                <w:b w:val="false"/>
+                <w:bCs w:val="false"/>
+                <w:sz w:val="18"/>
+                <w:szCs w:val="18"/>
+              </w:rPr>
+              <w:t>残0 かつ ストック&gt;0</w:t>
+            </w:r>
+          </w:p>
+        </w:tc>
+        <w:tc>
+          <w:tcPr>
+            <w:tcW w:type="dxa" w:w="1444"/>
+            <w:tcMar>
+              <w:top w:type="dxa" w:w="40"/>
+              <w:left w:type="dxa" w:w="80"/>
+              <w:bottom w:type="dxa" w:w="40"/>
+              <w:right w:type="dxa" w:w="80"/>
+            </w:tcMar>
+          </w:tcPr>
+          <w:p>
+            <w:pPr>
+              <w:spacing w:after="0"/>
+            </w:pPr>
+            <w:r>
+              <w:rPr>
+                <w:b w:val="false"/>
+                <w:bCs w:val="false"/>
+                <w:sz w:val="18"/>
+                <w:szCs w:val="18"/>
+              </w:rPr>
+              <w:t>AT</w:t>
+            </w:r>
+          </w:p>
+        </w:tc>
+        <w:tc>
+          <w:tcPr>
+            <w:tcW w:type="dxa" w:w="3430"/>
+            <w:tcMar>
+              <w:top w:type="dxa" w:w="40"/>
+              <w:left w:type="dxa" w:w="80"/>
+              <w:bottom w:type="dxa" w:w="40"/>
+              <w:right w:type="dxa" w:w="80"/>
+            </w:tcMar>
+          </w:tcPr>
+          <w:p>
+            <w:pPr>
+              <w:spacing w:after="0"/>
+            </w:pPr>
+            <w:r>
+              <w:rPr>
+                <w:b w:val="false"/>
+                <w:bCs w:val="false"/>
+                <w:sz w:val="18"/>
+                <w:szCs w:val="18"/>
+              </w:rPr>
+              <w:t>ストック-1、AT残=50（放出）</w:t>
+            </w:r>
+          </w:p>
+        </w:tc>
+      </w:tr>
+      <w:tr>
+        <w:trPr>
+          <w:tblHeader w:val="false"/>
+        </w:trPr>
+        <w:tc>
+          <w:tcPr>
+            <w:tcW w:type="dxa" w:w="1805"/>
+            <w:tcMar>
+              <w:top w:type="dxa" w:w="40"/>
+              <w:left w:type="dxa" w:w="80"/>
+              <w:bottom w:type="dxa" w:w="40"/>
+              <w:right w:type="dxa" w:w="80"/>
+            </w:tcMar>
+          </w:tcPr>
+          <w:p>
+            <w:pPr>
+              <w:spacing w:after="0"/>
+            </w:pPr>
+            <w:r>
+              <w:rPr>
+                <w:b w:val="false"/>
+                <w:bCs w:val="false"/>
+                <w:sz w:val="18"/>
+                <w:szCs w:val="18"/>
+              </w:rPr>
+              <w:t>AT</w:t>
+            </w:r>
+          </w:p>
+        </w:tc>
+        <w:tc>
+          <w:tcPr>
+            <w:tcW w:type="dxa" w:w="2347"/>
+            <w:tcMar>
+              <w:top w:type="dxa" w:w="40"/>
+              <w:left w:type="dxa" w:w="80"/>
+              <w:bottom w:type="dxa" w:w="40"/>
+              <w:right w:type="dxa" w:w="80"/>
+            </w:tcMar>
+          </w:tcPr>
+          <w:p>
+            <w:pPr>
+              <w:spacing w:after="0"/>
+            </w:pPr>
+            <w:r>
+              <w:rPr>
+                <w:b w:val="false"/>
+                <w:bCs w:val="false"/>
+                <w:sz w:val="18"/>
+                <w:szCs w:val="18"/>
+              </w:rPr>
+              <w:t>残0 かつ ストック=0</w:t>
+            </w:r>
+          </w:p>
+        </w:tc>
+        <w:tc>
+          <w:tcPr>
+            <w:tcW w:type="dxa" w:w="1444"/>
+            <w:tcMar>
+              <w:top w:type="dxa" w:w="40"/>
+              <w:left w:type="dxa" w:w="80"/>
+              <w:bottom w:type="dxa" w:w="40"/>
+              <w:right w:type="dxa" w:w="80"/>
+            </w:tcMar>
+          </w:tcPr>
+          <w:p>
+            <w:pPr>
+              <w:spacing w:after="0"/>
+            </w:pPr>
+            <w:r>
+              <w:rPr>
+                <w:b w:val="false"/>
+                <w:bCs w:val="false"/>
+                <w:sz w:val="18"/>
+                <w:szCs w:val="18"/>
+              </w:rPr>
+              <w:t>通常</w:t>
+            </w:r>
+          </w:p>
+        </w:tc>
+        <w:tc>
+          <w:tcPr>
+            <w:tcW w:type="dxa" w:w="3430"/>
+            <w:tcMar>
+              <w:top w:type="dxa" w:w="40"/>
+              <w:left w:type="dxa" w:w="80"/>
+              <w:bottom w:type="dxa" w:w="40"/>
+              <w:right w:type="dxa" w:w="80"/>
+            </w:tcMar>
+          </w:tcPr>
+          <w:p>
+            <w:pPr>
+              <w:spacing w:after="0"/>
+            </w:pPr>
+            <w:r>
+              <w:rPr>
+                <w:b w:val="false"/>
+                <w:bCs w:val="false"/>
+                <w:sz w:val="18"/>
+                <w:szCs w:val="18"/>
+              </w:rPr>
+              <w:t>モード低確、天井カウンタ0</w:t>
             </w:r>
           </w:p>
         </w:tc>
@@ -11347,7 +11637,7 @@
           <w:sz w:val="20"/>
           <w:szCs w:val="20"/>
         </w:rPr>
-        <w:t xml:space="preserve">下表は設定ごとに8000万ゲームを試行した実測値である（--ladder で再現できる）。</w:t>
+        <w:t>下表は設定ごとに2000万ゲームを試行した実測値である（--ladder --games 20000000 --seed 7 で再現できる）。</w:t>
       </w:r>
     </w:p>
     <w:tbl>
@@ -11583,7 +11873,7 @@
                 <w:sz w:val="18"/>
                 <w:szCs w:val="18"/>
               </w:rPr>
-              <w:t xml:space="preserve">機械割</w:t>
+              <w:t>機械割</w:t>
             </w:r>
           </w:p>
         </w:tc>
@@ -11608,7 +11898,7 @@
                 <w:sz w:val="18"/>
                 <w:szCs w:val="18"/>
               </w:rPr>
-              <w:t xml:space="preserve">97.7%</w:t>
+              <w:t>97.6%</w:t>
             </w:r>
           </w:p>
         </w:tc>
@@ -11633,7 +11923,7 @@
                 <w:sz w:val="18"/>
                 <w:szCs w:val="18"/>
               </w:rPr>
-              <w:t xml:space="preserve">99.8%</w:t>
+              <w:t>99.2%</w:t>
             </w:r>
           </w:p>
         </w:tc>
@@ -11658,7 +11948,7 @@
                 <w:sz w:val="18"/>
                 <w:szCs w:val="18"/>
               </w:rPr>
-              <w:t xml:space="preserve">102.2%</w:t>
+              <w:t>102.1%</w:t>
             </w:r>
           </w:p>
         </w:tc>
@@ -11683,7 +11973,7 @@
                 <w:sz w:val="18"/>
                 <w:szCs w:val="18"/>
               </w:rPr>
-              <w:t xml:space="preserve">105.6%</w:t>
+              <w:t>105.5%</w:t>
             </w:r>
           </w:p>
         </w:tc>
@@ -11708,7 +11998,7 @@
                 <w:sz w:val="18"/>
                 <w:szCs w:val="18"/>
               </w:rPr>
-              <w:t xml:space="preserve">109.4%</w:t>
+              <w:t>108.8%</w:t>
             </w:r>
           </w:p>
         </w:tc>
@@ -11733,7 +12023,7 @@
                 <w:sz w:val="18"/>
                 <w:szCs w:val="18"/>
               </w:rPr>
-              <w:t xml:space="preserve">114.0%</w:t>
+              <w:t>113.1%</w:t>
             </w:r>
           </w:p>
         </w:tc>
@@ -11749,7 +12039,7 @@
           <w:sz w:val="18"/>
           <w:szCs w:val="18"/>
         </w:rPr>
-        <w:t xml:space="preserve">※ 隣接設定の差は +2.2 / +2.4 / +3.4 / +3.9 / +4.6 ポイントで、設定を1つ上げるほど伸びが大きい順に並ぶ（逆転は無い）。抽選テーブルを変更したら --ladder で6設定を測り直すこと。1万G程度の単発集計は±10%以上ぶれるため設定差の判断には使えない。</w:t>
+        <w:t>※ 設定1→6で機械割は単調に増加し、どこにも逆転は無い（隣接設定の差は測定ごとに前後する）。当選しても前兆（2.7.5）を挟むぶん通常遊技が伸びるので、前兆が無い場合に比べて設定1で0.39・設定6で0.66ポイント低い（当たりやすい設定ほど前兆の回数が多く、よく削れる）。抽選テーブルや前兆ゲーム数を変更したら --ladder で測り直し、逆転が出ていないか確認すること。</w:t>
       </w:r>
     </w:p>
     <w:p>
@@ -11852,7 +12142,7 @@
           <w:sz w:val="20"/>
           <w:szCs w:val="20"/>
         </w:rPr>
-        <w:t>秘匿情報：内部モード（低確／高確／超高確）も当該ゲームの当否も送信しない。副制御は受信履歴から独自に推測するしかなく、確実に言えるのは 0x20 の神揃いと、0x41 から数え直した天井到達だけである。</w:t>
+        <w:t>秘匿情報：内部モード（低確／高確／超高確）も当該ゲームの当否も送信しない。ただし前兆は遊技状態そのものなので、0x11／0x42／0x50 のデータとして副制御にも届く（コマンド種別は増やしていない）。副制御はそれを連続予告に使うが、告知はあくまで0x50でGGに移った時点で行う。</w:t>
       </w:r>
     </w:p>
     <w:p>
@@ -16505,7 +16795,7 @@
                 <w:sz w:val="18"/>
                 <w:szCs w:val="18"/>
               </w:rPr>
-              <w:t xml:space="preserve">レバーON</w:t>
+              <w:t>レバーON</w:t>
             </w:r>
           </w:p>
         </w:tc>
@@ -16530,7 +16820,7 @@
                 <w:sz w:val="18"/>
                 <w:szCs w:val="18"/>
               </w:rPr>
-              <w:t xml:space="preserve">0x30 リール回転</w:t>
+              <w:t>0x30 リール回転</w:t>
             </w:r>
           </w:p>
         </w:tc>
@@ -16555,7 +16845,7 @@
                 <w:sz w:val="18"/>
                 <w:szCs w:val="18"/>
               </w:rPr>
-              <w:t xml:space="preserve">0x20で受けた成立役から今ゲームの予告プランを決め、レバーON時点の演出を出す（lever）。神揃いならフリーズ演出（freeze）</w:t>
+              <w:t>連続予告の最中なら何ゲーム目かでランクを決めて必ず出す。そうでなければ 0x20 で受けた成立役と見立てから今ゲームの予告プランを決める（lever）。神揃いならフリーズ演出（freeze）</w:t>
             </w:r>
           </w:p>
         </w:tc>
@@ -17502,6 +17792,166 @@
                 <w:sz w:val="18"/>
                 <w:szCs w:val="18"/>
               </w:rPr>
+              <w:t>chain</w:t>
+            </w:r>
+          </w:p>
+        </w:tc>
+        <w:tc>
+          <w:tcPr>
+            <w:tcW w:type="dxa" w:w="4152"/>
+            <w:tcMar>
+              <w:top w:type="dxa" w:w="40"/>
+              <w:left w:type="dxa" w:w="80"/>
+              <w:bottom w:type="dxa" w:w="40"/>
+              <w:right w:type="dxa" w:w="80"/>
+            </w:tcMar>
+          </w:tcPr>
+          <w:p>
+            <w:pPr>
+              <w:spacing w:after="0"/>
+            </w:pPr>
+            <w:r>
+              <w:rPr>
+                <w:b w:val="false"/>
+                <w:bCs w:val="false"/>
+                <w:sz w:val="18"/>
+                <w:szCs w:val="18"/>
+              </w:rPr>
+              <w:t>連続予告の経過ゲーム数（0=連続していない）</w:t>
+            </w:r>
+          </w:p>
+        </w:tc>
+        <w:tc>
+          <w:tcPr>
+            <w:tcW w:type="dxa" w:w="3249"/>
+            <w:tcMar>
+              <w:top w:type="dxa" w:w="40"/>
+              <w:left w:type="dxa" w:w="80"/>
+              <w:bottom w:type="dxa" w:w="40"/>
+              <w:right w:type="dxa" w:w="80"/>
+            </w:tcMar>
+          </w:tcPr>
+          <w:p>
+            <w:pPr>
+              <w:spacing w:after="0"/>
+            </w:pPr>
+            <w:r>
+              <w:rPr>
+                <w:b w:val="false"/>
+                <w:bCs w:val="false"/>
+                <w:sz w:val="18"/>
+                <w:szCs w:val="18"/>
+              </w:rPr>
+              <w:t>0x30 リール回転</w:t>
+            </w:r>
+          </w:p>
+        </w:tc>
+      </w:tr>
+      <w:tr>
+        <w:trPr>
+          <w:tblHeader w:val="false"/>
+        </w:trPr>
+        <w:tc>
+          <w:tcPr>
+            <w:tcW w:type="dxa" w:w="1625"/>
+            <w:tcMar>
+              <w:top w:type="dxa" w:w="40"/>
+              <w:left w:type="dxa" w:w="80"/>
+              <w:bottom w:type="dxa" w:w="40"/>
+              <w:right w:type="dxa" w:w="80"/>
+            </w:tcMar>
+          </w:tcPr>
+          <w:p>
+            <w:pPr>
+              <w:spacing w:after="0"/>
+            </w:pPr>
+            <w:r>
+              <w:rPr>
+                <w:b w:val="false"/>
+                <w:bCs w:val="false"/>
+                <w:sz w:val="18"/>
+                <w:szCs w:val="18"/>
+              </w:rPr>
+              <w:t>fake_left</w:t>
+            </w:r>
+          </w:p>
+        </w:tc>
+        <w:tc>
+          <w:tcPr>
+            <w:tcW w:type="dxa" w:w="4152"/>
+            <w:tcMar>
+              <w:top w:type="dxa" w:w="40"/>
+              <w:left w:type="dxa" w:w="80"/>
+              <w:bottom w:type="dxa" w:w="40"/>
+              <w:right w:type="dxa" w:w="80"/>
+            </w:tcMar>
+          </w:tcPr>
+          <w:p>
+            <w:pPr>
+              <w:spacing w:after="0"/>
+            </w:pPr>
+            <w:r>
+              <w:rPr>
+                <w:b w:val="false"/>
+                <w:bCs w:val="false"/>
+                <w:sz w:val="18"/>
+                <w:szCs w:val="18"/>
+              </w:rPr>
+              <w:t>ガセ前兆の残ゲーム数（本前兆は主制御の状態で分かる）</w:t>
+            </w:r>
+          </w:p>
+        </w:tc>
+        <w:tc>
+          <w:tcPr>
+            <w:tcW w:type="dxa" w:w="3249"/>
+            <w:tcMar>
+              <w:top w:type="dxa" w:w="40"/>
+              <w:left w:type="dxa" w:w="80"/>
+              <w:bottom w:type="dxa" w:w="40"/>
+              <w:right w:type="dxa" w:w="80"/>
+            </w:tcMar>
+          </w:tcPr>
+          <w:p>
+            <w:pPr>
+              <w:spacing w:after="0"/>
+            </w:pPr>
+            <w:r>
+              <w:rPr>
+                <w:b w:val="false"/>
+                <w:bCs w:val="false"/>
+                <w:sz w:val="18"/>
+                <w:szCs w:val="18"/>
+              </w:rPr>
+              <w:t>レア役で抽選、0x41 遊技終了で1減る</w:t>
+            </w:r>
+          </w:p>
+        </w:tc>
+      </w:tr>
+      <w:tr>
+        <w:trPr>
+          <w:tblHeader w:val="false"/>
+        </w:trPr>
+        <w:tc>
+          <w:tcPr>
+            <w:tcW w:type="dxa" w:w="1625"/>
+            <w:tcMar>
+              <w:top w:type="dxa" w:w="40"/>
+              <w:left w:type="dxa" w:w="80"/>
+              <w:bottom w:type="dxa" w:w="40"/>
+              <w:right w:type="dxa" w:w="80"/>
+            </w:tcMar>
+          </w:tcPr>
+          <w:p>
+            <w:pPr>
+              <w:spacing w:after="0"/>
+            </w:pPr>
+            <w:r>
+              <w:rPr>
+                <w:b w:val="false"/>
+                <w:bCs w:val="false"/>
+                <w:sz w:val="18"/>
+                <w:szCs w:val="18"/>
+              </w:rPr>
               <w:t>stops</w:t>
             </w:r>
           </w:p>
@@ -18523,7 +18973,7 @@
                 <w:sz w:val="18"/>
                 <w:szCs w:val="18"/>
               </w:rPr>
-              <w:t>GG突入／AT終了を検出。GG突入でheatと天井カウンタを0に戻す</w:t>
+              <w:t>前兆突入／GG突入／AT終了を検出。GG突入でheat・天井カウンタ・連続予告を0に戻す</w:t>
             </w:r>
           </w:p>
         </w:tc>
@@ -18548,7 +18998,7 @@
                 <w:sz w:val="18"/>
                 <w:szCs w:val="18"/>
               </w:rPr>
-              <w:t>gg_start ／ at_end{total}</w:t>
+              <w:t>gg_start（前兆から来たときはこれが告知）／ at_end{total}</w:t>
             </w:r>
           </w:p>
         </w:tc>
@@ -22688,6 +23138,856 @@
           <w:szCs w:val="20"/>
         </w:rPr>
         <w:t>例：最終ランク=赤、最後に出す時点=第3停止、段階数=3 のとき、プランは [なし, 青, 緑, 赤] となり、第1停止で青、第2停止で緑、第3停止で赤へ上がるステップアップ予告になる。この (最終ランク, 最後に出す時点, 段階数) の組に通し番号を振ったものが予告パターン番号で、全41通り（0 = 演出なし）。選んだ番号は lever イベントと試験用モニタへ出す。</w:t>
+      </w:r>
+    </w:p>
+    <w:p>
+      <w:pPr>
+        <w:spacing w:after="60"/>
+      </w:pPr>
+      <w:r>
+        <w:rPr>
+          <w:sz w:val="20"/>
+          <w:szCs w:val="20"/>
+        </w:rPr>
+        <w:t xml:space="preserve">(5) 連続予告（前兆演出）</w:t>
+      </w:r>
+    </w:p>
+    <w:p>
+      <w:pPr>
+        <w:spacing w:after="60"/>
+      </w:pPr>
+      <w:r>
+        <w:rPr>
+          <w:sz w:val="20"/>
+          <w:szCs w:val="20"/>
+        </w:rPr>
+        <w:t xml:space="preserve">主制御が前兆に入ると 0x50／0x42 で「前兆」状態が届く。その間は (2) のランク抽選を使わず、連続して何ゲーム目かだけで下表の重みからランクを決め、毎ゲーム必ず予告を出す。告知（0x50 でGGへ移る）が来た時点で連続予告は終わる。</w:t>
+      </w:r>
+    </w:p>
+    <w:tbl>
+      <w:tblPr>
+        <w:tblW w:type="dxa" w:w="9026"/>
+        <w:tblBorders>
+          <w:top w:val="single" w:color="auto" w:sz="4"/>
+          <w:left w:val="single" w:color="auto" w:sz="4"/>
+          <w:bottom w:val="single" w:color="auto" w:sz="4"/>
+          <w:right w:val="single" w:color="auto" w:sz="4"/>
+          <w:insideH w:val="single" w:color="auto" w:sz="4"/>
+          <w:insideV w:val="single" w:color="auto" w:sz="4"/>
+        </w:tblBorders>
+      </w:tblPr>
+      <w:tblGrid>
+        <w:gridCol w:w="1805"/>
+        <w:gridCol w:w="1444"/>
+        <w:gridCol w:w="1444"/>
+        <w:gridCol w:w="1444"/>
+        <w:gridCol w:w="1444"/>
+        <w:gridCol w:w="1445"/>
+      </w:tblGrid>
+      <w:tr>
+        <w:trPr>
+          <w:tblHeader/>
+        </w:trPr>
+        <w:tc>
+          <w:tcPr>
+            <w:tcW w:type="dxa" w:w="1805"/>
+            <w:shd w:fill="EFEAE0" w:val="clear"/>
+            <w:tcMar>
+              <w:top w:type="dxa" w:w="40"/>
+              <w:left w:type="dxa" w:w="80"/>
+              <w:bottom w:type="dxa" w:w="40"/>
+              <w:right w:type="dxa" w:w="80"/>
+            </w:tcMar>
+          </w:tcPr>
+          <w:p>
+            <w:pPr>
+              <w:spacing w:after="0"/>
+            </w:pPr>
+            <w:r>
+              <w:rPr>
+                <w:b/>
+                <w:bCs/>
+                <w:sz w:val="18"/>
+                <w:szCs w:val="18"/>
+              </w:rPr>
+              <w:t>連続ゲーム目</w:t>
+            </w:r>
+          </w:p>
+        </w:tc>
+        <w:tc>
+          <w:tcPr>
+            <w:tcW w:type="dxa" w:w="1444"/>
+            <w:shd w:fill="EFEAE0" w:val="clear"/>
+            <w:tcMar>
+              <w:top w:type="dxa" w:w="40"/>
+              <w:left w:type="dxa" w:w="80"/>
+              <w:bottom w:type="dxa" w:w="40"/>
+              <w:right w:type="dxa" w:w="80"/>
+            </w:tcMar>
+          </w:tcPr>
+          <w:p>
+            <w:pPr>
+              <w:spacing w:after="0"/>
+            </w:pPr>
+            <w:r>
+              <w:rPr>
+                <w:b/>
+                <w:bCs/>
+                <w:sz w:val="18"/>
+                <w:szCs w:val="18"/>
+              </w:rPr>
+              <w:t>白</w:t>
+            </w:r>
+          </w:p>
+        </w:tc>
+        <w:tc>
+          <w:tcPr>
+            <w:tcW w:type="dxa" w:w="1444"/>
+            <w:shd w:fill="EFEAE0" w:val="clear"/>
+            <w:tcMar>
+              <w:top w:type="dxa" w:w="40"/>
+              <w:left w:type="dxa" w:w="80"/>
+              <w:bottom w:type="dxa" w:w="40"/>
+              <w:right w:type="dxa" w:w="80"/>
+            </w:tcMar>
+          </w:tcPr>
+          <w:p>
+            <w:pPr>
+              <w:spacing w:after="0"/>
+            </w:pPr>
+            <w:r>
+              <w:rPr>
+                <w:b/>
+                <w:bCs/>
+                <w:sz w:val="18"/>
+                <w:szCs w:val="18"/>
+              </w:rPr>
+              <w:t>青</w:t>
+            </w:r>
+          </w:p>
+        </w:tc>
+        <w:tc>
+          <w:tcPr>
+            <w:tcW w:type="dxa" w:w="1444"/>
+            <w:shd w:fill="EFEAE0" w:val="clear"/>
+            <w:tcMar>
+              <w:top w:type="dxa" w:w="40"/>
+              <w:left w:type="dxa" w:w="80"/>
+              <w:bottom w:type="dxa" w:w="40"/>
+              <w:right w:type="dxa" w:w="80"/>
+            </w:tcMar>
+          </w:tcPr>
+          <w:p>
+            <w:pPr>
+              <w:spacing w:after="0"/>
+            </w:pPr>
+            <w:r>
+              <w:rPr>
+                <w:b/>
+                <w:bCs/>
+                <w:sz w:val="18"/>
+                <w:szCs w:val="18"/>
+              </w:rPr>
+              <w:t>緑</w:t>
+            </w:r>
+          </w:p>
+        </w:tc>
+        <w:tc>
+          <w:tcPr>
+            <w:tcW w:type="dxa" w:w="1444"/>
+            <w:shd w:fill="EFEAE0" w:val="clear"/>
+            <w:tcMar>
+              <w:top w:type="dxa" w:w="40"/>
+              <w:left w:type="dxa" w:w="80"/>
+              <w:bottom w:type="dxa" w:w="40"/>
+              <w:right w:type="dxa" w:w="80"/>
+            </w:tcMar>
+          </w:tcPr>
+          <w:p>
+            <w:pPr>
+              <w:spacing w:after="0"/>
+            </w:pPr>
+            <w:r>
+              <w:rPr>
+                <w:b/>
+                <w:bCs/>
+                <w:sz w:val="18"/>
+                <w:szCs w:val="18"/>
+              </w:rPr>
+              <w:t>赤</w:t>
+            </w:r>
+          </w:p>
+        </w:tc>
+        <w:tc>
+          <w:tcPr>
+            <w:tcW w:type="dxa" w:w="1445"/>
+            <w:shd w:fill="EFEAE0" w:val="clear"/>
+            <w:tcMar>
+              <w:top w:type="dxa" w:w="40"/>
+              <w:left w:type="dxa" w:w="80"/>
+              <w:bottom w:type="dxa" w:w="40"/>
+              <w:right w:type="dxa" w:w="80"/>
+            </w:tcMar>
+          </w:tcPr>
+          <w:p>
+            <w:pPr>
+              <w:spacing w:after="0"/>
+            </w:pPr>
+            <w:r>
+              <w:rPr>
+                <w:b/>
+                <w:bCs/>
+                <w:sz w:val="18"/>
+                <w:szCs w:val="18"/>
+              </w:rPr>
+              <w:t>金</w:t>
+            </w:r>
+          </w:p>
+        </w:tc>
+      </w:tr>
+      <w:tr>
+        <w:trPr>
+          <w:tblHeader w:val="false"/>
+        </w:trPr>
+        <w:tc>
+          <w:tcPr>
+            <w:tcW w:type="dxa" w:w="1805"/>
+            <w:tcMar>
+              <w:top w:type="dxa" w:w="40"/>
+              <w:left w:type="dxa" w:w="80"/>
+              <w:bottom w:type="dxa" w:w="40"/>
+              <w:right w:type="dxa" w:w="80"/>
+            </w:tcMar>
+          </w:tcPr>
+          <w:p>
+            <w:pPr>
+              <w:spacing w:after="0"/>
+            </w:pPr>
+            <w:r>
+              <w:rPr>
+                <w:b w:val="false"/>
+                <w:bCs w:val="false"/>
+                <w:sz w:val="18"/>
+                <w:szCs w:val="18"/>
+              </w:rPr>
+              <w:t>1ゲーム目</w:t>
+            </w:r>
+          </w:p>
+        </w:tc>
+        <w:tc>
+          <w:tcPr>
+            <w:tcW w:type="dxa" w:w="1444"/>
+            <w:tcMar>
+              <w:top w:type="dxa" w:w="40"/>
+              <w:left w:type="dxa" w:w="80"/>
+              <w:bottom w:type="dxa" w:w="40"/>
+              <w:right w:type="dxa" w:w="80"/>
+            </w:tcMar>
+          </w:tcPr>
+          <w:p>
+            <w:pPr>
+              <w:spacing w:after="0"/>
+            </w:pPr>
+            <w:r>
+              <w:rPr>
+                <w:b w:val="false"/>
+                <w:bCs w:val="false"/>
+                <w:sz w:val="18"/>
+                <w:szCs w:val="18"/>
+              </w:rPr>
+              <w:t>60</w:t>
+            </w:r>
+          </w:p>
+        </w:tc>
+        <w:tc>
+          <w:tcPr>
+            <w:tcW w:type="dxa" w:w="1444"/>
+            <w:tcMar>
+              <w:top w:type="dxa" w:w="40"/>
+              <w:left w:type="dxa" w:w="80"/>
+              <w:bottom w:type="dxa" w:w="40"/>
+              <w:right w:type="dxa" w:w="80"/>
+            </w:tcMar>
+          </w:tcPr>
+          <w:p>
+            <w:pPr>
+              <w:spacing w:after="0"/>
+            </w:pPr>
+            <w:r>
+              <w:rPr>
+                <w:b w:val="false"/>
+                <w:bCs w:val="false"/>
+                <w:sz w:val="18"/>
+                <w:szCs w:val="18"/>
+              </w:rPr>
+              <w:t>30</w:t>
+            </w:r>
+          </w:p>
+        </w:tc>
+        <w:tc>
+          <w:tcPr>
+            <w:tcW w:type="dxa" w:w="1444"/>
+            <w:tcMar>
+              <w:top w:type="dxa" w:w="40"/>
+              <w:left w:type="dxa" w:w="80"/>
+              <w:bottom w:type="dxa" w:w="40"/>
+              <w:right w:type="dxa" w:w="80"/>
+            </w:tcMar>
+          </w:tcPr>
+          <w:p>
+            <w:pPr>
+              <w:spacing w:after="0"/>
+            </w:pPr>
+            <w:r>
+              <w:rPr>
+                <w:b w:val="false"/>
+                <w:bCs w:val="false"/>
+                <w:sz w:val="18"/>
+                <w:szCs w:val="18"/>
+              </w:rPr>
+              <w:t>10</w:t>
+            </w:r>
+          </w:p>
+        </w:tc>
+        <w:tc>
+          <w:tcPr>
+            <w:tcW w:type="dxa" w:w="1444"/>
+            <w:tcMar>
+              <w:top w:type="dxa" w:w="40"/>
+              <w:left w:type="dxa" w:w="80"/>
+              <w:bottom w:type="dxa" w:w="40"/>
+              <w:right w:type="dxa" w:w="80"/>
+            </w:tcMar>
+          </w:tcPr>
+          <w:p>
+            <w:pPr>
+              <w:spacing w:after="0"/>
+            </w:pPr>
+            <w:r>
+              <w:rPr>
+                <w:b w:val="false"/>
+                <w:bCs w:val="false"/>
+                <w:sz w:val="18"/>
+                <w:szCs w:val="18"/>
+              </w:rPr>
+              <w:t>0</w:t>
+            </w:r>
+          </w:p>
+        </w:tc>
+        <w:tc>
+          <w:tcPr>
+            <w:tcW w:type="dxa" w:w="1445"/>
+            <w:tcMar>
+              <w:top w:type="dxa" w:w="40"/>
+              <w:left w:type="dxa" w:w="80"/>
+              <w:bottom w:type="dxa" w:w="40"/>
+              <w:right w:type="dxa" w:w="80"/>
+            </w:tcMar>
+          </w:tcPr>
+          <w:p>
+            <w:pPr>
+              <w:spacing w:after="0"/>
+            </w:pPr>
+            <w:r>
+              <w:rPr>
+                <w:b w:val="false"/>
+                <w:bCs w:val="false"/>
+                <w:sz w:val="18"/>
+                <w:szCs w:val="18"/>
+              </w:rPr>
+              <w:t>0</w:t>
+            </w:r>
+          </w:p>
+        </w:tc>
+      </w:tr>
+      <w:tr>
+        <w:trPr>
+          <w:tblHeader w:val="false"/>
+        </w:trPr>
+        <w:tc>
+          <w:tcPr>
+            <w:tcW w:type="dxa" w:w="1805"/>
+            <w:tcMar>
+              <w:top w:type="dxa" w:w="40"/>
+              <w:left w:type="dxa" w:w="80"/>
+              <w:bottom w:type="dxa" w:w="40"/>
+              <w:right w:type="dxa" w:w="80"/>
+            </w:tcMar>
+          </w:tcPr>
+          <w:p>
+            <w:pPr>
+              <w:spacing w:after="0"/>
+            </w:pPr>
+            <w:r>
+              <w:rPr>
+                <w:b w:val="false"/>
+                <w:bCs w:val="false"/>
+                <w:sz w:val="18"/>
+                <w:szCs w:val="18"/>
+              </w:rPr>
+              <w:t>2ゲーム目</w:t>
+            </w:r>
+          </w:p>
+        </w:tc>
+        <w:tc>
+          <w:tcPr>
+            <w:tcW w:type="dxa" w:w="1444"/>
+            <w:tcMar>
+              <w:top w:type="dxa" w:w="40"/>
+              <w:left w:type="dxa" w:w="80"/>
+              <w:bottom w:type="dxa" w:w="40"/>
+              <w:right w:type="dxa" w:w="80"/>
+            </w:tcMar>
+          </w:tcPr>
+          <w:p>
+            <w:pPr>
+              <w:spacing w:after="0"/>
+            </w:pPr>
+            <w:r>
+              <w:rPr>
+                <w:b w:val="false"/>
+                <w:bCs w:val="false"/>
+                <w:sz w:val="18"/>
+                <w:szCs w:val="18"/>
+              </w:rPr>
+              <w:t>40</w:t>
+            </w:r>
+          </w:p>
+        </w:tc>
+        <w:tc>
+          <w:tcPr>
+            <w:tcW w:type="dxa" w:w="1444"/>
+            <w:tcMar>
+              <w:top w:type="dxa" w:w="40"/>
+              <w:left w:type="dxa" w:w="80"/>
+              <w:bottom w:type="dxa" w:w="40"/>
+              <w:right w:type="dxa" w:w="80"/>
+            </w:tcMar>
+          </w:tcPr>
+          <w:p>
+            <w:pPr>
+              <w:spacing w:after="0"/>
+            </w:pPr>
+            <w:r>
+              <w:rPr>
+                <w:b w:val="false"/>
+                <w:bCs w:val="false"/>
+                <w:sz w:val="18"/>
+                <w:szCs w:val="18"/>
+              </w:rPr>
+              <w:t>40</w:t>
+            </w:r>
+          </w:p>
+        </w:tc>
+        <w:tc>
+          <w:tcPr>
+            <w:tcW w:type="dxa" w:w="1444"/>
+            <w:tcMar>
+              <w:top w:type="dxa" w:w="40"/>
+              <w:left w:type="dxa" w:w="80"/>
+              <w:bottom w:type="dxa" w:w="40"/>
+              <w:right w:type="dxa" w:w="80"/>
+            </w:tcMar>
+          </w:tcPr>
+          <w:p>
+            <w:pPr>
+              <w:spacing w:after="0"/>
+            </w:pPr>
+            <w:r>
+              <w:rPr>
+                <w:b w:val="false"/>
+                <w:bCs w:val="false"/>
+                <w:sz w:val="18"/>
+                <w:szCs w:val="18"/>
+              </w:rPr>
+              <w:t>18</w:t>
+            </w:r>
+          </w:p>
+        </w:tc>
+        <w:tc>
+          <w:tcPr>
+            <w:tcW w:type="dxa" w:w="1444"/>
+            <w:tcMar>
+              <w:top w:type="dxa" w:w="40"/>
+              <w:left w:type="dxa" w:w="80"/>
+              <w:bottom w:type="dxa" w:w="40"/>
+              <w:right w:type="dxa" w:w="80"/>
+            </w:tcMar>
+          </w:tcPr>
+          <w:p>
+            <w:pPr>
+              <w:spacing w:after="0"/>
+            </w:pPr>
+            <w:r>
+              <w:rPr>
+                <w:b w:val="false"/>
+                <w:bCs w:val="false"/>
+                <w:sz w:val="18"/>
+                <w:szCs w:val="18"/>
+              </w:rPr>
+              <w:t>2</w:t>
+            </w:r>
+          </w:p>
+        </w:tc>
+        <w:tc>
+          <w:tcPr>
+            <w:tcW w:type="dxa" w:w="1445"/>
+            <w:tcMar>
+              <w:top w:type="dxa" w:w="40"/>
+              <w:left w:type="dxa" w:w="80"/>
+              <w:bottom w:type="dxa" w:w="40"/>
+              <w:right w:type="dxa" w:w="80"/>
+            </w:tcMar>
+          </w:tcPr>
+          <w:p>
+            <w:pPr>
+              <w:spacing w:after="0"/>
+            </w:pPr>
+            <w:r>
+              <w:rPr>
+                <w:b w:val="false"/>
+                <w:bCs w:val="false"/>
+                <w:sz w:val="18"/>
+                <w:szCs w:val="18"/>
+              </w:rPr>
+              <w:t>0</w:t>
+            </w:r>
+          </w:p>
+        </w:tc>
+      </w:tr>
+      <w:tr>
+        <w:trPr>
+          <w:tblHeader w:val="false"/>
+        </w:trPr>
+        <w:tc>
+          <w:tcPr>
+            <w:tcW w:type="dxa" w:w="1805"/>
+            <w:tcMar>
+              <w:top w:type="dxa" w:w="40"/>
+              <w:left w:type="dxa" w:w="80"/>
+              <w:bottom w:type="dxa" w:w="40"/>
+              <w:right w:type="dxa" w:w="80"/>
+            </w:tcMar>
+          </w:tcPr>
+          <w:p>
+            <w:pPr>
+              <w:spacing w:after="0"/>
+            </w:pPr>
+            <w:r>
+              <w:rPr>
+                <w:b w:val="false"/>
+                <w:bCs w:val="false"/>
+                <w:sz w:val="18"/>
+                <w:szCs w:val="18"/>
+              </w:rPr>
+              <w:t>3ゲーム目</w:t>
+            </w:r>
+          </w:p>
+        </w:tc>
+        <w:tc>
+          <w:tcPr>
+            <w:tcW w:type="dxa" w:w="1444"/>
+            <w:tcMar>
+              <w:top w:type="dxa" w:w="40"/>
+              <w:left w:type="dxa" w:w="80"/>
+              <w:bottom w:type="dxa" w:w="40"/>
+              <w:right w:type="dxa" w:w="80"/>
+            </w:tcMar>
+          </w:tcPr>
+          <w:p>
+            <w:pPr>
+              <w:spacing w:after="0"/>
+            </w:pPr>
+            <w:r>
+              <w:rPr>
+                <w:b w:val="false"/>
+                <w:bCs w:val="false"/>
+                <w:sz w:val="18"/>
+                <w:szCs w:val="18"/>
+              </w:rPr>
+              <w:t>20</w:t>
+            </w:r>
+          </w:p>
+        </w:tc>
+        <w:tc>
+          <w:tcPr>
+            <w:tcW w:type="dxa" w:w="1444"/>
+            <w:tcMar>
+              <w:top w:type="dxa" w:w="40"/>
+              <w:left w:type="dxa" w:w="80"/>
+              <w:bottom w:type="dxa" w:w="40"/>
+              <w:right w:type="dxa" w:w="80"/>
+            </w:tcMar>
+          </w:tcPr>
+          <w:p>
+            <w:pPr>
+              <w:spacing w:after="0"/>
+            </w:pPr>
+            <w:r>
+              <w:rPr>
+                <w:b w:val="false"/>
+                <w:bCs w:val="false"/>
+                <w:sz w:val="18"/>
+                <w:szCs w:val="18"/>
+              </w:rPr>
+              <w:t>40</w:t>
+            </w:r>
+          </w:p>
+        </w:tc>
+        <w:tc>
+          <w:tcPr>
+            <w:tcW w:type="dxa" w:w="1444"/>
+            <w:tcMar>
+              <w:top w:type="dxa" w:w="40"/>
+              <w:left w:type="dxa" w:w="80"/>
+              <w:bottom w:type="dxa" w:w="40"/>
+              <w:right w:type="dxa" w:w="80"/>
+            </w:tcMar>
+          </w:tcPr>
+          <w:p>
+            <w:pPr>
+              <w:spacing w:after="0"/>
+            </w:pPr>
+            <w:r>
+              <w:rPr>
+                <w:b w:val="false"/>
+                <w:bCs w:val="false"/>
+                <w:sz w:val="18"/>
+                <w:szCs w:val="18"/>
+              </w:rPr>
+              <w:t>32</w:t>
+            </w:r>
+          </w:p>
+        </w:tc>
+        <w:tc>
+          <w:tcPr>
+            <w:tcW w:type="dxa" w:w="1444"/>
+            <w:tcMar>
+              <w:top w:type="dxa" w:w="40"/>
+              <w:left w:type="dxa" w:w="80"/>
+              <w:bottom w:type="dxa" w:w="40"/>
+              <w:right w:type="dxa" w:w="80"/>
+            </w:tcMar>
+          </w:tcPr>
+          <w:p>
+            <w:pPr>
+              <w:spacing w:after="0"/>
+            </w:pPr>
+            <w:r>
+              <w:rPr>
+                <w:b w:val="false"/>
+                <w:bCs w:val="false"/>
+                <w:sz w:val="18"/>
+                <w:szCs w:val="18"/>
+              </w:rPr>
+              <w:t>8</w:t>
+            </w:r>
+          </w:p>
+        </w:tc>
+        <w:tc>
+          <w:tcPr>
+            <w:tcW w:type="dxa" w:w="1445"/>
+            <w:tcMar>
+              <w:top w:type="dxa" w:w="40"/>
+              <w:left w:type="dxa" w:w="80"/>
+              <w:bottom w:type="dxa" w:w="40"/>
+              <w:right w:type="dxa" w:w="80"/>
+            </w:tcMar>
+          </w:tcPr>
+          <w:p>
+            <w:pPr>
+              <w:spacing w:after="0"/>
+            </w:pPr>
+            <w:r>
+              <w:rPr>
+                <w:b w:val="false"/>
+                <w:bCs w:val="false"/>
+                <w:sz w:val="18"/>
+                <w:szCs w:val="18"/>
+              </w:rPr>
+              <w:t>0</w:t>
+            </w:r>
+          </w:p>
+        </w:tc>
+      </w:tr>
+      <w:tr>
+        <w:trPr>
+          <w:tblHeader w:val="false"/>
+        </w:trPr>
+        <w:tc>
+          <w:tcPr>
+            <w:tcW w:type="dxa" w:w="1805"/>
+            <w:tcMar>
+              <w:top w:type="dxa" w:w="40"/>
+              <w:left w:type="dxa" w:w="80"/>
+              <w:bottom w:type="dxa" w:w="40"/>
+              <w:right w:type="dxa" w:w="80"/>
+            </w:tcMar>
+          </w:tcPr>
+          <w:p>
+            <w:pPr>
+              <w:spacing w:after="0"/>
+            </w:pPr>
+            <w:r>
+              <w:rPr>
+                <w:b w:val="false"/>
+                <w:bCs w:val="false"/>
+                <w:sz w:val="18"/>
+                <w:szCs w:val="18"/>
+              </w:rPr>
+              <w:t>4ゲーム目以降</w:t>
+            </w:r>
+          </w:p>
+        </w:tc>
+        <w:tc>
+          <w:tcPr>
+            <w:tcW w:type="dxa" w:w="1444"/>
+            <w:tcMar>
+              <w:top w:type="dxa" w:w="40"/>
+              <w:left w:type="dxa" w:w="80"/>
+              <w:bottom w:type="dxa" w:w="40"/>
+              <w:right w:type="dxa" w:w="80"/>
+            </w:tcMar>
+          </w:tcPr>
+          <w:p>
+            <w:pPr>
+              <w:spacing w:after="0"/>
+            </w:pPr>
+            <w:r>
+              <w:rPr>
+                <w:b w:val="false"/>
+                <w:bCs w:val="false"/>
+                <w:sz w:val="18"/>
+                <w:szCs w:val="18"/>
+              </w:rPr>
+              <w:t>10</w:t>
+            </w:r>
+          </w:p>
+        </w:tc>
+        <w:tc>
+          <w:tcPr>
+            <w:tcW w:type="dxa" w:w="1444"/>
+            <w:tcMar>
+              <w:top w:type="dxa" w:w="40"/>
+              <w:left w:type="dxa" w:w="80"/>
+              <w:bottom w:type="dxa" w:w="40"/>
+              <w:right w:type="dxa" w:w="80"/>
+            </w:tcMar>
+          </w:tcPr>
+          <w:p>
+            <w:pPr>
+              <w:spacing w:after="0"/>
+            </w:pPr>
+            <w:r>
+              <w:rPr>
+                <w:b w:val="false"/>
+                <w:bCs w:val="false"/>
+                <w:sz w:val="18"/>
+                <w:szCs w:val="18"/>
+              </w:rPr>
+              <w:t>30</w:t>
+            </w:r>
+          </w:p>
+        </w:tc>
+        <w:tc>
+          <w:tcPr>
+            <w:tcW w:type="dxa" w:w="1444"/>
+            <w:tcMar>
+              <w:top w:type="dxa" w:w="40"/>
+              <w:left w:type="dxa" w:w="80"/>
+              <w:bottom w:type="dxa" w:w="40"/>
+              <w:right w:type="dxa" w:w="80"/>
+            </w:tcMar>
+          </w:tcPr>
+          <w:p>
+            <w:pPr>
+              <w:spacing w:after="0"/>
+            </w:pPr>
+            <w:r>
+              <w:rPr>
+                <w:b w:val="false"/>
+                <w:bCs w:val="false"/>
+                <w:sz w:val="18"/>
+                <w:szCs w:val="18"/>
+              </w:rPr>
+              <w:t>40</w:t>
+            </w:r>
+          </w:p>
+        </w:tc>
+        <w:tc>
+          <w:tcPr>
+            <w:tcW w:type="dxa" w:w="1444"/>
+            <w:tcMar>
+              <w:top w:type="dxa" w:w="40"/>
+              <w:left w:type="dxa" w:w="80"/>
+              <w:bottom w:type="dxa" w:w="40"/>
+              <w:right w:type="dxa" w:w="80"/>
+            </w:tcMar>
+          </w:tcPr>
+          <w:p>
+            <w:pPr>
+              <w:spacing w:after="0"/>
+            </w:pPr>
+            <w:r>
+              <w:rPr>
+                <w:b w:val="false"/>
+                <w:bCs w:val="false"/>
+                <w:sz w:val="18"/>
+                <w:szCs w:val="18"/>
+              </w:rPr>
+              <w:t>18</w:t>
+            </w:r>
+          </w:p>
+        </w:tc>
+        <w:tc>
+          <w:tcPr>
+            <w:tcW w:type="dxa" w:w="1445"/>
+            <w:tcMar>
+              <w:top w:type="dxa" w:w="40"/>
+              <w:left w:type="dxa" w:w="80"/>
+              <w:bottom w:type="dxa" w:w="40"/>
+              <w:right w:type="dxa" w:w="80"/>
+            </w:tcMar>
+          </w:tcPr>
+          <w:p>
+            <w:pPr>
+              <w:spacing w:after="0"/>
+            </w:pPr>
+            <w:r>
+              <w:rPr>
+                <w:b w:val="false"/>
+                <w:bCs w:val="false"/>
+                <w:sz w:val="18"/>
+                <w:szCs w:val="18"/>
+              </w:rPr>
+              <w:t>2</w:t>
+            </w:r>
+          </w:p>
+        </w:tc>
+      </w:tr>
+    </w:tbl>
+    <w:p>
+      <w:pPr>
+        <w:spacing w:after="60"/>
+      </w:pPr>
+      <w:r>
+        <w:rPr>
+          <w:sz w:val="20"/>
+          <w:szCs w:val="20"/>
+        </w:rPr>
+        <w:t xml:space="preserve">これだけでは連続予告＝当選確定になってしまうので、当選していないゲームでもレア役の22%（SB_FAKE_RATE）でガセ前兆を自前に走らせて混ぜる。ガセのゲーム数は主制御の前兆と同じ分布（4〜24G）から引くので、見た目でも長さでも本物と区別できない。副制御は主制御の表を参照できないため、同じ形の分布を自前に持っている。</w:t>
+      </w:r>
+    </w:p>
+    <w:p>
+      <w:pPr>
+        <w:spacing w:after="60"/>
+      </w:pPr>
+      <w:r>
+        <w:rPr>
+          <w:sz w:val="20"/>
+          <w:szCs w:val="20"/>
+        </w:rPr>
+        <w:t xml:space="preserve">※ 設定1・80万Gでの実測は、連続予告の信頼度 36%（本前兆 915本 / 全 2,535本）、長さは本物が平均 9.4G・ガセが平均 8.3G、連続中は 100% のゲームで予告が出る。SB_FAKE_RATE を変更すると信頼度が動くので測り直すこと。</w:t>
       </w:r>
     </w:p>
     <w:p>
@@ -23774,7 +25074,7 @@
                 <w:sz w:val="18"/>
                 <w:szCs w:val="18"/>
               </w:rPr>
-              <w:t xml:space="preserve">state</w:t>
+              <w:t>state</w:t>
             </w:r>
           </w:p>
         </w:tc>
@@ -23799,7 +25099,7 @@
                 <w:sz w:val="18"/>
                 <w:szCs w:val="18"/>
               </w:rPr>
-              <w:t xml:space="preserve">毎ゲーム</w:t>
+              <w:t>毎ゲーム</w:t>
             </w:r>
           </w:p>
         </w:tc>
@@ -23824,7 +25124,7 @@
                 <w:sz w:val="18"/>
                 <w:szCs w:val="18"/>
               </w:rPr>
-              <w:t xml:space="preserve">game, setting, state, mode, gameCount, ceilingLeft, flag, prize, pay, reel[3], reelPos[3], navi, diff, credit, totalIn, totalOut, stock, ggLeft, atLeft</w:t>
+              <w:t>game, setting, state, mode, gameCount, ceilingLeft, zenchou, flag, prize, pay, reel[3], reelPos[3], navi, diff, credit, totalIn, totalOut, stock</w:t>
             </w:r>
           </w:p>
         </w:tc>
@@ -24384,7 +25684,7 @@
                 <w:sz w:val="18"/>
                 <w:szCs w:val="18"/>
               </w:rPr>
-              <w:t>rx, game, heat, guess, gameCount, ceilingLeft, zone, pattern, note, plan, rank, freeze, state, stock, atLeft</w:t>
+              <w:t>rx, game, heat, guess, gameCount, ceilingLeft, zone, chain, pattern, note, plan, rank, freeze, state, stock, atLeft</w:t>
             </w:r>
           </w:p>
         </w:tc>
@@ -24981,6 +26281,86 @@
                 <w:szCs w:val="18"/>
               </w:rPr>
               <w:t xml:space="preserve">通常時ゲーム数（天井カウンタ）／天井までの残ゲーム数</w:t>
+            </w:r>
+          </w:p>
+        </w:tc>
+      </w:tr>
+      <w:tr>
+        <w:trPr>
+          <w:tblHeader w:val="false"/>
+        </w:trPr>
+        <w:tc>
+          <w:tcPr>
+            <w:tcW w:type="dxa" w:w="1986"/>
+            <w:tcMar>
+              <w:top w:type="dxa" w:w="40"/>
+              <w:left w:type="dxa" w:w="80"/>
+              <w:bottom w:type="dxa" w:w="40"/>
+              <w:right w:type="dxa" w:w="80"/>
+            </w:tcMar>
+          </w:tcPr>
+          <w:p>
+            <w:pPr>
+              <w:spacing w:after="0"/>
+            </w:pPr>
+            <w:r>
+              <w:rPr>
+                <w:b w:val="false"/>
+                <w:bCs w:val="false"/>
+                <w:sz w:val="18"/>
+                <w:szCs w:val="18"/>
+              </w:rPr>
+              <w:t>zenchou</w:t>
+            </w:r>
+          </w:p>
+        </w:tc>
+        <w:tc>
+          <w:tcPr>
+            <w:tcW w:type="dxa" w:w="1444"/>
+            <w:tcMar>
+              <w:top w:type="dxa" w:w="40"/>
+              <w:left w:type="dxa" w:w="80"/>
+              <w:bottom w:type="dxa" w:w="40"/>
+              <w:right w:type="dxa" w:w="80"/>
+            </w:tcMar>
+          </w:tcPr>
+          <w:p>
+            <w:pPr>
+              <w:spacing w:after="0"/>
+            </w:pPr>
+            <w:r>
+              <w:rPr>
+                <w:b w:val="false"/>
+                <w:bCs w:val="false"/>
+                <w:sz w:val="18"/>
+                <w:szCs w:val="18"/>
+              </w:rPr>
+              <w:t>int|null</w:t>
+            </w:r>
+          </w:p>
+        </w:tc>
+        <w:tc>
+          <w:tcPr>
+            <w:tcW w:type="dxa" w:w="5596"/>
+            <w:tcMar>
+              <w:top w:type="dxa" w:w="40"/>
+              <w:left w:type="dxa" w:w="80"/>
+              <w:bottom w:type="dxa" w:w="40"/>
+              <w:right w:type="dxa" w:w="80"/>
+            </w:tcMar>
+          </w:tcPr>
+          <w:p>
+            <w:pPr>
+              <w:spacing w:after="0"/>
+            </w:pPr>
+            <w:r>
+              <w:rPr>
+                <w:b w:val="false"/>
+                <w:bCs w:val="false"/>
+                <w:sz w:val="18"/>
+                <w:szCs w:val="18"/>
+              </w:rPr>
+              <w:t>前兆の残ゲーム数（当選済み・告知前。0なら当選していない）</w:t>
             </w:r>
           </w:p>
         </w:tc>
@@ -27743,7 +29123,7 @@
                 <w:sz w:val="18"/>
                 <w:szCs w:val="18"/>
               </w:rPr>
-              <w:t xml:space="preserve">GG_GAMES</w:t>
+              <w:t>ZENCHOU_GAMES</w:t>
             </w:r>
           </w:p>
         </w:tc>
@@ -27768,7 +29148,7 @@
                 <w:sz w:val="18"/>
                 <w:szCs w:val="18"/>
               </w:rPr>
-              <w:t xml:space="preserve">10</w:t>
+              <w:t>4, 6, 8, 12, 16, 24</w:t>
             </w:r>
           </w:p>
         </w:tc>
@@ -27793,7 +29173,7 @@
                 <w:sz w:val="18"/>
                 <w:szCs w:val="18"/>
               </w:rPr>
-              <w:t xml:space="preserve">GG固定ゲーム数</w:t>
+              <w:t>前兆ゲーム数の候補（当選契機ごとに重みが違う）</w:t>
             </w:r>
           </w:p>
         </w:tc>
@@ -27823,7 +29203,7 @@
                 <w:sz w:val="18"/>
                 <w:szCs w:val="18"/>
               </w:rPr>
-              <w:t xml:space="preserve">AT_INIT_GAMES</w:t>
+              <w:t xml:space="preserve">GG_GAMES</w:t>
             </w:r>
           </w:p>
         </w:tc>
@@ -27848,7 +29228,7 @@
                 <w:sz w:val="18"/>
                 <w:szCs w:val="18"/>
               </w:rPr>
-              <w:t xml:space="preserve">50</w:t>
+              <w:t xml:space="preserve">10</w:t>
             </w:r>
           </w:p>
         </w:tc>
@@ -27873,7 +29253,7 @@
                 <w:sz w:val="18"/>
                 <w:szCs w:val="18"/>
               </w:rPr>
-              <w:t xml:space="preserve">ストック1個あたりのAT初期G</w:t>
+              <w:t xml:space="preserve">GG固定ゲーム数</w:t>
             </w:r>
           </w:p>
         </w:tc>
@@ -27903,7 +29283,7 @@
                 <w:sz w:val="18"/>
                 <w:szCs w:val="18"/>
               </w:rPr>
-              <w:t xml:space="preserve">MODE_GAMES</w:t>
+              <w:t xml:space="preserve">AT_INIT_GAMES</w:t>
             </w:r>
           </w:p>
         </w:tc>
@@ -27928,7 +29308,7 @@
                 <w:sz w:val="18"/>
                 <w:szCs w:val="18"/>
               </w:rPr>
-              <w:t xml:space="preserve">32</w:t>
+              <w:t xml:space="preserve">50</w:t>
             </w:r>
           </w:p>
         </w:tc>
@@ -27953,7 +29333,7 @@
                 <w:sz w:val="18"/>
                 <w:szCs w:val="18"/>
               </w:rPr>
-              <w:t xml:space="preserve">高確以上の滞在ゲーム数</w:t>
+              <w:t xml:space="preserve">ストック1個あたりのAT初期G</w:t>
             </w:r>
           </w:p>
         </w:tc>
@@ -27983,7 +29363,7 @@
                 <w:sz w:val="18"/>
                 <w:szCs w:val="18"/>
               </w:rPr>
-              <w:t xml:space="preserve">GG_SEVEN_RATE</w:t>
+              <w:t xml:space="preserve">MODE_GAMES</w:t>
             </w:r>
           </w:p>
         </w:tc>
@@ -28008,7 +29388,7 @@
                 <w:sz w:val="18"/>
                 <w:szCs w:val="18"/>
               </w:rPr>
-              <w:t xml:space="preserve">0.185</w:t>
+              <w:t xml:space="preserve">32</w:t>
             </w:r>
           </w:p>
         </w:tc>
@@ -28033,7 +29413,7 @@
                 <w:sz w:val="18"/>
                 <w:szCs w:val="18"/>
               </w:rPr>
-              <w:t xml:space="preserve">GG中1Gあたりの赤7揃い率</w:t>
+              <w:t xml:space="preserve">高確以上の滞在ゲーム数</w:t>
             </w:r>
           </w:p>
         </w:tc>
@@ -28063,7 +29443,7 @@
                 <w:sz w:val="18"/>
                 <w:szCs w:val="18"/>
               </w:rPr>
-              <w:t xml:space="preserve">GG_GOD_RATE</w:t>
+              <w:t xml:space="preserve">GG_SEVEN_RATE</w:t>
             </w:r>
           </w:p>
         </w:tc>
@@ -28088,7 +29468,7 @@
                 <w:sz w:val="18"/>
                 <w:szCs w:val="18"/>
               </w:rPr>
-              <w:t xml:space="preserve">0.005</w:t>
+              <w:t xml:space="preserve">0.185</w:t>
             </w:r>
           </w:p>
         </w:tc>
@@ -28113,7 +29493,7 @@
                 <w:sz w:val="18"/>
                 <w:szCs w:val="18"/>
               </w:rPr>
-              <w:t xml:space="preserve">GG中1Gあたりの神揃い率</w:t>
+              <w:t xml:space="preserve">GG中1Gあたりの赤7揃い率</w:t>
             </w:r>
           </w:p>
         </w:tc>
@@ -28143,7 +29523,7 @@
                 <w:sz w:val="18"/>
                 <w:szCs w:val="18"/>
               </w:rPr>
-              <w:t xml:space="preserve">GOD_STOCK</w:t>
+              <w:t xml:space="preserve">GG_GOD_RATE</w:t>
             </w:r>
           </w:p>
         </w:tc>
@@ -28168,7 +29548,7 @@
                 <w:sz w:val="18"/>
                 <w:szCs w:val="18"/>
               </w:rPr>
-              <w:t xml:space="preserve">5</w:t>
+              <w:t xml:space="preserve">0.005</w:t>
             </w:r>
           </w:p>
         </w:tc>
@@ -28193,7 +29573,7 @@
                 <w:sz w:val="18"/>
                 <w:szCs w:val="18"/>
               </w:rPr>
-              <w:t xml:space="preserve">神揃い時の獲得ストック</w:t>
+              <w:t xml:space="preserve">GG中1Gあたりの神揃い率</w:t>
             </w:r>
           </w:p>
         </w:tc>
@@ -28223,7 +29603,7 @@
                 <w:sz w:val="18"/>
                 <w:szCs w:val="18"/>
               </w:rPr>
-              <w:t xml:space="preserve">WAIT_TIME</w:t>
+              <w:t xml:space="preserve">GOD_STOCK</w:t>
             </w:r>
           </w:p>
         </w:tc>
@@ -28248,7 +29628,7 @@
                 <w:sz w:val="18"/>
                 <w:szCs w:val="18"/>
               </w:rPr>
-              <w:t xml:space="preserve">4.1</w:t>
+              <w:t xml:space="preserve">5</w:t>
             </w:r>
           </w:p>
         </w:tc>
@@ -28273,7 +29653,7 @@
                 <w:sz w:val="18"/>
                 <w:szCs w:val="18"/>
               </w:rPr>
-              <w:t xml:space="preserve">ウェイト＝レバーON無効時間（秒）</w:t>
+              <w:t xml:space="preserve">神揃い時の獲得ストック</w:t>
             </w:r>
           </w:p>
         </w:tc>
@@ -28303,7 +29683,7 @@
                 <w:sz w:val="18"/>
                 <w:szCs w:val="18"/>
               </w:rPr>
-              <w:t xml:space="preserve">RARE</w:t>
+              <w:t xml:space="preserve">WAIT_TIME</w:t>
             </w:r>
           </w:p>
         </w:tc>
@@ -28328,7 +29708,7 @@
                 <w:sz w:val="18"/>
                 <w:szCs w:val="18"/>
               </w:rPr>
-              <w:t xml:space="preserve">スイカ, チャンス目</w:t>
+              <w:t xml:space="preserve">4.1</w:t>
             </w:r>
           </w:p>
         </w:tc>
@@ -28353,7 +29733,7 @@
                 <w:sz w:val="18"/>
                 <w:szCs w:val="18"/>
               </w:rPr>
-              <w:t xml:space="preserve">レア役</w:t>
+              <w:t xml:space="preserve">ウェイト＝レバーON無効時間（秒）</w:t>
             </w:r>
           </w:p>
         </w:tc>
@@ -28383,7 +29763,7 @@
                 <w:sz w:val="18"/>
                 <w:szCs w:val="18"/>
               </w:rPr>
-              <w:t>SB_HEAT_GAIN / MAX</w:t>
+              <w:t xml:space="preserve">RARE</w:t>
             </w:r>
           </w:p>
         </w:tc>
@@ -28408,7 +29788,7 @@
                 <w:sz w:val="18"/>
                 <w:szCs w:val="18"/>
               </w:rPr>
-              <w:t>スイカ3・チャンス目5 / 12</w:t>
+              <w:t xml:space="preserve">スイカ, チャンス目</w:t>
             </w:r>
           </w:p>
         </w:tc>
@@ -28433,7 +29813,7 @@
                 <w:sz w:val="18"/>
                 <w:szCs w:val="18"/>
               </w:rPr>
-              <w:t>副制御のヒートの上がり方と上限</w:t>
+              <w:t xml:space="preserve">レア役</w:t>
             </w:r>
           </w:p>
         </w:tc>
@@ -28463,7 +29843,7 @@
                 <w:sz w:val="18"/>
                 <w:szCs w:val="18"/>
               </w:rPr>
-              <w:t>SB_HEAT_DECAY</w:t>
+              <w:t>SB_HEAT_GAIN / MAX</w:t>
             </w:r>
           </w:p>
         </w:tc>
@@ -28488,7 +29868,7 @@
                 <w:sz w:val="18"/>
                 <w:szCs w:val="18"/>
               </w:rPr>
-              <w:t>4</w:t>
+              <w:t>スイカ3・チャンス目5 / 12</w:t>
             </w:r>
           </w:p>
         </w:tc>
@@ -28513,7 +29893,7 @@
                 <w:sz w:val="18"/>
                 <w:szCs w:val="18"/>
               </w:rPr>
-              <w:t>ヒートを1減らすゲーム間隔</w:t>
+              <w:t>副制御のヒートの上がり方と上限</w:t>
             </w:r>
           </w:p>
         </w:tc>
@@ -28543,7 +29923,7 @@
                 <w:sz w:val="18"/>
                 <w:szCs w:val="18"/>
               </w:rPr>
-              <w:t>SB_HEAT_STEP</w:t>
+              <w:t>SB_HEAT_DECAY</w:t>
             </w:r>
           </w:p>
         </w:tc>
@@ -28568,7 +29948,7 @@
                 <w:sz w:val="18"/>
                 <w:szCs w:val="18"/>
               </w:rPr>
-              <w:t>(4, 8)</w:t>
+              <w:t>4</w:t>
             </w:r>
           </w:p>
         </w:tc>
@@ -28593,7 +29973,7 @@
                 <w:sz w:val="18"/>
                 <w:szCs w:val="18"/>
               </w:rPr>
-              <w:t>この値以上で高確／超高確と見立てる</w:t>
+              <w:t>ヒートを1減らすゲーム間隔</w:t>
             </w:r>
           </w:p>
         </w:tc>
@@ -28623,6 +30003,86 @@
                 <w:sz w:val="18"/>
                 <w:szCs w:val="18"/>
               </w:rPr>
+              <w:t>SB_HEAT_STEP</w:t>
+            </w:r>
+          </w:p>
+        </w:tc>
+        <w:tc>
+          <w:tcPr>
+            <w:tcW w:type="dxa" w:w="1444"/>
+            <w:tcMar>
+              <w:top w:type="dxa" w:w="40"/>
+              <w:left w:type="dxa" w:w="80"/>
+              <w:bottom w:type="dxa" w:w="40"/>
+              <w:right w:type="dxa" w:w="80"/>
+            </w:tcMar>
+          </w:tcPr>
+          <w:p>
+            <w:pPr>
+              <w:spacing w:after="0"/>
+            </w:pPr>
+            <w:r>
+              <w:rPr>
+                <w:b w:val="false"/>
+                <w:bCs w:val="false"/>
+                <w:sz w:val="18"/>
+                <w:szCs w:val="18"/>
+              </w:rPr>
+              <w:t>(4, 8)</w:t>
+            </w:r>
+          </w:p>
+        </w:tc>
+        <w:tc>
+          <w:tcPr>
+            <w:tcW w:type="dxa" w:w="5235"/>
+            <w:tcMar>
+              <w:top w:type="dxa" w:w="40"/>
+              <w:left w:type="dxa" w:w="80"/>
+              <w:bottom w:type="dxa" w:w="40"/>
+              <w:right w:type="dxa" w:w="80"/>
+            </w:tcMar>
+          </w:tcPr>
+          <w:p>
+            <w:pPr>
+              <w:spacing w:after="0"/>
+            </w:pPr>
+            <w:r>
+              <w:rPr>
+                <w:b w:val="false"/>
+                <w:bCs w:val="false"/>
+                <w:sz w:val="18"/>
+                <w:szCs w:val="18"/>
+              </w:rPr>
+              <w:t>この値以上で高確／超高確と見立てる</w:t>
+            </w:r>
+          </w:p>
+        </w:tc>
+      </w:tr>
+      <w:tr>
+        <w:trPr>
+          <w:tblHeader w:val="false"/>
+        </w:trPr>
+        <w:tc>
+          <w:tcPr>
+            <w:tcW w:type="dxa" w:w="2347"/>
+            <w:tcMar>
+              <w:top w:type="dxa" w:w="40"/>
+              <w:left w:type="dxa" w:w="80"/>
+              <w:bottom w:type="dxa" w:w="40"/>
+              <w:right w:type="dxa" w:w="80"/>
+            </w:tcMar>
+          </w:tcPr>
+          <w:p>
+            <w:pPr>
+              <w:spacing w:after="0"/>
+            </w:pPr>
+            <w:r>
+              <w:rPr>
+                <w:b w:val="false"/>
+                <w:bCs w:val="false"/>
+                <w:sz w:val="18"/>
+                <w:szCs w:val="18"/>
+              </w:rPr>
               <w:t>SB_ZONE</w:t>
             </w:r>
           </w:p>
@@ -28674,6 +30134,246 @@
                 <w:szCs w:val="18"/>
               </w:rPr>
               <w:t>副制御が天井前兆とみなす残ゲーム数</w:t>
+            </w:r>
+          </w:p>
+        </w:tc>
+      </w:tr>
+      <w:tr>
+        <w:trPr>
+          <w:tblHeader w:val="false"/>
+        </w:trPr>
+        <w:tc>
+          <w:tcPr>
+            <w:tcW w:type="dxa" w:w="2347"/>
+            <w:tcMar>
+              <w:top w:type="dxa" w:w="40"/>
+              <w:left w:type="dxa" w:w="80"/>
+              <w:bottom w:type="dxa" w:w="40"/>
+              <w:right w:type="dxa" w:w="80"/>
+            </w:tcMar>
+          </w:tcPr>
+          <w:p>
+            <w:pPr>
+              <w:spacing w:after="0"/>
+            </w:pPr>
+            <w:r>
+              <w:rPr>
+                <w:b w:val="false"/>
+                <w:bCs w:val="false"/>
+                <w:sz w:val="18"/>
+                <w:szCs w:val="18"/>
+              </w:rPr>
+              <w:t>SB_CHAIN_TABLE</w:t>
+            </w:r>
+          </w:p>
+        </w:tc>
+        <w:tc>
+          <w:tcPr>
+            <w:tcW w:type="dxa" w:w="1444"/>
+            <w:tcMar>
+              <w:top w:type="dxa" w:w="40"/>
+              <w:left w:type="dxa" w:w="80"/>
+              <w:bottom w:type="dxa" w:w="40"/>
+              <w:right w:type="dxa" w:w="80"/>
+            </w:tcMar>
+          </w:tcPr>
+          <w:p>
+            <w:pPr>
+              <w:spacing w:after="0"/>
+            </w:pPr>
+            <w:r>
+              <w:rPr>
+                <w:b w:val="false"/>
+                <w:bCs w:val="false"/>
+                <w:sz w:val="18"/>
+                <w:szCs w:val="18"/>
+              </w:rPr>
+              <w:t>4段階</w:t>
+            </w:r>
+          </w:p>
+        </w:tc>
+        <w:tc>
+          <w:tcPr>
+            <w:tcW w:type="dxa" w:w="5235"/>
+            <w:tcMar>
+              <w:top w:type="dxa" w:w="40"/>
+              <w:left w:type="dxa" w:w="80"/>
+              <w:bottom w:type="dxa" w:w="40"/>
+              <w:right w:type="dxa" w:w="80"/>
+            </w:tcMar>
+          </w:tcPr>
+          <w:p>
+            <w:pPr>
+              <w:spacing w:after="0"/>
+            </w:pPr>
+            <w:r>
+              <w:rPr>
+                <w:b w:val="false"/>
+                <w:bCs w:val="false"/>
+                <w:sz w:val="18"/>
+                <w:szCs w:val="18"/>
+              </w:rPr>
+              <w:t>連続予告のランク重み（何ゲーム目かで決まる）</w:t>
+            </w:r>
+          </w:p>
+        </w:tc>
+      </w:tr>
+      <w:tr>
+        <w:trPr>
+          <w:tblHeader w:val="false"/>
+        </w:trPr>
+        <w:tc>
+          <w:tcPr>
+            <w:tcW w:type="dxa" w:w="2347"/>
+            <w:tcMar>
+              <w:top w:type="dxa" w:w="40"/>
+              <w:left w:type="dxa" w:w="80"/>
+              <w:bottom w:type="dxa" w:w="40"/>
+              <w:right w:type="dxa" w:w="80"/>
+            </w:tcMar>
+          </w:tcPr>
+          <w:p>
+            <w:pPr>
+              <w:spacing w:after="0"/>
+            </w:pPr>
+            <w:r>
+              <w:rPr>
+                <w:b w:val="false"/>
+                <w:bCs w:val="false"/>
+                <w:sz w:val="18"/>
+                <w:szCs w:val="18"/>
+              </w:rPr>
+              <w:t>SB_FAKE_RATE</w:t>
+            </w:r>
+          </w:p>
+        </w:tc>
+        <w:tc>
+          <w:tcPr>
+            <w:tcW w:type="dxa" w:w="1444"/>
+            <w:tcMar>
+              <w:top w:type="dxa" w:w="40"/>
+              <w:left w:type="dxa" w:w="80"/>
+              <w:bottom w:type="dxa" w:w="40"/>
+              <w:right w:type="dxa" w:w="80"/>
+            </w:tcMar>
+          </w:tcPr>
+          <w:p>
+            <w:pPr>
+              <w:spacing w:after="0"/>
+            </w:pPr>
+            <w:r>
+              <w:rPr>
+                <w:b w:val="false"/>
+                <w:bCs w:val="false"/>
+                <w:sz w:val="18"/>
+                <w:szCs w:val="18"/>
+              </w:rPr>
+              <w:t>0.22</w:t>
+            </w:r>
+          </w:p>
+        </w:tc>
+        <w:tc>
+          <w:tcPr>
+            <w:tcW w:type="dxa" w:w="5235"/>
+            <w:tcMar>
+              <w:top w:type="dxa" w:w="40"/>
+              <w:left w:type="dxa" w:w="80"/>
+              <w:bottom w:type="dxa" w:w="40"/>
+              <w:right w:type="dxa" w:w="80"/>
+            </w:tcMar>
+          </w:tcPr>
+          <w:p>
+            <w:pPr>
+              <w:spacing w:after="0"/>
+            </w:pPr>
+            <w:r>
+              <w:rPr>
+                <w:b w:val="false"/>
+                <w:bCs w:val="false"/>
+                <w:sz w:val="18"/>
+                <w:szCs w:val="18"/>
+              </w:rPr>
+              <w:t>レア役からガセ前兆に入る割合</w:t>
+            </w:r>
+          </w:p>
+        </w:tc>
+      </w:tr>
+      <w:tr>
+        <w:trPr>
+          <w:tblHeader w:val="false"/>
+        </w:trPr>
+        <w:tc>
+          <w:tcPr>
+            <w:tcW w:type="dxa" w:w="2347"/>
+            <w:tcMar>
+              <w:top w:type="dxa" w:w="40"/>
+              <w:left w:type="dxa" w:w="80"/>
+              <w:bottom w:type="dxa" w:w="40"/>
+              <w:right w:type="dxa" w:w="80"/>
+            </w:tcMar>
+          </w:tcPr>
+          <w:p>
+            <w:pPr>
+              <w:spacing w:after="0"/>
+            </w:pPr>
+            <w:r>
+              <w:rPr>
+                <w:b w:val="false"/>
+                <w:bCs w:val="false"/>
+                <w:sz w:val="18"/>
+                <w:szCs w:val="18"/>
+              </w:rPr>
+              <w:t>SB_CHAIN_GAMES</w:t>
+            </w:r>
+          </w:p>
+        </w:tc>
+        <w:tc>
+          <w:tcPr>
+            <w:tcW w:type="dxa" w:w="1444"/>
+            <w:tcMar>
+              <w:top w:type="dxa" w:w="40"/>
+              <w:left w:type="dxa" w:w="80"/>
+              <w:bottom w:type="dxa" w:w="40"/>
+              <w:right w:type="dxa" w:w="80"/>
+            </w:tcMar>
+          </w:tcPr>
+          <w:p>
+            <w:pPr>
+              <w:spacing w:after="0"/>
+            </w:pPr>
+            <w:r>
+              <w:rPr>
+                <w:b w:val="false"/>
+                <w:bCs w:val="false"/>
+                <w:sz w:val="18"/>
+                <w:szCs w:val="18"/>
+              </w:rPr>
+              <w:t>4, 6, 8, 12, 16, 24</w:t>
+            </w:r>
+          </w:p>
+        </w:tc>
+        <w:tc>
+          <w:tcPr>
+            <w:tcW w:type="dxa" w:w="5235"/>
+            <w:tcMar>
+              <w:top w:type="dxa" w:w="40"/>
+              <w:left w:type="dxa" w:w="80"/>
+              <w:bottom w:type="dxa" w:w="40"/>
+              <w:right w:type="dxa" w:w="80"/>
+            </w:tcMar>
+          </w:tcPr>
+          <w:p>
+            <w:pPr>
+              <w:spacing w:after="0"/>
+            </w:pPr>
+            <w:r>
+              <w:rPr>
+                <w:b w:val="false"/>
+                <w:bCs w:val="false"/>
+                <w:sz w:val="18"/>
+                <w:szCs w:val="18"/>
+              </w:rPr>
+              <w:t>ガセ前兆のゲーム数（主制御の前兆と同じ形）</w:t>
             </w:r>
           </w:p>
         </w:tc>
@@ -29030,6 +30730,89 @@
                 <w:szCs w:val="18"/>
               </w:rPr>
               <w:t xml:space="preserve">内容</w:t>
+            </w:r>
+          </w:p>
+        </w:tc>
+      </w:tr>
+      <w:tr>
+        <w:trPr>
+          <w:tblHeader/>
+        </w:trPr>
+        <w:tc>
+          <w:tcPr>
+            <w:tcW w:type="dxa" w:w="903"/>
+            <w:shd w:fill="EFEAE0" w:val="clear"/>
+            <w:tcMar>
+              <w:top w:type="dxa" w:w="40"/>
+              <w:left w:type="dxa" w:w="80"/>
+              <w:bottom w:type="dxa" w:w="40"/>
+              <w:right w:type="dxa" w:w="80"/>
+            </w:tcMar>
+          </w:tcPr>
+          <w:p>
+            <w:pPr>
+              <w:spacing w:after="0"/>
+            </w:pPr>
+            <w:r>
+              <w:rPr>
+                <w:b/>
+                <w:bCs/>
+                <w:sz w:val="18"/>
+                <w:szCs w:val="18"/>
+              </w:rPr>
+              <w:t>3.1</w:t>
+            </w:r>
+          </w:p>
+        </w:tc>
+        <w:tc>
+          <w:tcPr>
+            <w:tcW w:type="dxa" w:w="1625"/>
+            <w:shd w:fill="EFEAE0" w:val="clear"/>
+            <w:tcMar>
+              <w:top w:type="dxa" w:w="40"/>
+              <w:left w:type="dxa" w:w="80"/>
+              <w:bottom w:type="dxa" w:w="40"/>
+              <w:right w:type="dxa" w:w="80"/>
+            </w:tcMar>
+          </w:tcPr>
+          <w:p>
+            <w:pPr>
+              <w:spacing w:after="0"/>
+            </w:pPr>
+            <w:r>
+              <w:rPr>
+                <w:b/>
+                <w:bCs/>
+                <w:sz w:val="18"/>
+                <w:szCs w:val="18"/>
+              </w:rPr>
+              <w:t>2026-09-09</w:t>
+            </w:r>
+          </w:p>
+        </w:tc>
+        <w:tc>
+          <w:tcPr>
+            <w:tcW w:type="dxa" w:w="6498"/>
+            <w:shd w:fill="EFEAE0" w:val="clear"/>
+            <w:tcMar>
+              <w:top w:type="dxa" w:w="40"/>
+              <w:left w:type="dxa" w:w="80"/>
+              <w:bottom w:type="dxa" w:w="40"/>
+              <w:right w:type="dxa" w:w="80"/>
+            </w:tcMar>
+          </w:tcPr>
+          <w:p>
+            <w:pPr>
+              <w:spacing w:after="0"/>
+            </w:pPr>
+            <w:r>
+              <w:rPr>
+                <w:b/>
+                <w:bCs/>
+                <w:sz w:val="18"/>
+                <w:szCs w:val="18"/>
+              </w:rPr>
+              <w:t>レア役からのGG当選を即告知せず、前兆（4〜24G）を挟んでから突入する形にした（2.7、遊技状態コード3を追加）。前兆は遊技状態として副制御にも届くので、副制御は告知が来るまで毎ゲーム連続予告を出し、当選していないゲームでもガセ前兆を自前に走らせて見分けられなくした（4.5(5)）。神揃いと天井は従来どおり即告知。前兆のぶん通常遊技が伸びるため機械割は設定1で0.39、設定6で0.66ポイント下がる（2.10）。</w:t>
             </w:r>
           </w:p>
         </w:tc>

--- a/doc/主制御・副制御仕様書.docx
+++ b/doc/主制御・副制御仕様書.docx
@@ -55,7 +55,7 @@
           <w:sz w:val="20"/>
           <w:szCs w:val="20"/>
         </w:rPr>
-        <w:t>版数：3.1</w:t>
+        <w:t>版数：3.2</w:t>
       </w:r>
     </w:p>
     <w:p>
@@ -2277,7 +2277,7 @@
                 <w:sz w:val="18"/>
                 <w:szCs w:val="18"/>
               </w:rPr>
-              <w:t xml:space="preserve">AT初期ゲーム数</w:t>
+              <w:t>AT初期ゲーム数</w:t>
             </w:r>
           </w:p>
         </w:tc>
@@ -2302,7 +2302,7 @@
                 <w:sz w:val="18"/>
                 <w:szCs w:val="18"/>
               </w:rPr>
-              <w:t xml:space="preserve">50G／ストック</w:t>
+              <w:t>30G／ストック</w:t>
             </w:r>
           </w:p>
         </w:tc>
@@ -2327,7 +2327,7 @@
                 <w:sz w:val="18"/>
                 <w:szCs w:val="18"/>
               </w:rPr>
-              <w:t xml:space="preserve">AT_INIT_GAMES = 50</w:t>
+              <w:t>AT_INIT_GAMES = 30。上乗せで平均53Gまで伸びる</w:t>
             </w:r>
           </w:p>
         </w:tc>
@@ -7660,7 +7660,7 @@
                 <w:sz w:val="18"/>
                 <w:szCs w:val="18"/>
               </w:rPr>
-              <w:t xml:space="preserve">共通ベル</w:t>
+              <w:t>共通ベル</w:t>
             </w:r>
           </w:p>
         </w:tc>
@@ -7685,7 +7685,7 @@
                 <w:sz w:val="18"/>
                 <w:szCs w:val="18"/>
               </w:rPr>
-              <w:t xml:space="preserve">1900</w:t>
+              <w:t>3900</w:t>
             </w:r>
           </w:p>
         </w:tc>
@@ -7710,7 +7710,7 @@
                 <w:sz w:val="18"/>
                 <w:szCs w:val="18"/>
               </w:rPr>
-              <w:t xml:space="preserve">3000</w:t>
+              <w:t>4500</w:t>
             </w:r>
           </w:p>
         </w:tc>
@@ -7735,7 +7735,7 @@
                 <w:sz w:val="18"/>
                 <w:szCs w:val="18"/>
               </w:rPr>
-              <w:t xml:space="preserve">4100</w:t>
+              <w:t>5300</w:t>
             </w:r>
           </w:p>
         </w:tc>
@@ -7760,7 +7760,7 @@
                 <w:sz w:val="18"/>
                 <w:szCs w:val="18"/>
               </w:rPr>
-              <w:t xml:space="preserve">5200</w:t>
+              <w:t>6200</w:t>
             </w:r>
           </w:p>
         </w:tc>
@@ -7785,7 +7785,7 @@
                 <w:sz w:val="18"/>
                 <w:szCs w:val="18"/>
               </w:rPr>
-              <w:t xml:space="preserve">6300</w:t>
+              <w:t>7200</w:t>
             </w:r>
           </w:p>
         </w:tc>
@@ -7810,7 +7810,7 @@
                 <w:sz w:val="18"/>
                 <w:szCs w:val="18"/>
               </w:rPr>
-              <w:t xml:space="preserve">7400</w:t>
+              <w:t>8300</w:t>
             </w:r>
           </w:p>
         </w:tc>
@@ -7835,7 +7835,7 @@
                 <w:sz w:val="18"/>
                 <w:szCs w:val="18"/>
               </w:rPr>
-              <w:t xml:space="preserve">1900 + 1100×(設定-1) の等差</w:t>
+              <w:t>機械割の水準を合わせる唯一のつまみ（+1000 で +1.1〜1.5 ポイント）</w:t>
             </w:r>
           </w:p>
         </w:tc>
@@ -7851,7 +7851,7 @@
           <w:sz w:val="18"/>
           <w:szCs w:val="18"/>
         </w:rPr>
-        <w:t xml:space="preserve">※ 押順ベルは約61%で成立し、通常時の正解率は1/6。AT中はナビにより100%正解となり、この差と上表のAT中共通ベルが純増を作る。</w:t>
+        <w:t>※ 押順ベルは約61%で成立し、通常時の正解率は1/6。AT中はナビにより100%正解となり、この差と上表のAT中共通ベルが純増を作る。上乗せ・ストック（2.7.6）がAT滞在率に設定差を作るぶん、共通ベルの設定差は以前より緩やかにしてある。</w:t>
       </w:r>
     </w:p>
     <w:p>
@@ -9104,7 +9104,7 @@
           <w:sz w:val="20"/>
           <w:szCs w:val="20"/>
         </w:rPr>
-        <w:t xml:space="preserve">10G間、毎ゲーム独立に抽選：神揃い 0.5%（ストック+5）、赤7揃い 18.5%（ストック+1）。</w:t>
+        <w:t>10G間、毎ゲーム独立に抽選：神揃い 0.5%（ストック+5）、赤7揃い 14.0%（ストック+1）。</w:t>
       </w:r>
     </w:p>
     <w:p>
@@ -9121,7 +9121,7 @@
           <w:sz w:val="20"/>
           <w:szCs w:val="20"/>
         </w:rPr>
-        <w:t xml:space="preserve">10G消化後、ストックを1個消費してAT（50G）へ移行する。</w:t>
+        <w:t>10G消化後、ストックを1個消費してAT（30G）へ移行する。</w:t>
       </w:r>
     </w:p>
     <w:p>
@@ -9153,7 +9153,7 @@
           <w:sz w:val="20"/>
           <w:szCs w:val="20"/>
         </w:rPr>
-        <w:t xml:space="preserve">毎ゲーム残ゲーム数を減算。チャンス目成立時35%で+30G上乗せ、スイカ成立時20%でストック+1。</w:t>
+        <w:t>毎ゲーム残ゲーム数を減算し、成立役ごとの表（2.7.6）で上乗せゲーム数とストック数を別々に抽選する。レア役では両方当たることもある。</w:t>
       </w:r>
     </w:p>
     <w:p>
@@ -9170,7 +9170,7 @@
           <w:sz w:val="20"/>
           <w:szCs w:val="20"/>
         </w:rPr>
-        <w:t xml:space="preserve">残ゲーム数が0になったとき、ストックがあれば1個消費して50Gを再セット（ストック放出）。GGは経由しない。</w:t>
+        <w:t>残ゲーム数が0になったとき、ストックがあれば1個消費して30Gを再セット（ストック放出）。GGは経由しない。</w:t>
       </w:r>
     </w:p>
     <w:p>
@@ -9217,7 +9217,7 @@
           <w:sz w:val="18"/>
           <w:szCs w:val="18"/>
         </w:rPr>
-        <w:t xml:space="preserve">※ ストックはGG中および神揃いでのみ増える。ストック放出をGG経由にすると1回の放出で平均2個以上増えて出玉が発散するため、この構造がループ率の要である。</w:t>
+        <w:t>※ ストックはGG中・AT中の抽選・神揃いで増える。ストック放出をGG経由にすると1回の放出で平均2個以上増えて出玉が発散するため、この構造がループ率の要である。</w:t>
       </w:r>
     </w:p>
     <w:p>
@@ -10203,6 +10203,1690 @@
         </w:tc>
       </w:tr>
     </w:tbl>
+    <w:p>
+      <w:pPr>
+        <w:pStyle w:val="Heading3"/>
+        <w:spacing w:after="120" w:before="240"/>
+      </w:pPr>
+      <w:r>
+        <w:rPr>
+          <w:b/>
+          <w:bCs/>
+          <w:sz w:val="24"/>
+          <w:szCs w:val="24"/>
+        </w:rPr>
+        <w:t xml:space="preserve">2.7.6 AT中の上乗せとストック抽選</w:t>
+      </w:r>
+    </w:p>
+    <w:p>
+      <w:pPr>
+        <w:pStyle w:val="ListParagraph"/>
+        <w:numPr>
+          <w:ilvl w:val="0"/>
+          <w:numId w:val="1"/>
+        </w:numPr>
+        <w:spacing w:after="60"/>
+      </w:pPr>
+      <w:r>
+        <w:rPr>
+          <w:sz w:val="20"/>
+          <w:szCs w:val="20"/>
+        </w:rPr>
+        <w:t xml:space="preserve">AT中は毎ゲーム、成立役ごとに下の2表から上乗せゲーム数とストック数を別々に抽選する（レア役では両方当たることもある）。0 は非当選で、各行の重みの合計10000が分母。上乗せは AT 33ゲームに1回・平均 +14G、ストックは AT 350ゲームに1回ほど当たる。上乗せゲーム数は 0x53 上乗せのデータ1バイトに収める（最大 +200G）。</w:t>
+      </w:r>
+    </w:p>
+    <w:tbl>
+      <w:tblPr>
+        <w:tblW w:type="dxa" w:w="9026"/>
+        <w:tblBorders>
+          <w:top w:val="single" w:color="auto" w:sz="4"/>
+          <w:left w:val="single" w:color="auto" w:sz="4"/>
+          <w:bottom w:val="single" w:color="auto" w:sz="4"/>
+          <w:right w:val="single" w:color="auto" w:sz="4"/>
+          <w:insideH w:val="single" w:color="auto" w:sz="4"/>
+          <w:insideV w:val="single" w:color="auto" w:sz="4"/>
+        </w:tblBorders>
+      </w:tblPr>
+      <w:tblGrid>
+        <w:gridCol w:w="1625"/>
+        <w:gridCol w:w="993"/>
+        <w:gridCol w:w="993"/>
+        <w:gridCol w:w="993"/>
+        <w:gridCol w:w="993"/>
+        <w:gridCol w:w="993"/>
+        <w:gridCol w:w="993"/>
+        <w:gridCol w:w="1443"/>
+      </w:tblGrid>
+      <w:tr>
+        <w:trPr>
+          <w:tblHeader/>
+        </w:trPr>
+        <w:tc>
+          <w:tcPr>
+            <w:tcW w:type="dxa" w:w="1625"/>
+            <w:shd w:fill="EFEAE0" w:val="clear"/>
+            <w:tcMar>
+              <w:top w:type="dxa" w:w="40"/>
+              <w:left w:type="dxa" w:w="80"/>
+              <w:bottom w:type="dxa" w:w="40"/>
+              <w:right w:type="dxa" w:w="80"/>
+            </w:tcMar>
+          </w:tcPr>
+          <w:p>
+            <w:pPr>
+              <w:spacing w:after="0"/>
+            </w:pPr>
+            <w:r>
+              <w:rPr>
+                <w:b/>
+                <w:bCs/>
+                <w:sz w:val="18"/>
+                <w:szCs w:val="18"/>
+              </w:rPr>
+              <w:t>成立役</w:t>
+            </w:r>
+          </w:p>
+        </w:tc>
+        <w:tc>
+          <w:tcPr>
+            <w:tcW w:type="dxa" w:w="993"/>
+            <w:shd w:fill="EFEAE0" w:val="clear"/>
+            <w:tcMar>
+              <w:top w:type="dxa" w:w="40"/>
+              <w:left w:type="dxa" w:w="80"/>
+              <w:bottom w:type="dxa" w:w="40"/>
+              <w:right w:type="dxa" w:w="80"/>
+            </w:tcMar>
+          </w:tcPr>
+          <w:p>
+            <w:pPr>
+              <w:spacing w:after="0"/>
+            </w:pPr>
+            <w:r>
+              <w:rPr>
+                <w:b/>
+                <w:bCs/>
+                <w:sz w:val="18"/>
+                <w:szCs w:val="18"/>
+              </w:rPr>
+              <w:t>非当選</w:t>
+            </w:r>
+          </w:p>
+        </w:tc>
+        <w:tc>
+          <w:tcPr>
+            <w:tcW w:type="dxa" w:w="993"/>
+            <w:shd w:fill="EFEAE0" w:val="clear"/>
+            <w:tcMar>
+              <w:top w:type="dxa" w:w="40"/>
+              <w:left w:type="dxa" w:w="80"/>
+              <w:bottom w:type="dxa" w:w="40"/>
+              <w:right w:type="dxa" w:w="80"/>
+            </w:tcMar>
+          </w:tcPr>
+          <w:p>
+            <w:pPr>
+              <w:spacing w:after="0"/>
+            </w:pPr>
+            <w:r>
+              <w:rPr>
+                <w:b/>
+                <w:bCs/>
+                <w:sz w:val="18"/>
+                <w:szCs w:val="18"/>
+              </w:rPr>
+              <w:t>+10G</w:t>
+            </w:r>
+          </w:p>
+        </w:tc>
+        <w:tc>
+          <w:tcPr>
+            <w:tcW w:type="dxa" w:w="993"/>
+            <w:shd w:fill="EFEAE0" w:val="clear"/>
+            <w:tcMar>
+              <w:top w:type="dxa" w:w="40"/>
+              <w:left w:type="dxa" w:w="80"/>
+              <w:bottom w:type="dxa" w:w="40"/>
+              <w:right w:type="dxa" w:w="80"/>
+            </w:tcMar>
+          </w:tcPr>
+          <w:p>
+            <w:pPr>
+              <w:spacing w:after="0"/>
+            </w:pPr>
+            <w:r>
+              <w:rPr>
+                <w:b/>
+                <w:bCs/>
+                <w:sz w:val="18"/>
+                <w:szCs w:val="18"/>
+              </w:rPr>
+              <w:t>+20G</w:t>
+            </w:r>
+          </w:p>
+        </w:tc>
+        <w:tc>
+          <w:tcPr>
+            <w:tcW w:type="dxa" w:w="993"/>
+            <w:shd w:fill="EFEAE0" w:val="clear"/>
+            <w:tcMar>
+              <w:top w:type="dxa" w:w="40"/>
+              <w:left w:type="dxa" w:w="80"/>
+              <w:bottom w:type="dxa" w:w="40"/>
+              <w:right w:type="dxa" w:w="80"/>
+            </w:tcMar>
+          </w:tcPr>
+          <w:p>
+            <w:pPr>
+              <w:spacing w:after="0"/>
+            </w:pPr>
+            <w:r>
+              <w:rPr>
+                <w:b/>
+                <w:bCs/>
+                <w:sz w:val="18"/>
+                <w:szCs w:val="18"/>
+              </w:rPr>
+              <w:t>+30G</w:t>
+            </w:r>
+          </w:p>
+        </w:tc>
+        <w:tc>
+          <w:tcPr>
+            <w:tcW w:type="dxa" w:w="993"/>
+            <w:shd w:fill="EFEAE0" w:val="clear"/>
+            <w:tcMar>
+              <w:top w:type="dxa" w:w="40"/>
+              <w:left w:type="dxa" w:w="80"/>
+              <w:bottom w:type="dxa" w:w="40"/>
+              <w:right w:type="dxa" w:w="80"/>
+            </w:tcMar>
+          </w:tcPr>
+          <w:p>
+            <w:pPr>
+              <w:spacing w:after="0"/>
+            </w:pPr>
+            <w:r>
+              <w:rPr>
+                <w:b/>
+                <w:bCs/>
+                <w:sz w:val="18"/>
+                <w:szCs w:val="18"/>
+              </w:rPr>
+              <w:t>+50G</w:t>
+            </w:r>
+          </w:p>
+        </w:tc>
+        <w:tc>
+          <w:tcPr>
+            <w:tcW w:type="dxa" w:w="993"/>
+            <w:shd w:fill="EFEAE0" w:val="clear"/>
+            <w:tcMar>
+              <w:top w:type="dxa" w:w="40"/>
+              <w:left w:type="dxa" w:w="80"/>
+              <w:bottom w:type="dxa" w:w="40"/>
+              <w:right w:type="dxa" w:w="80"/>
+            </w:tcMar>
+          </w:tcPr>
+          <w:p>
+            <w:pPr>
+              <w:spacing w:after="0"/>
+            </w:pPr>
+            <w:r>
+              <w:rPr>
+                <w:b/>
+                <w:bCs/>
+                <w:sz w:val="18"/>
+                <w:szCs w:val="18"/>
+              </w:rPr>
+              <w:t>+100G</w:t>
+            </w:r>
+          </w:p>
+        </w:tc>
+        <w:tc>
+          <w:tcPr>
+            <w:tcW w:type="dxa" w:w="1443"/>
+            <w:shd w:fill="EFEAE0" w:val="clear"/>
+            <w:tcMar>
+              <w:top w:type="dxa" w:w="40"/>
+              <w:left w:type="dxa" w:w="80"/>
+              <w:bottom w:type="dxa" w:w="40"/>
+              <w:right w:type="dxa" w:w="80"/>
+            </w:tcMar>
+          </w:tcPr>
+          <w:p>
+            <w:pPr>
+              <w:spacing w:after="0"/>
+            </w:pPr>
+            <w:r>
+              <w:rPr>
+                <w:b/>
+                <w:bCs/>
+                <w:sz w:val="18"/>
+                <w:szCs w:val="18"/>
+              </w:rPr>
+              <w:t>+200G</w:t>
+            </w:r>
+          </w:p>
+        </w:tc>
+      </w:tr>
+      <w:tr>
+        <w:trPr>
+          <w:tblHeader w:val="false"/>
+        </w:trPr>
+        <w:tc>
+          <w:tcPr>
+            <w:tcW w:type="dxa" w:w="1625"/>
+            <w:tcMar>
+              <w:top w:type="dxa" w:w="40"/>
+              <w:left w:type="dxa" w:w="80"/>
+              <w:bottom w:type="dxa" w:w="40"/>
+              <w:right w:type="dxa" w:w="80"/>
+            </w:tcMar>
+          </w:tcPr>
+          <w:p>
+            <w:pPr>
+              <w:spacing w:after="0"/>
+            </w:pPr>
+            <w:r>
+              <w:rPr>
+                <w:b w:val="false"/>
+                <w:bCs w:val="false"/>
+                <w:sz w:val="18"/>
+                <w:szCs w:val="18"/>
+              </w:rPr>
+              <w:t>押順ベル</w:t>
+            </w:r>
+          </w:p>
+        </w:tc>
+        <w:tc>
+          <w:tcPr>
+            <w:tcW w:type="dxa" w:w="993"/>
+            <w:tcMar>
+              <w:top w:type="dxa" w:w="40"/>
+              <w:left w:type="dxa" w:w="80"/>
+              <w:bottom w:type="dxa" w:w="40"/>
+              <w:right w:type="dxa" w:w="80"/>
+            </w:tcMar>
+          </w:tcPr>
+          <w:p>
+            <w:pPr>
+              <w:spacing w:after="0"/>
+            </w:pPr>
+            <w:r>
+              <w:rPr>
+                <w:b w:val="false"/>
+                <w:bCs w:val="false"/>
+                <w:sz w:val="18"/>
+                <w:szCs w:val="18"/>
+              </w:rPr>
+              <w:t>9700</w:t>
+            </w:r>
+          </w:p>
+        </w:tc>
+        <w:tc>
+          <w:tcPr>
+            <w:tcW w:type="dxa" w:w="993"/>
+            <w:tcMar>
+              <w:top w:type="dxa" w:w="40"/>
+              <w:left w:type="dxa" w:w="80"/>
+              <w:bottom w:type="dxa" w:w="40"/>
+              <w:right w:type="dxa" w:w="80"/>
+            </w:tcMar>
+          </w:tcPr>
+          <w:p>
+            <w:pPr>
+              <w:spacing w:after="0"/>
+            </w:pPr>
+            <w:r>
+              <w:rPr>
+                <w:b w:val="false"/>
+                <w:bCs w:val="false"/>
+                <w:sz w:val="18"/>
+                <w:szCs w:val="18"/>
+              </w:rPr>
+              <w:t>240</w:t>
+            </w:r>
+          </w:p>
+        </w:tc>
+        <w:tc>
+          <w:tcPr>
+            <w:tcW w:type="dxa" w:w="993"/>
+            <w:tcMar>
+              <w:top w:type="dxa" w:w="40"/>
+              <w:left w:type="dxa" w:w="80"/>
+              <w:bottom w:type="dxa" w:w="40"/>
+              <w:right w:type="dxa" w:w="80"/>
+            </w:tcMar>
+          </w:tcPr>
+          <w:p>
+            <w:pPr>
+              <w:spacing w:after="0"/>
+            </w:pPr>
+            <w:r>
+              <w:rPr>
+                <w:b w:val="false"/>
+                <w:bCs w:val="false"/>
+                <w:sz w:val="18"/>
+                <w:szCs w:val="18"/>
+              </w:rPr>
+              <w:t>48</w:t>
+            </w:r>
+          </w:p>
+        </w:tc>
+        <w:tc>
+          <w:tcPr>
+            <w:tcW w:type="dxa" w:w="993"/>
+            <w:tcMar>
+              <w:top w:type="dxa" w:w="40"/>
+              <w:left w:type="dxa" w:w="80"/>
+              <w:bottom w:type="dxa" w:w="40"/>
+              <w:right w:type="dxa" w:w="80"/>
+            </w:tcMar>
+          </w:tcPr>
+          <w:p>
+            <w:pPr>
+              <w:spacing w:after="0"/>
+            </w:pPr>
+            <w:r>
+              <w:rPr>
+                <w:b w:val="false"/>
+                <w:bCs w:val="false"/>
+                <w:sz w:val="18"/>
+                <w:szCs w:val="18"/>
+              </w:rPr>
+              <w:t>12</w:t>
+            </w:r>
+          </w:p>
+        </w:tc>
+        <w:tc>
+          <w:tcPr>
+            <w:tcW w:type="dxa" w:w="993"/>
+            <w:tcMar>
+              <w:top w:type="dxa" w:w="40"/>
+              <w:left w:type="dxa" w:w="80"/>
+              <w:bottom w:type="dxa" w:w="40"/>
+              <w:right w:type="dxa" w:w="80"/>
+            </w:tcMar>
+          </w:tcPr>
+          <w:p>
+            <w:pPr>
+              <w:spacing w:after="0"/>
+            </w:pPr>
+            <w:r>
+              <w:rPr>
+                <w:b w:val="false"/>
+                <w:bCs w:val="false"/>
+                <w:sz w:val="18"/>
+                <w:szCs w:val="18"/>
+              </w:rPr>
+              <w:t>—</w:t>
+            </w:r>
+          </w:p>
+        </w:tc>
+        <w:tc>
+          <w:tcPr>
+            <w:tcW w:type="dxa" w:w="993"/>
+            <w:tcMar>
+              <w:top w:type="dxa" w:w="40"/>
+              <w:left w:type="dxa" w:w="80"/>
+              <w:bottom w:type="dxa" w:w="40"/>
+              <w:right w:type="dxa" w:w="80"/>
+            </w:tcMar>
+          </w:tcPr>
+          <w:p>
+            <w:pPr>
+              <w:spacing w:after="0"/>
+            </w:pPr>
+            <w:r>
+              <w:rPr>
+                <w:b w:val="false"/>
+                <w:bCs w:val="false"/>
+                <w:sz w:val="18"/>
+                <w:szCs w:val="18"/>
+              </w:rPr>
+              <w:t>—</w:t>
+            </w:r>
+          </w:p>
+        </w:tc>
+        <w:tc>
+          <w:tcPr>
+            <w:tcW w:type="dxa" w:w="1443"/>
+            <w:tcMar>
+              <w:top w:type="dxa" w:w="40"/>
+              <w:left w:type="dxa" w:w="80"/>
+              <w:bottom w:type="dxa" w:w="40"/>
+              <w:right w:type="dxa" w:w="80"/>
+            </w:tcMar>
+          </w:tcPr>
+          <w:p>
+            <w:pPr>
+              <w:spacing w:after="0"/>
+            </w:pPr>
+            <w:r>
+              <w:rPr>
+                <w:b w:val="false"/>
+                <w:bCs w:val="false"/>
+                <w:sz w:val="18"/>
+                <w:szCs w:val="18"/>
+              </w:rPr>
+              <w:t>—</w:t>
+            </w:r>
+          </w:p>
+        </w:tc>
+      </w:tr>
+      <w:tr>
+        <w:trPr>
+          <w:tblHeader w:val="false"/>
+        </w:trPr>
+        <w:tc>
+          <w:tcPr>
+            <w:tcW w:type="dxa" w:w="1625"/>
+            <w:tcMar>
+              <w:top w:type="dxa" w:w="40"/>
+              <w:left w:type="dxa" w:w="80"/>
+              <w:bottom w:type="dxa" w:w="40"/>
+              <w:right w:type="dxa" w:w="80"/>
+            </w:tcMar>
+          </w:tcPr>
+          <w:p>
+            <w:pPr>
+              <w:spacing w:after="0"/>
+            </w:pPr>
+            <w:r>
+              <w:rPr>
+                <w:b w:val="false"/>
+                <w:bCs w:val="false"/>
+                <w:sz w:val="18"/>
+                <w:szCs w:val="18"/>
+              </w:rPr>
+              <w:t>リプレイ</w:t>
+            </w:r>
+          </w:p>
+        </w:tc>
+        <w:tc>
+          <w:tcPr>
+            <w:tcW w:type="dxa" w:w="993"/>
+            <w:tcMar>
+              <w:top w:type="dxa" w:w="40"/>
+              <w:left w:type="dxa" w:w="80"/>
+              <w:bottom w:type="dxa" w:w="40"/>
+              <w:right w:type="dxa" w:w="80"/>
+            </w:tcMar>
+          </w:tcPr>
+          <w:p>
+            <w:pPr>
+              <w:spacing w:after="0"/>
+            </w:pPr>
+            <w:r>
+              <w:rPr>
+                <w:b w:val="false"/>
+                <w:bCs w:val="false"/>
+                <w:sz w:val="18"/>
+                <w:szCs w:val="18"/>
+              </w:rPr>
+              <w:t>9600</w:t>
+            </w:r>
+          </w:p>
+        </w:tc>
+        <w:tc>
+          <w:tcPr>
+            <w:tcW w:type="dxa" w:w="993"/>
+            <w:tcMar>
+              <w:top w:type="dxa" w:w="40"/>
+              <w:left w:type="dxa" w:w="80"/>
+              <w:bottom w:type="dxa" w:w="40"/>
+              <w:right w:type="dxa" w:w="80"/>
+            </w:tcMar>
+          </w:tcPr>
+          <w:p>
+            <w:pPr>
+              <w:spacing w:after="0"/>
+            </w:pPr>
+            <w:r>
+              <w:rPr>
+                <w:b w:val="false"/>
+                <w:bCs w:val="false"/>
+                <w:sz w:val="18"/>
+                <w:szCs w:val="18"/>
+              </w:rPr>
+              <w:t>300</w:t>
+            </w:r>
+          </w:p>
+        </w:tc>
+        <w:tc>
+          <w:tcPr>
+            <w:tcW w:type="dxa" w:w="993"/>
+            <w:tcMar>
+              <w:top w:type="dxa" w:w="40"/>
+              <w:left w:type="dxa" w:w="80"/>
+              <w:bottom w:type="dxa" w:w="40"/>
+              <w:right w:type="dxa" w:w="80"/>
+            </w:tcMar>
+          </w:tcPr>
+          <w:p>
+            <w:pPr>
+              <w:spacing w:after="0"/>
+            </w:pPr>
+            <w:r>
+              <w:rPr>
+                <w:b w:val="false"/>
+                <w:bCs w:val="false"/>
+                <w:sz w:val="18"/>
+                <w:szCs w:val="18"/>
+              </w:rPr>
+              <w:t>75</w:t>
+            </w:r>
+          </w:p>
+        </w:tc>
+        <w:tc>
+          <w:tcPr>
+            <w:tcW w:type="dxa" w:w="993"/>
+            <w:tcMar>
+              <w:top w:type="dxa" w:w="40"/>
+              <w:left w:type="dxa" w:w="80"/>
+              <w:bottom w:type="dxa" w:w="40"/>
+              <w:right w:type="dxa" w:w="80"/>
+            </w:tcMar>
+          </w:tcPr>
+          <w:p>
+            <w:pPr>
+              <w:spacing w:after="0"/>
+            </w:pPr>
+            <w:r>
+              <w:rPr>
+                <w:b w:val="false"/>
+                <w:bCs w:val="false"/>
+                <w:sz w:val="18"/>
+                <w:szCs w:val="18"/>
+              </w:rPr>
+              <w:t>25</w:t>
+            </w:r>
+          </w:p>
+        </w:tc>
+        <w:tc>
+          <w:tcPr>
+            <w:tcW w:type="dxa" w:w="993"/>
+            <w:tcMar>
+              <w:top w:type="dxa" w:w="40"/>
+              <w:left w:type="dxa" w:w="80"/>
+              <w:bottom w:type="dxa" w:w="40"/>
+              <w:right w:type="dxa" w:w="80"/>
+            </w:tcMar>
+          </w:tcPr>
+          <w:p>
+            <w:pPr>
+              <w:spacing w:after="0"/>
+            </w:pPr>
+            <w:r>
+              <w:rPr>
+                <w:b w:val="false"/>
+                <w:bCs w:val="false"/>
+                <w:sz w:val="18"/>
+                <w:szCs w:val="18"/>
+              </w:rPr>
+              <w:t>—</w:t>
+            </w:r>
+          </w:p>
+        </w:tc>
+        <w:tc>
+          <w:tcPr>
+            <w:tcW w:type="dxa" w:w="993"/>
+            <w:tcMar>
+              <w:top w:type="dxa" w:w="40"/>
+              <w:left w:type="dxa" w:w="80"/>
+              <w:bottom w:type="dxa" w:w="40"/>
+              <w:right w:type="dxa" w:w="80"/>
+            </w:tcMar>
+          </w:tcPr>
+          <w:p>
+            <w:pPr>
+              <w:spacing w:after="0"/>
+            </w:pPr>
+            <w:r>
+              <w:rPr>
+                <w:b w:val="false"/>
+                <w:bCs w:val="false"/>
+                <w:sz w:val="18"/>
+                <w:szCs w:val="18"/>
+              </w:rPr>
+              <w:t>—</w:t>
+            </w:r>
+          </w:p>
+        </w:tc>
+        <w:tc>
+          <w:tcPr>
+            <w:tcW w:type="dxa" w:w="1443"/>
+            <w:tcMar>
+              <w:top w:type="dxa" w:w="40"/>
+              <w:left w:type="dxa" w:w="80"/>
+              <w:bottom w:type="dxa" w:w="40"/>
+              <w:right w:type="dxa" w:w="80"/>
+            </w:tcMar>
+          </w:tcPr>
+          <w:p>
+            <w:pPr>
+              <w:spacing w:after="0"/>
+            </w:pPr>
+            <w:r>
+              <w:rPr>
+                <w:b w:val="false"/>
+                <w:bCs w:val="false"/>
+                <w:sz w:val="18"/>
+                <w:szCs w:val="18"/>
+              </w:rPr>
+              <w:t>—</w:t>
+            </w:r>
+          </w:p>
+        </w:tc>
+      </w:tr>
+      <w:tr>
+        <w:trPr>
+          <w:tblHeader w:val="false"/>
+        </w:trPr>
+        <w:tc>
+          <w:tcPr>
+            <w:tcW w:type="dxa" w:w="1625"/>
+            <w:tcMar>
+              <w:top w:type="dxa" w:w="40"/>
+              <w:left w:type="dxa" w:w="80"/>
+              <w:bottom w:type="dxa" w:w="40"/>
+              <w:right w:type="dxa" w:w="80"/>
+            </w:tcMar>
+          </w:tcPr>
+          <w:p>
+            <w:pPr>
+              <w:spacing w:after="0"/>
+            </w:pPr>
+            <w:r>
+              <w:rPr>
+                <w:b w:val="false"/>
+                <w:bCs w:val="false"/>
+                <w:sz w:val="18"/>
+                <w:szCs w:val="18"/>
+              </w:rPr>
+              <w:t>スイカ</w:t>
+            </w:r>
+          </w:p>
+        </w:tc>
+        <w:tc>
+          <w:tcPr>
+            <w:tcW w:type="dxa" w:w="993"/>
+            <w:tcMar>
+              <w:top w:type="dxa" w:w="40"/>
+              <w:left w:type="dxa" w:w="80"/>
+              <w:bottom w:type="dxa" w:w="40"/>
+              <w:right w:type="dxa" w:w="80"/>
+            </w:tcMar>
+          </w:tcPr>
+          <w:p>
+            <w:pPr>
+              <w:spacing w:after="0"/>
+            </w:pPr>
+            <w:r>
+              <w:rPr>
+                <w:b w:val="false"/>
+                <w:bCs w:val="false"/>
+                <w:sz w:val="18"/>
+                <w:szCs w:val="18"/>
+              </w:rPr>
+              <w:t>5500</w:t>
+            </w:r>
+          </w:p>
+        </w:tc>
+        <w:tc>
+          <w:tcPr>
+            <w:tcW w:type="dxa" w:w="993"/>
+            <w:tcMar>
+              <w:top w:type="dxa" w:w="40"/>
+              <w:left w:type="dxa" w:w="80"/>
+              <w:bottom w:type="dxa" w:w="40"/>
+              <w:right w:type="dxa" w:w="80"/>
+            </w:tcMar>
+          </w:tcPr>
+          <w:p>
+            <w:pPr>
+              <w:spacing w:after="0"/>
+            </w:pPr>
+            <w:r>
+              <w:rPr>
+                <w:b w:val="false"/>
+                <w:bCs w:val="false"/>
+                <w:sz w:val="18"/>
+                <w:szCs w:val="18"/>
+              </w:rPr>
+              <w:t>2600</w:t>
+            </w:r>
+          </w:p>
+        </w:tc>
+        <w:tc>
+          <w:tcPr>
+            <w:tcW w:type="dxa" w:w="993"/>
+            <w:tcMar>
+              <w:top w:type="dxa" w:w="40"/>
+              <w:left w:type="dxa" w:w="80"/>
+              <w:bottom w:type="dxa" w:w="40"/>
+              <w:right w:type="dxa" w:w="80"/>
+            </w:tcMar>
+          </w:tcPr>
+          <w:p>
+            <w:pPr>
+              <w:spacing w:after="0"/>
+            </w:pPr>
+            <w:r>
+              <w:rPr>
+                <w:b w:val="false"/>
+                <w:bCs w:val="false"/>
+                <w:sz w:val="18"/>
+                <w:szCs w:val="18"/>
+              </w:rPr>
+              <w:t>1200</w:t>
+            </w:r>
+          </w:p>
+        </w:tc>
+        <w:tc>
+          <w:tcPr>
+            <w:tcW w:type="dxa" w:w="993"/>
+            <w:tcMar>
+              <w:top w:type="dxa" w:w="40"/>
+              <w:left w:type="dxa" w:w="80"/>
+              <w:bottom w:type="dxa" w:w="40"/>
+              <w:right w:type="dxa" w:w="80"/>
+            </w:tcMar>
+          </w:tcPr>
+          <w:p>
+            <w:pPr>
+              <w:spacing w:after="0"/>
+            </w:pPr>
+            <w:r>
+              <w:rPr>
+                <w:b w:val="false"/>
+                <w:bCs w:val="false"/>
+                <w:sz w:val="18"/>
+                <w:szCs w:val="18"/>
+              </w:rPr>
+              <w:t>500</w:t>
+            </w:r>
+          </w:p>
+        </w:tc>
+        <w:tc>
+          <w:tcPr>
+            <w:tcW w:type="dxa" w:w="993"/>
+            <w:tcMar>
+              <w:top w:type="dxa" w:w="40"/>
+              <w:left w:type="dxa" w:w="80"/>
+              <w:bottom w:type="dxa" w:w="40"/>
+              <w:right w:type="dxa" w:w="80"/>
+            </w:tcMar>
+          </w:tcPr>
+          <w:p>
+            <w:pPr>
+              <w:spacing w:after="0"/>
+            </w:pPr>
+            <w:r>
+              <w:rPr>
+                <w:b w:val="false"/>
+                <w:bCs w:val="false"/>
+                <w:sz w:val="18"/>
+                <w:szCs w:val="18"/>
+              </w:rPr>
+              <w:t>180</w:t>
+            </w:r>
+          </w:p>
+        </w:tc>
+        <w:tc>
+          <w:tcPr>
+            <w:tcW w:type="dxa" w:w="993"/>
+            <w:tcMar>
+              <w:top w:type="dxa" w:w="40"/>
+              <w:left w:type="dxa" w:w="80"/>
+              <w:bottom w:type="dxa" w:w="40"/>
+              <w:right w:type="dxa" w:w="80"/>
+            </w:tcMar>
+          </w:tcPr>
+          <w:p>
+            <w:pPr>
+              <w:spacing w:after="0"/>
+            </w:pPr>
+            <w:r>
+              <w:rPr>
+                <w:b w:val="false"/>
+                <w:bCs w:val="false"/>
+                <w:sz w:val="18"/>
+                <w:szCs w:val="18"/>
+              </w:rPr>
+              <w:t>20</w:t>
+            </w:r>
+          </w:p>
+        </w:tc>
+        <w:tc>
+          <w:tcPr>
+            <w:tcW w:type="dxa" w:w="1443"/>
+            <w:tcMar>
+              <w:top w:type="dxa" w:w="40"/>
+              <w:left w:type="dxa" w:w="80"/>
+              <w:bottom w:type="dxa" w:w="40"/>
+              <w:right w:type="dxa" w:w="80"/>
+            </w:tcMar>
+          </w:tcPr>
+          <w:p>
+            <w:pPr>
+              <w:spacing w:after="0"/>
+            </w:pPr>
+            <w:r>
+              <w:rPr>
+                <w:b w:val="false"/>
+                <w:bCs w:val="false"/>
+                <w:sz w:val="18"/>
+                <w:szCs w:val="18"/>
+              </w:rPr>
+              <w:t>—</w:t>
+            </w:r>
+          </w:p>
+        </w:tc>
+      </w:tr>
+      <w:tr>
+        <w:trPr>
+          <w:tblHeader w:val="false"/>
+        </w:trPr>
+        <w:tc>
+          <w:tcPr>
+            <w:tcW w:type="dxa" w:w="1625"/>
+            <w:tcMar>
+              <w:top w:type="dxa" w:w="40"/>
+              <w:left w:type="dxa" w:w="80"/>
+              <w:bottom w:type="dxa" w:w="40"/>
+              <w:right w:type="dxa" w:w="80"/>
+            </w:tcMar>
+          </w:tcPr>
+          <w:p>
+            <w:pPr>
+              <w:spacing w:after="0"/>
+            </w:pPr>
+            <w:r>
+              <w:rPr>
+                <w:b w:val="false"/>
+                <w:bCs w:val="false"/>
+                <w:sz w:val="18"/>
+                <w:szCs w:val="18"/>
+              </w:rPr>
+              <w:t>チャンス目</w:t>
+            </w:r>
+          </w:p>
+        </w:tc>
+        <w:tc>
+          <w:tcPr>
+            <w:tcW w:type="dxa" w:w="993"/>
+            <w:tcMar>
+              <w:top w:type="dxa" w:w="40"/>
+              <w:left w:type="dxa" w:w="80"/>
+              <w:bottom w:type="dxa" w:w="40"/>
+              <w:right w:type="dxa" w:w="80"/>
+            </w:tcMar>
+          </w:tcPr>
+          <w:p>
+            <w:pPr>
+              <w:spacing w:after="0"/>
+            </w:pPr>
+            <w:r>
+              <w:rPr>
+                <w:b w:val="false"/>
+                <w:bCs w:val="false"/>
+                <w:sz w:val="18"/>
+                <w:szCs w:val="18"/>
+              </w:rPr>
+              <w:t>3500</w:t>
+            </w:r>
+          </w:p>
+        </w:tc>
+        <w:tc>
+          <w:tcPr>
+            <w:tcW w:type="dxa" w:w="993"/>
+            <w:tcMar>
+              <w:top w:type="dxa" w:w="40"/>
+              <w:left w:type="dxa" w:w="80"/>
+              <w:bottom w:type="dxa" w:w="40"/>
+              <w:right w:type="dxa" w:w="80"/>
+            </w:tcMar>
+          </w:tcPr>
+          <w:p>
+            <w:pPr>
+              <w:spacing w:after="0"/>
+            </w:pPr>
+            <w:r>
+              <w:rPr>
+                <w:b w:val="false"/>
+                <w:bCs w:val="false"/>
+                <w:sz w:val="18"/>
+                <w:szCs w:val="18"/>
+              </w:rPr>
+              <w:t>2600</w:t>
+            </w:r>
+          </w:p>
+        </w:tc>
+        <w:tc>
+          <w:tcPr>
+            <w:tcW w:type="dxa" w:w="993"/>
+            <w:tcMar>
+              <w:top w:type="dxa" w:w="40"/>
+              <w:left w:type="dxa" w:w="80"/>
+              <w:bottom w:type="dxa" w:w="40"/>
+              <w:right w:type="dxa" w:w="80"/>
+            </w:tcMar>
+          </w:tcPr>
+          <w:p>
+            <w:pPr>
+              <w:spacing w:after="0"/>
+            </w:pPr>
+            <w:r>
+              <w:rPr>
+                <w:b w:val="false"/>
+                <w:bCs w:val="false"/>
+                <w:sz w:val="18"/>
+                <w:szCs w:val="18"/>
+              </w:rPr>
+              <w:t>2200</w:t>
+            </w:r>
+          </w:p>
+        </w:tc>
+        <w:tc>
+          <w:tcPr>
+            <w:tcW w:type="dxa" w:w="993"/>
+            <w:tcMar>
+              <w:top w:type="dxa" w:w="40"/>
+              <w:left w:type="dxa" w:w="80"/>
+              <w:bottom w:type="dxa" w:w="40"/>
+              <w:right w:type="dxa" w:w="80"/>
+            </w:tcMar>
+          </w:tcPr>
+          <w:p>
+            <w:pPr>
+              <w:spacing w:after="0"/>
+            </w:pPr>
+            <w:r>
+              <w:rPr>
+                <w:b w:val="false"/>
+                <w:bCs w:val="false"/>
+                <w:sz w:val="18"/>
+                <w:szCs w:val="18"/>
+              </w:rPr>
+              <w:t>1200</w:t>
+            </w:r>
+          </w:p>
+        </w:tc>
+        <w:tc>
+          <w:tcPr>
+            <w:tcW w:type="dxa" w:w="993"/>
+            <w:tcMar>
+              <w:top w:type="dxa" w:w="40"/>
+              <w:left w:type="dxa" w:w="80"/>
+              <w:bottom w:type="dxa" w:w="40"/>
+              <w:right w:type="dxa" w:w="80"/>
+            </w:tcMar>
+          </w:tcPr>
+          <w:p>
+            <w:pPr>
+              <w:spacing w:after="0"/>
+            </w:pPr>
+            <w:r>
+              <w:rPr>
+                <w:b w:val="false"/>
+                <w:bCs w:val="false"/>
+                <w:sz w:val="18"/>
+                <w:szCs w:val="18"/>
+              </w:rPr>
+              <w:t>400</w:t>
+            </w:r>
+          </w:p>
+        </w:tc>
+        <w:tc>
+          <w:tcPr>
+            <w:tcW w:type="dxa" w:w="993"/>
+            <w:tcMar>
+              <w:top w:type="dxa" w:w="40"/>
+              <w:left w:type="dxa" w:w="80"/>
+              <w:bottom w:type="dxa" w:w="40"/>
+              <w:right w:type="dxa" w:w="80"/>
+            </w:tcMar>
+          </w:tcPr>
+          <w:p>
+            <w:pPr>
+              <w:spacing w:after="0"/>
+            </w:pPr>
+            <w:r>
+              <w:rPr>
+                <w:b w:val="false"/>
+                <w:bCs w:val="false"/>
+                <w:sz w:val="18"/>
+                <w:szCs w:val="18"/>
+              </w:rPr>
+              <w:t>90</w:t>
+            </w:r>
+          </w:p>
+        </w:tc>
+        <w:tc>
+          <w:tcPr>
+            <w:tcW w:type="dxa" w:w="1443"/>
+            <w:tcMar>
+              <w:top w:type="dxa" w:w="40"/>
+              <w:left w:type="dxa" w:w="80"/>
+              <w:bottom w:type="dxa" w:w="40"/>
+              <w:right w:type="dxa" w:w="80"/>
+            </w:tcMar>
+          </w:tcPr>
+          <w:p>
+            <w:pPr>
+              <w:spacing w:after="0"/>
+            </w:pPr>
+            <w:r>
+              <w:rPr>
+                <w:b w:val="false"/>
+                <w:bCs w:val="false"/>
+                <w:sz w:val="18"/>
+                <w:szCs w:val="18"/>
+              </w:rPr>
+              <w:t>10</w:t>
+            </w:r>
+          </w:p>
+        </w:tc>
+      </w:tr>
+    </w:tbl>
+    <w:p>
+      <w:pPr>
+        <w:pStyle w:val="ListParagraph"/>
+        <w:numPr>
+          <w:ilvl w:val="0"/>
+          <w:numId w:val="1"/>
+        </w:numPr>
+        <w:spacing w:after="60"/>
+      </w:pPr>
+      <w:r>
+        <w:rPr>
+          <w:sz w:val="20"/>
+          <w:szCs w:val="20"/>
+        </w:rPr>
+        <w:t xml:space="preserve">※ 共通ベルはわざと上乗せの契機から外してある。共通ベルはAT中の出玉の設定差そのもの（2.4 のAT中テーブルで設定1→6が約4倍）なので、上乗せを乗せると「払出が多い設定ほどATも伸びる」と設定差が二重に効き、設定1 94.9% / 設定6 122.8% まで開いた。上乗せの主契機は設定差の無い押順ベルとリプレイに置き、レア役で濃くしている。</w:t>
+      </w:r>
+    </w:p>
+    <w:tbl>
+      <w:tblPr>
+        <w:tblW w:type="dxa" w:w="9026"/>
+        <w:tblBorders>
+          <w:top w:val="single" w:color="auto" w:sz="4"/>
+          <w:left w:val="single" w:color="auto" w:sz="4"/>
+          <w:bottom w:val="single" w:color="auto" w:sz="4"/>
+          <w:right w:val="single" w:color="auto" w:sz="4"/>
+          <w:insideH w:val="single" w:color="auto" w:sz="4"/>
+          <w:insideV w:val="single" w:color="auto" w:sz="4"/>
+        </w:tblBorders>
+      </w:tblPr>
+      <w:tblGrid>
+        <w:gridCol w:w="1805"/>
+        <w:gridCol w:w="1805"/>
+        <w:gridCol w:w="1805"/>
+        <w:gridCol w:w="1805"/>
+        <w:gridCol w:w="1806"/>
+      </w:tblGrid>
+      <w:tr>
+        <w:trPr>
+          <w:tblHeader/>
+        </w:trPr>
+        <w:tc>
+          <w:tcPr>
+            <w:tcW w:type="dxa" w:w="1805"/>
+            <w:shd w:fill="EFEAE0" w:val="clear"/>
+            <w:tcMar>
+              <w:top w:type="dxa" w:w="40"/>
+              <w:left w:type="dxa" w:w="80"/>
+              <w:bottom w:type="dxa" w:w="40"/>
+              <w:right w:type="dxa" w:w="80"/>
+            </w:tcMar>
+          </w:tcPr>
+          <w:p>
+            <w:pPr>
+              <w:spacing w:after="0"/>
+            </w:pPr>
+            <w:r>
+              <w:rPr>
+                <w:b/>
+                <w:bCs/>
+                <w:sz w:val="18"/>
+                <w:szCs w:val="18"/>
+              </w:rPr>
+              <w:t>成立役</w:t>
+            </w:r>
+          </w:p>
+        </w:tc>
+        <w:tc>
+          <w:tcPr>
+            <w:tcW w:type="dxa" w:w="1805"/>
+            <w:shd w:fill="EFEAE0" w:val="clear"/>
+            <w:tcMar>
+              <w:top w:type="dxa" w:w="40"/>
+              <w:left w:type="dxa" w:w="80"/>
+              <w:bottom w:type="dxa" w:w="40"/>
+              <w:right w:type="dxa" w:w="80"/>
+            </w:tcMar>
+          </w:tcPr>
+          <w:p>
+            <w:pPr>
+              <w:spacing w:after="0"/>
+            </w:pPr>
+            <w:r>
+              <w:rPr>
+                <w:b/>
+                <w:bCs/>
+                <w:sz w:val="18"/>
+                <w:szCs w:val="18"/>
+              </w:rPr>
+              <w:t>非当選</w:t>
+            </w:r>
+          </w:p>
+        </w:tc>
+        <w:tc>
+          <w:tcPr>
+            <w:tcW w:type="dxa" w:w="1805"/>
+            <w:shd w:fill="EFEAE0" w:val="clear"/>
+            <w:tcMar>
+              <w:top w:type="dxa" w:w="40"/>
+              <w:left w:type="dxa" w:w="80"/>
+              <w:bottom w:type="dxa" w:w="40"/>
+              <w:right w:type="dxa" w:w="80"/>
+            </w:tcMar>
+          </w:tcPr>
+          <w:p>
+            <w:pPr>
+              <w:spacing w:after="0"/>
+            </w:pPr>
+            <w:r>
+              <w:rPr>
+                <w:b/>
+                <w:bCs/>
+                <w:sz w:val="18"/>
+                <w:szCs w:val="18"/>
+              </w:rPr>
+              <w:t>+1個</w:t>
+            </w:r>
+          </w:p>
+        </w:tc>
+        <w:tc>
+          <w:tcPr>
+            <w:tcW w:type="dxa" w:w="1805"/>
+            <w:shd w:fill="EFEAE0" w:val="clear"/>
+            <w:tcMar>
+              <w:top w:type="dxa" w:w="40"/>
+              <w:left w:type="dxa" w:w="80"/>
+              <w:bottom w:type="dxa" w:w="40"/>
+              <w:right w:type="dxa" w:w="80"/>
+            </w:tcMar>
+          </w:tcPr>
+          <w:p>
+            <w:pPr>
+              <w:spacing w:after="0"/>
+            </w:pPr>
+            <w:r>
+              <w:rPr>
+                <w:b/>
+                <w:bCs/>
+                <w:sz w:val="18"/>
+                <w:szCs w:val="18"/>
+              </w:rPr>
+              <w:t>+2個</w:t>
+            </w:r>
+          </w:p>
+        </w:tc>
+        <w:tc>
+          <w:tcPr>
+            <w:tcW w:type="dxa" w:w="1806"/>
+            <w:shd w:fill="EFEAE0" w:val="clear"/>
+            <w:tcMar>
+              <w:top w:type="dxa" w:w="40"/>
+              <w:left w:type="dxa" w:w="80"/>
+              <w:bottom w:type="dxa" w:w="40"/>
+              <w:right w:type="dxa" w:w="80"/>
+            </w:tcMar>
+          </w:tcPr>
+          <w:p>
+            <w:pPr>
+              <w:spacing w:after="0"/>
+            </w:pPr>
+            <w:r>
+              <w:rPr>
+                <w:b/>
+                <w:bCs/>
+                <w:sz w:val="18"/>
+                <w:szCs w:val="18"/>
+              </w:rPr>
+              <w:t>+3個</w:t>
+            </w:r>
+          </w:p>
+        </w:tc>
+      </w:tr>
+      <w:tr>
+        <w:trPr>
+          <w:tblHeader w:val="false"/>
+        </w:trPr>
+        <w:tc>
+          <w:tcPr>
+            <w:tcW w:type="dxa" w:w="1805"/>
+            <w:tcMar>
+              <w:top w:type="dxa" w:w="40"/>
+              <w:left w:type="dxa" w:w="80"/>
+              <w:bottom w:type="dxa" w:w="40"/>
+              <w:right w:type="dxa" w:w="80"/>
+            </w:tcMar>
+          </w:tcPr>
+          <w:p>
+            <w:pPr>
+              <w:spacing w:after="0"/>
+            </w:pPr>
+            <w:r>
+              <w:rPr>
+                <w:b w:val="false"/>
+                <w:bCs w:val="false"/>
+                <w:sz w:val="18"/>
+                <w:szCs w:val="18"/>
+              </w:rPr>
+              <w:t>押順ベル</w:t>
+            </w:r>
+          </w:p>
+        </w:tc>
+        <w:tc>
+          <w:tcPr>
+            <w:tcW w:type="dxa" w:w="1805"/>
+            <w:tcMar>
+              <w:top w:type="dxa" w:w="40"/>
+              <w:left w:type="dxa" w:w="80"/>
+              <w:bottom w:type="dxa" w:w="40"/>
+              <w:right w:type="dxa" w:w="80"/>
+            </w:tcMar>
+          </w:tcPr>
+          <w:p>
+            <w:pPr>
+              <w:spacing w:after="0"/>
+            </w:pPr>
+            <w:r>
+              <w:rPr>
+                <w:b w:val="false"/>
+                <w:bCs w:val="false"/>
+                <w:sz w:val="18"/>
+                <w:szCs w:val="18"/>
+              </w:rPr>
+              <w:t>9973</w:t>
+            </w:r>
+          </w:p>
+        </w:tc>
+        <w:tc>
+          <w:tcPr>
+            <w:tcW w:type="dxa" w:w="1805"/>
+            <w:tcMar>
+              <w:top w:type="dxa" w:w="40"/>
+              <w:left w:type="dxa" w:w="80"/>
+              <w:bottom w:type="dxa" w:w="40"/>
+              <w:right w:type="dxa" w:w="80"/>
+            </w:tcMar>
+          </w:tcPr>
+          <w:p>
+            <w:pPr>
+              <w:spacing w:after="0"/>
+            </w:pPr>
+            <w:r>
+              <w:rPr>
+                <w:b w:val="false"/>
+                <w:bCs w:val="false"/>
+                <w:sz w:val="18"/>
+                <w:szCs w:val="18"/>
+              </w:rPr>
+              <w:t>24</w:t>
+            </w:r>
+          </w:p>
+        </w:tc>
+        <w:tc>
+          <w:tcPr>
+            <w:tcW w:type="dxa" w:w="1805"/>
+            <w:tcMar>
+              <w:top w:type="dxa" w:w="40"/>
+              <w:left w:type="dxa" w:w="80"/>
+              <w:bottom w:type="dxa" w:w="40"/>
+              <w:right w:type="dxa" w:w="80"/>
+            </w:tcMar>
+          </w:tcPr>
+          <w:p>
+            <w:pPr>
+              <w:spacing w:after="0"/>
+            </w:pPr>
+            <w:r>
+              <w:rPr>
+                <w:b w:val="false"/>
+                <w:bCs w:val="false"/>
+                <w:sz w:val="18"/>
+                <w:szCs w:val="18"/>
+              </w:rPr>
+              <w:t>2</w:t>
+            </w:r>
+          </w:p>
+        </w:tc>
+        <w:tc>
+          <w:tcPr>
+            <w:tcW w:type="dxa" w:w="1806"/>
+            <w:tcMar>
+              <w:top w:type="dxa" w:w="40"/>
+              <w:left w:type="dxa" w:w="80"/>
+              <w:bottom w:type="dxa" w:w="40"/>
+              <w:right w:type="dxa" w:w="80"/>
+            </w:tcMar>
+          </w:tcPr>
+          <w:p>
+            <w:pPr>
+              <w:spacing w:after="0"/>
+            </w:pPr>
+            <w:r>
+              <w:rPr>
+                <w:b w:val="false"/>
+                <w:bCs w:val="false"/>
+                <w:sz w:val="18"/>
+                <w:szCs w:val="18"/>
+              </w:rPr>
+              <w:t>1</w:t>
+            </w:r>
+          </w:p>
+        </w:tc>
+      </w:tr>
+      <w:tr>
+        <w:trPr>
+          <w:tblHeader w:val="false"/>
+        </w:trPr>
+        <w:tc>
+          <w:tcPr>
+            <w:tcW w:type="dxa" w:w="1805"/>
+            <w:tcMar>
+              <w:top w:type="dxa" w:w="40"/>
+              <w:left w:type="dxa" w:w="80"/>
+              <w:bottom w:type="dxa" w:w="40"/>
+              <w:right w:type="dxa" w:w="80"/>
+            </w:tcMar>
+          </w:tcPr>
+          <w:p>
+            <w:pPr>
+              <w:spacing w:after="0"/>
+            </w:pPr>
+            <w:r>
+              <w:rPr>
+                <w:b w:val="false"/>
+                <w:bCs w:val="false"/>
+                <w:sz w:val="18"/>
+                <w:szCs w:val="18"/>
+              </w:rPr>
+              <w:t>スイカ</w:t>
+            </w:r>
+          </w:p>
+        </w:tc>
+        <w:tc>
+          <w:tcPr>
+            <w:tcW w:type="dxa" w:w="1805"/>
+            <w:tcMar>
+              <w:top w:type="dxa" w:w="40"/>
+              <w:left w:type="dxa" w:w="80"/>
+              <w:bottom w:type="dxa" w:w="40"/>
+              <w:right w:type="dxa" w:w="80"/>
+            </w:tcMar>
+          </w:tcPr>
+          <w:p>
+            <w:pPr>
+              <w:spacing w:after="0"/>
+            </w:pPr>
+            <w:r>
+              <w:rPr>
+                <w:b w:val="false"/>
+                <w:bCs w:val="false"/>
+                <w:sz w:val="18"/>
+                <w:szCs w:val="18"/>
+              </w:rPr>
+              <w:t>9470</w:t>
+            </w:r>
+          </w:p>
+        </w:tc>
+        <w:tc>
+          <w:tcPr>
+            <w:tcW w:type="dxa" w:w="1805"/>
+            <w:tcMar>
+              <w:top w:type="dxa" w:w="40"/>
+              <w:left w:type="dxa" w:w="80"/>
+              <w:bottom w:type="dxa" w:w="40"/>
+              <w:right w:type="dxa" w:w="80"/>
+            </w:tcMar>
+          </w:tcPr>
+          <w:p>
+            <w:pPr>
+              <w:spacing w:after="0"/>
+            </w:pPr>
+            <w:r>
+              <w:rPr>
+                <w:b w:val="false"/>
+                <w:bCs w:val="false"/>
+                <w:sz w:val="18"/>
+                <w:szCs w:val="18"/>
+              </w:rPr>
+              <w:t>495</w:t>
+            </w:r>
+          </w:p>
+        </w:tc>
+        <w:tc>
+          <w:tcPr>
+            <w:tcW w:type="dxa" w:w="1805"/>
+            <w:tcMar>
+              <w:top w:type="dxa" w:w="40"/>
+              <w:left w:type="dxa" w:w="80"/>
+              <w:bottom w:type="dxa" w:w="40"/>
+              <w:right w:type="dxa" w:w="80"/>
+            </w:tcMar>
+          </w:tcPr>
+          <w:p>
+            <w:pPr>
+              <w:spacing w:after="0"/>
+            </w:pPr>
+            <w:r>
+              <w:rPr>
+                <w:b w:val="false"/>
+                <w:bCs w:val="false"/>
+                <w:sz w:val="18"/>
+                <w:szCs w:val="18"/>
+              </w:rPr>
+              <w:t>30</w:t>
+            </w:r>
+          </w:p>
+        </w:tc>
+        <w:tc>
+          <w:tcPr>
+            <w:tcW w:type="dxa" w:w="1806"/>
+            <w:tcMar>
+              <w:top w:type="dxa" w:w="40"/>
+              <w:left w:type="dxa" w:w="80"/>
+              <w:bottom w:type="dxa" w:w="40"/>
+              <w:right w:type="dxa" w:w="80"/>
+            </w:tcMar>
+          </w:tcPr>
+          <w:p>
+            <w:pPr>
+              <w:spacing w:after="0"/>
+            </w:pPr>
+            <w:r>
+              <w:rPr>
+                <w:b w:val="false"/>
+                <w:bCs w:val="false"/>
+                <w:sz w:val="18"/>
+                <w:szCs w:val="18"/>
+              </w:rPr>
+              <w:t>5</w:t>
+            </w:r>
+          </w:p>
+        </w:tc>
+      </w:tr>
+      <w:tr>
+        <w:trPr>
+          <w:tblHeader w:val="false"/>
+        </w:trPr>
+        <w:tc>
+          <w:tcPr>
+            <w:tcW w:type="dxa" w:w="1805"/>
+            <w:tcMar>
+              <w:top w:type="dxa" w:w="40"/>
+              <w:left w:type="dxa" w:w="80"/>
+              <w:bottom w:type="dxa" w:w="40"/>
+              <w:right w:type="dxa" w:w="80"/>
+            </w:tcMar>
+          </w:tcPr>
+          <w:p>
+            <w:pPr>
+              <w:spacing w:after="0"/>
+            </w:pPr>
+            <w:r>
+              <w:rPr>
+                <w:b w:val="false"/>
+                <w:bCs w:val="false"/>
+                <w:sz w:val="18"/>
+                <w:szCs w:val="18"/>
+              </w:rPr>
+              <w:t>チャンス目</w:t>
+            </w:r>
+          </w:p>
+        </w:tc>
+        <w:tc>
+          <w:tcPr>
+            <w:tcW w:type="dxa" w:w="1805"/>
+            <w:tcMar>
+              <w:top w:type="dxa" w:w="40"/>
+              <w:left w:type="dxa" w:w="80"/>
+              <w:bottom w:type="dxa" w:w="40"/>
+              <w:right w:type="dxa" w:w="80"/>
+            </w:tcMar>
+          </w:tcPr>
+          <w:p>
+            <w:pPr>
+              <w:spacing w:after="0"/>
+            </w:pPr>
+            <w:r>
+              <w:rPr>
+                <w:b w:val="false"/>
+                <w:bCs w:val="false"/>
+                <w:sz w:val="18"/>
+                <w:szCs w:val="18"/>
+              </w:rPr>
+              <w:t>9000</w:t>
+            </w:r>
+          </w:p>
+        </w:tc>
+        <w:tc>
+          <w:tcPr>
+            <w:tcW w:type="dxa" w:w="1805"/>
+            <w:tcMar>
+              <w:top w:type="dxa" w:w="40"/>
+              <w:left w:type="dxa" w:w="80"/>
+              <w:bottom w:type="dxa" w:w="40"/>
+              <w:right w:type="dxa" w:w="80"/>
+            </w:tcMar>
+          </w:tcPr>
+          <w:p>
+            <w:pPr>
+              <w:spacing w:after="0"/>
+            </w:pPr>
+            <w:r>
+              <w:rPr>
+                <w:b w:val="false"/>
+                <w:bCs w:val="false"/>
+                <w:sz w:val="18"/>
+                <w:szCs w:val="18"/>
+              </w:rPr>
+              <w:t>870</w:t>
+            </w:r>
+          </w:p>
+        </w:tc>
+        <w:tc>
+          <w:tcPr>
+            <w:tcW w:type="dxa" w:w="1805"/>
+            <w:tcMar>
+              <w:top w:type="dxa" w:w="40"/>
+              <w:left w:type="dxa" w:w="80"/>
+              <w:bottom w:type="dxa" w:w="40"/>
+              <w:right w:type="dxa" w:w="80"/>
+            </w:tcMar>
+          </w:tcPr>
+          <w:p>
+            <w:pPr>
+              <w:spacing w:after="0"/>
+            </w:pPr>
+            <w:r>
+              <w:rPr>
+                <w:b w:val="false"/>
+                <w:bCs w:val="false"/>
+                <w:sz w:val="18"/>
+                <w:szCs w:val="18"/>
+              </w:rPr>
+              <w:t>115</w:t>
+            </w:r>
+          </w:p>
+        </w:tc>
+        <w:tc>
+          <w:tcPr>
+            <w:tcW w:type="dxa" w:w="1806"/>
+            <w:tcMar>
+              <w:top w:type="dxa" w:w="40"/>
+              <w:left w:type="dxa" w:w="80"/>
+              <w:bottom w:type="dxa" w:w="40"/>
+              <w:right w:type="dxa" w:w="80"/>
+            </w:tcMar>
+          </w:tcPr>
+          <w:p>
+            <w:pPr>
+              <w:spacing w:after="0"/>
+            </w:pPr>
+            <w:r>
+              <w:rPr>
+                <w:b w:val="false"/>
+                <w:bCs w:val="false"/>
+                <w:sz w:val="18"/>
+                <w:szCs w:val="18"/>
+              </w:rPr>
+              <w:t>15</w:t>
+            </w:r>
+          </w:p>
+        </w:tc>
+      </w:tr>
+    </w:tbl>
+    <w:p>
+      <w:pPr>
+        <w:pStyle w:val="ListParagraph"/>
+        <w:numPr>
+          <w:ilvl w:val="0"/>
+          <w:numId w:val="1"/>
+        </w:numPr>
+        <w:spacing w:after="60"/>
+      </w:pPr>
+      <w:r>
+        <w:rPr>
+          <w:sz w:val="20"/>
+          <w:szCs w:val="20"/>
+        </w:rPr>
+        <w:t xml:space="preserve">※ ストックは「1個増えるとATが1セット伸び、その間にまたストックを引ける」ループなので、出玉は 1/(1 − 1セットのゲーム数 × 1Gあたりのストック期待値) で効く。分母が小さくなるほど効き方が跳ね上がるため、設定差のあるレア役だけを契機にすると設定6のループだけが伸びた（連チャン 228G→271G、機械割 120%）。主契機は設定差の無い押順ベルに置いている。この頭打ちがあるため、上乗せは 1/515G→1/33G まで増やせたのに対し、ストックは1/494G→1/350G が上限になる。</w:t>
+      </w:r>
+    </w:p>
+    <w:p>
+      <w:pPr>
+        <w:pStyle w:val="ListParagraph"/>
+        <w:numPr>
+          <w:ilvl w:val="0"/>
+          <w:numId w:val="1"/>
+        </w:numPr>
+        <w:spacing w:after="60"/>
+      </w:pPr>
+      <w:r>
+        <w:rPr>
+          <w:sz w:val="20"/>
+          <w:szCs w:val="20"/>
+        </w:rPr>
+        <w:t xml:space="preserve">※ ストックの供給源はGG中の赤7（GG_SEVEN_RATE）とこの表の2つで、合計が連チャン数を決める。AT中の抽選を効かせたぶんGG中の赤7を 18.5%→14.0% に下げ、連チャンの長さを据え置いてある。</w:t>
+      </w:r>
+    </w:p>
     <w:p>
       <w:pPr>
         <w:pStyle w:val="Heading2"/>
@@ -11637,7 +13321,7 @@
           <w:sz w:val="20"/>
           <w:szCs w:val="20"/>
         </w:rPr>
-        <w:t>下表は設定ごとに2000万ゲームを試行した実測値である（--ladder --games 20000000 --seed 7 で再現できる）。</w:t>
+        <w:t>下表は設定ごとに1600万ゲームを試行した実測値である（--ladder --games 16000000 --seed 33 で再現できる）。</w:t>
       </w:r>
     </w:p>
     <w:tbl>
@@ -11898,7 +13582,7 @@
                 <w:sz w:val="18"/>
                 <w:szCs w:val="18"/>
               </w:rPr>
-              <w:t>97.6%</w:t>
+              <w:t>97.5%</w:t>
             </w:r>
           </w:p>
         </w:tc>
@@ -11923,7 +13607,7 @@
                 <w:sz w:val="18"/>
                 <w:szCs w:val="18"/>
               </w:rPr>
-              <w:t>99.2%</w:t>
+              <w:t>98.9%</w:t>
             </w:r>
           </w:p>
         </w:tc>
@@ -11948,7 +13632,7 @@
                 <w:sz w:val="18"/>
                 <w:szCs w:val="18"/>
               </w:rPr>
-              <w:t>102.1%</w:t>
+              <w:t>101.2%</w:t>
             </w:r>
           </w:p>
         </w:tc>
@@ -11973,7 +13657,7 @@
                 <w:sz w:val="18"/>
                 <w:szCs w:val="18"/>
               </w:rPr>
-              <w:t>105.5%</w:t>
+              <w:t>104.3%</w:t>
             </w:r>
           </w:p>
         </w:tc>
@@ -11998,7 +13682,7 @@
                 <w:sz w:val="18"/>
                 <w:szCs w:val="18"/>
               </w:rPr>
-              <w:t>108.8%</w:t>
+              <w:t>108.2%</w:t>
             </w:r>
           </w:p>
         </w:tc>
@@ -12023,7 +13707,7 @@
                 <w:sz w:val="18"/>
                 <w:szCs w:val="18"/>
               </w:rPr>
-              <w:t>113.1%</w:t>
+              <w:t>112.9%</w:t>
             </w:r>
           </w:p>
         </w:tc>
@@ -12039,7 +13723,7 @@
           <w:sz w:val="18"/>
           <w:szCs w:val="18"/>
         </w:rPr>
-        <w:t>※ 設定1→6で機械割は単調に増加し、どこにも逆転は無い（隣接設定の差は測定ごとに前後する）。当選しても前兆（2.7.5）を挟むぶん通常遊技が伸びるので、前兆が無い場合に比べて設定1で0.39・設定6で0.66ポイント低い（当たりやすい設定ほど前兆の回数が多く、よく削れる）。抽選テーブルや前兆ゲーム数を変更したら --ladder で測り直し、逆転が出ていないか確認すること。</w:t>
+        <w:t>※ 隣接設定の差は +1.4 / +2.3 / +3.1 / +3.9 / +4.7 ポイントで、設定を1つ上げるほど伸びが大きい順に並ぶ（逆転は無い）。当選しても前兆（2.7.5）を挟むぶん通常遊技が伸びるので、前兆が無い場合に比べて設定1で0.39・設定6で0.67ポイント低い。AT中の上乗せ・ストック（2.7.6）とGG中の赤7もAT滞在率を通して直に効く。いずれかを変更したら --ladder で測り直し、逆転が出ていないか確認すること。</w:t>
       </w:r>
     </w:p>
     <w:p>
@@ -29283,7 +30967,7 @@
                 <w:sz w:val="18"/>
                 <w:szCs w:val="18"/>
               </w:rPr>
-              <w:t xml:space="preserve">AT_INIT_GAMES</w:t>
+              <w:t>AT_INIT_GAMES</w:t>
             </w:r>
           </w:p>
         </w:tc>
@@ -29308,7 +30992,7 @@
                 <w:sz w:val="18"/>
                 <w:szCs w:val="18"/>
               </w:rPr>
-              <w:t xml:space="preserve">50</w:t>
+              <w:t>30</w:t>
             </w:r>
           </w:p>
         </w:tc>
@@ -29333,7 +31017,7 @@
                 <w:sz w:val="18"/>
                 <w:szCs w:val="18"/>
               </w:rPr>
-              <w:t xml:space="preserve">ストック1個あたりのAT初期G</w:t>
+              <w:t>ストック1個あたりのAT初期G（上乗せで平均53Gまで伸びる）</w:t>
             </w:r>
           </w:p>
         </w:tc>
@@ -29443,7 +31127,7 @@
                 <w:sz w:val="18"/>
                 <w:szCs w:val="18"/>
               </w:rPr>
-              <w:t xml:space="preserve">GG_SEVEN_RATE</w:t>
+              <w:t>GG_SEVEN_RATE</w:t>
             </w:r>
           </w:p>
         </w:tc>
@@ -29468,7 +31152,7 @@
                 <w:sz w:val="18"/>
                 <w:szCs w:val="18"/>
               </w:rPr>
-              <w:t xml:space="preserve">0.185</w:t>
+              <w:t>0.14</w:t>
             </w:r>
           </w:p>
         </w:tc>
@@ -29493,7 +31177,167 @@
                 <w:sz w:val="18"/>
                 <w:szCs w:val="18"/>
               </w:rPr>
-              <w:t xml:space="preserve">GG中1Gあたりの赤7揃い率</w:t>
+              <w:t>GG中1Gあたりの赤7揃い率（ストック+1）</w:t>
+            </w:r>
+          </w:p>
+        </w:tc>
+      </w:tr>
+      <w:tr>
+        <w:trPr>
+          <w:tblHeader w:val="false"/>
+        </w:trPr>
+        <w:tc>
+          <w:tcPr>
+            <w:tcW w:type="dxa" w:w="2347"/>
+            <w:tcMar>
+              <w:top w:type="dxa" w:w="40"/>
+              <w:left w:type="dxa" w:w="80"/>
+              <w:bottom w:type="dxa" w:w="40"/>
+              <w:right w:type="dxa" w:w="80"/>
+            </w:tcMar>
+          </w:tcPr>
+          <w:p>
+            <w:pPr>
+              <w:spacing w:after="0"/>
+            </w:pPr>
+            <w:r>
+              <w:rPr>
+                <w:b w:val="false"/>
+                <w:bCs w:val="false"/>
+                <w:sz w:val="18"/>
+                <w:szCs w:val="18"/>
+              </w:rPr>
+              <w:t>AT_ADD_TABLE</w:t>
+            </w:r>
+          </w:p>
+        </w:tc>
+        <w:tc>
+          <w:tcPr>
+            <w:tcW w:type="dxa" w:w="1444"/>
+            <w:tcMar>
+              <w:top w:type="dxa" w:w="40"/>
+              <w:left w:type="dxa" w:w="80"/>
+              <w:bottom w:type="dxa" w:w="40"/>
+              <w:right w:type="dxa" w:w="80"/>
+            </w:tcMar>
+          </w:tcPr>
+          <w:p>
+            <w:pPr>
+              <w:spacing w:after="0"/>
+            </w:pPr>
+            <w:r>
+              <w:rPr>
+                <w:b w:val="false"/>
+                <w:bCs w:val="false"/>
+                <w:sz w:val="18"/>
+                <w:szCs w:val="18"/>
+              </w:rPr>
+              <w:t>4役 × 最大+200G</w:t>
+            </w:r>
+          </w:p>
+        </w:tc>
+        <w:tc>
+          <w:tcPr>
+            <w:tcW w:type="dxa" w:w="5235"/>
+            <w:tcMar>
+              <w:top w:type="dxa" w:w="40"/>
+              <w:left w:type="dxa" w:w="80"/>
+              <w:bottom w:type="dxa" w:w="40"/>
+              <w:right w:type="dxa" w:w="80"/>
+            </w:tcMar>
+          </w:tcPr>
+          <w:p>
+            <w:pPr>
+              <w:spacing w:after="0"/>
+            </w:pPr>
+            <w:r>
+              <w:rPr>
+                <w:b w:val="false"/>
+                <w:bCs w:val="false"/>
+                <w:sz w:val="18"/>
+                <w:szCs w:val="18"/>
+              </w:rPr>
+              <w:t>AT中の上乗せ抽選（2.7.6）</w:t>
+            </w:r>
+          </w:p>
+        </w:tc>
+      </w:tr>
+      <w:tr>
+        <w:trPr>
+          <w:tblHeader w:val="false"/>
+        </w:trPr>
+        <w:tc>
+          <w:tcPr>
+            <w:tcW w:type="dxa" w:w="2347"/>
+            <w:tcMar>
+              <w:top w:type="dxa" w:w="40"/>
+              <w:left w:type="dxa" w:w="80"/>
+              <w:bottom w:type="dxa" w:w="40"/>
+              <w:right w:type="dxa" w:w="80"/>
+            </w:tcMar>
+          </w:tcPr>
+          <w:p>
+            <w:pPr>
+              <w:spacing w:after="0"/>
+            </w:pPr>
+            <w:r>
+              <w:rPr>
+                <w:b w:val="false"/>
+                <w:bCs w:val="false"/>
+                <w:sz w:val="18"/>
+                <w:szCs w:val="18"/>
+              </w:rPr>
+              <w:t>AT_STOCK_TABLE</w:t>
+            </w:r>
+          </w:p>
+        </w:tc>
+        <w:tc>
+          <w:tcPr>
+            <w:tcW w:type="dxa" w:w="1444"/>
+            <w:tcMar>
+              <w:top w:type="dxa" w:w="40"/>
+              <w:left w:type="dxa" w:w="80"/>
+              <w:bottom w:type="dxa" w:w="40"/>
+              <w:right w:type="dxa" w:w="80"/>
+            </w:tcMar>
+          </w:tcPr>
+          <w:p>
+            <w:pPr>
+              <w:spacing w:after="0"/>
+            </w:pPr>
+            <w:r>
+              <w:rPr>
+                <w:b w:val="false"/>
+                <w:bCs w:val="false"/>
+                <w:sz w:val="18"/>
+                <w:szCs w:val="18"/>
+              </w:rPr>
+              <w:t>3役 × 最大+3個</w:t>
+            </w:r>
+          </w:p>
+        </w:tc>
+        <w:tc>
+          <w:tcPr>
+            <w:tcW w:type="dxa" w:w="5235"/>
+            <w:tcMar>
+              <w:top w:type="dxa" w:w="40"/>
+              <w:left w:type="dxa" w:w="80"/>
+              <w:bottom w:type="dxa" w:w="40"/>
+              <w:right w:type="dxa" w:w="80"/>
+            </w:tcMar>
+          </w:tcPr>
+          <w:p>
+            <w:pPr>
+              <w:spacing w:after="0"/>
+            </w:pPr>
+            <w:r>
+              <w:rPr>
+                <w:b w:val="false"/>
+                <w:bCs w:val="false"/>
+                <w:sz w:val="18"/>
+                <w:szCs w:val="18"/>
+              </w:rPr>
+              <w:t>AT中のストック抽選（2.7.6）</w:t>
             </w:r>
           </w:p>
         </w:tc>
@@ -30730,6 +32574,89 @@
                 <w:szCs w:val="18"/>
               </w:rPr>
               <w:t xml:space="preserve">内容</w:t>
+            </w:r>
+          </w:p>
+        </w:tc>
+      </w:tr>
+      <w:tr>
+        <w:trPr>
+          <w:tblHeader/>
+        </w:trPr>
+        <w:tc>
+          <w:tcPr>
+            <w:tcW w:type="dxa" w:w="903"/>
+            <w:shd w:fill="EFEAE0" w:val="clear"/>
+            <w:tcMar>
+              <w:top w:type="dxa" w:w="40"/>
+              <w:left w:type="dxa" w:w="80"/>
+              <w:bottom w:type="dxa" w:w="40"/>
+              <w:right w:type="dxa" w:w="80"/>
+            </w:tcMar>
+          </w:tcPr>
+          <w:p>
+            <w:pPr>
+              <w:spacing w:after="0"/>
+            </w:pPr>
+            <w:r>
+              <w:rPr>
+                <w:b/>
+                <w:bCs/>
+                <w:sz w:val="18"/>
+                <w:szCs w:val="18"/>
+              </w:rPr>
+              <w:t>3.2</w:t>
+            </w:r>
+          </w:p>
+        </w:tc>
+        <w:tc>
+          <w:tcPr>
+            <w:tcW w:type="dxa" w:w="1625"/>
+            <w:shd w:fill="EFEAE0" w:val="clear"/>
+            <w:tcMar>
+              <w:top w:type="dxa" w:w="40"/>
+              <w:left w:type="dxa" w:w="80"/>
+              <w:bottom w:type="dxa" w:w="40"/>
+              <w:right w:type="dxa" w:w="80"/>
+            </w:tcMar>
+          </w:tcPr>
+          <w:p>
+            <w:pPr>
+              <w:spacing w:after="0"/>
+            </w:pPr>
+            <w:r>
+              <w:rPr>
+                <w:b/>
+                <w:bCs/>
+                <w:sz w:val="18"/>
+                <w:szCs w:val="18"/>
+              </w:rPr>
+              <w:t>2026-09-09</w:t>
+            </w:r>
+          </w:p>
+        </w:tc>
+        <w:tc>
+          <w:tcPr>
+            <w:tcW w:type="dxa" w:w="6498"/>
+            <w:shd w:fill="EFEAE0" w:val="clear"/>
+            <w:tcMar>
+              <w:top w:type="dxa" w:w="40"/>
+              <w:left w:type="dxa" w:w="80"/>
+              <w:bottom w:type="dxa" w:w="40"/>
+              <w:right w:type="dxa" w:w="80"/>
+            </w:tcMar>
+          </w:tcPr>
+          <w:p>
+            <w:pPr>
+              <w:spacing w:after="0"/>
+            </w:pPr>
+            <w:r>
+              <w:rPr>
+                <w:b/>
+                <w:bCs/>
+                <w:sz w:val="18"/>
+                <w:szCs w:val="18"/>
+              </w:rPr>
+              <w:t>AT中の上乗せとストックを成立役ごとの抽選表にした（2.7.6）。上乗せは AT 1/515G→1/33G・平均+14Gまで増やし、AT初期ゲーム数を50G→30Gにして1セット平均53Gで揃えた。ストックはループなので頻度を上げきれず 1/494G→1/350G に留め、供給源をGG中の赤7から一部移した（GG_SEVEN_RATE 0.185→0.14）。共通ベルを上乗せ契機から外し、ストックの主契機も押順ベルに置いて設定差の二重取りを避けた。AT中共通ベルを再調整（2.4）。</w:t>
             </w:r>
           </w:p>
         </w:tc>

--- a/doc/主制御・副制御仕様書.docx
+++ b/doc/主制御・副制御仕様書.docx
@@ -55,7 +55,7 @@
           <w:sz w:val="20"/>
           <w:szCs w:val="20"/>
         </w:rPr>
-        <w:t>版数：3.2</w:t>
+        <w:t>版数：3.3</w:t>
       </w:r>
     </w:p>
     <w:p>
@@ -9492,6 +9492,111 @@
                 <w:sz w:val="18"/>
                 <w:szCs w:val="18"/>
               </w:rPr>
+              <w:t>通常</w:t>
+            </w:r>
+          </w:p>
+        </w:tc>
+        <w:tc>
+          <w:tcPr>
+            <w:tcW w:type="dxa" w:w="2347"/>
+            <w:tcMar>
+              <w:top w:type="dxa" w:w="40"/>
+              <w:left w:type="dxa" w:w="80"/>
+              <w:bottom w:type="dxa" w:w="40"/>
+              <w:right w:type="dxa" w:w="80"/>
+            </w:tcMar>
+          </w:tcPr>
+          <w:p>
+            <w:pPr>
+              <w:spacing w:after="0"/>
+            </w:pPr>
+            <w:r>
+              <w:rPr>
+                <w:b w:val="false"/>
+                <w:bCs w:val="false"/>
+                <w:sz w:val="18"/>
+                <w:szCs w:val="18"/>
+              </w:rPr>
+              <w:t>ベル4連以上でAT当選</w:t>
+            </w:r>
+          </w:p>
+        </w:tc>
+        <w:tc>
+          <w:tcPr>
+            <w:tcW w:type="dxa" w:w="1444"/>
+            <w:tcMar>
+              <w:top w:type="dxa" w:w="40"/>
+              <w:left w:type="dxa" w:w="80"/>
+              <w:bottom w:type="dxa" w:w="40"/>
+              <w:right w:type="dxa" w:w="80"/>
+            </w:tcMar>
+          </w:tcPr>
+          <w:p>
+            <w:pPr>
+              <w:spacing w:after="0"/>
+            </w:pPr>
+            <w:r>
+              <w:rPr>
+                <w:b w:val="false"/>
+                <w:bCs w:val="false"/>
+                <w:sz w:val="18"/>
+                <w:szCs w:val="18"/>
+              </w:rPr>
+              <w:t>前兆</w:t>
+            </w:r>
+          </w:p>
+        </w:tc>
+        <w:tc>
+          <w:tcPr>
+            <w:tcW w:type="dxa" w:w="3430"/>
+            <w:tcMar>
+              <w:top w:type="dxa" w:w="40"/>
+              <w:left w:type="dxa" w:w="80"/>
+              <w:bottom w:type="dxa" w:w="40"/>
+              <w:right w:type="dxa" w:w="80"/>
+            </w:tcMar>
+          </w:tcPr>
+          <w:p>
+            <w:pPr>
+              <w:spacing w:after="0"/>
+            </w:pPr>
+            <w:r>
+              <w:rPr>
+                <w:b w:val="false"/>
+                <w:bCs w:val="false"/>
+                <w:sz w:val="18"/>
+                <w:szCs w:val="18"/>
+              </w:rPr>
+              <w:t>4連15% / 5連50% / 6連以上100%。前兆ゲーム数を抽選</w:t>
+            </w:r>
+          </w:p>
+        </w:tc>
+      </w:tr>
+      <w:tr>
+        <w:trPr>
+          <w:tblHeader w:val="false"/>
+        </w:trPr>
+        <w:tc>
+          <w:tcPr>
+            <w:tcW w:type="dxa" w:w="1805"/>
+            <w:tcMar>
+              <w:top w:type="dxa" w:w="40"/>
+              <w:left w:type="dxa" w:w="80"/>
+              <w:bottom w:type="dxa" w:w="40"/>
+              <w:right w:type="dxa" w:w="80"/>
+            </w:tcMar>
+          </w:tcPr>
+          <w:p>
+            <w:pPr>
+              <w:spacing w:after="0"/>
+            </w:pPr>
+            <w:r>
+              <w:rPr>
+                <w:b w:val="false"/>
+                <w:bCs w:val="false"/>
+                <w:sz w:val="18"/>
+                <w:szCs w:val="18"/>
+              </w:rPr>
               <w:t>前兆</w:t>
             </w:r>
           </w:p>
@@ -11885,6 +11990,730 @@
           <w:szCs w:val="20"/>
         </w:rPr>
         <w:t xml:space="preserve">※ ストックの供給源はGG中の赤7（GG_SEVEN_RATE）とこの表の2つで、合計が連チャン数を決める。AT中の抽選を効かせたぶんGG中の赤7を 18.5%→14.0% に下げ、連チャンの長さを据え置いてある。</w:t>
+      </w:r>
+    </w:p>
+    <w:p>
+      <w:pPr>
+        <w:pStyle w:val="Heading3"/>
+        <w:spacing w:after="120" w:before="240"/>
+      </w:pPr>
+      <w:r>
+        <w:rPr>
+          <w:b/>
+          <w:bCs/>
+          <w:sz w:val="24"/>
+          <w:szCs w:val="24"/>
+        </w:rPr>
+        <w:t xml:space="preserve">2.7.7 ベル連</w:t>
+      </w:r>
+    </w:p>
+    <w:p>
+      <w:pPr>
+        <w:pStyle w:val="ListParagraph"/>
+        <w:numPr>
+          <w:ilvl w:val="0"/>
+          <w:numId w:val="1"/>
+        </w:numPr>
+        <w:spacing w:after="60"/>
+      </w:pPr>
+      <w:r>
+        <w:rPr>
+          <w:sz w:val="20"/>
+          <w:szCs w:val="20"/>
+        </w:rPr>
+        <w:t xml:space="preserve">通常遊技でベルが揃い続けた回数を数え、4連からAT（GG）を抽選する。5連以上に達すると、そこから先はベルが揃うたびにストックが1個ずつ確定で増える（抽選しない）。ベル入賞は共通ベル・押順ベル正解のどちらでもよく、揃わなかったゲームで0に戻る。当選したらほかの契機と同じく前兆（2.7.5）を挟んでから告知する。</w:t>
+      </w:r>
+    </w:p>
+    <w:tbl>
+      <w:tblPr>
+        <w:tblW w:type="dxa" w:w="9026"/>
+        <w:tblBorders>
+          <w:top w:val="single" w:color="auto" w:sz="4"/>
+          <w:left w:val="single" w:color="auto" w:sz="4"/>
+          <w:bottom w:val="single" w:color="auto" w:sz="4"/>
+          <w:right w:val="single" w:color="auto" w:sz="4"/>
+          <w:insideH w:val="single" w:color="auto" w:sz="4"/>
+          <w:insideV w:val="single" w:color="auto" w:sz="4"/>
+        </w:tblBorders>
+      </w:tblPr>
+      <w:tblGrid>
+        <w:gridCol w:w="1805"/>
+        <w:gridCol w:w="1805"/>
+        <w:gridCol w:w="1805"/>
+        <w:gridCol w:w="1805"/>
+        <w:gridCol w:w="1806"/>
+      </w:tblGrid>
+      <w:tr>
+        <w:trPr>
+          <w:tblHeader/>
+        </w:trPr>
+        <w:tc>
+          <w:tcPr>
+            <w:tcW w:type="dxa" w:w="1805"/>
+            <w:shd w:fill="EFEAE0" w:val="clear"/>
+            <w:tcMar>
+              <w:top w:type="dxa" w:w="40"/>
+              <w:left w:type="dxa" w:w="80"/>
+              <w:bottom w:type="dxa" w:w="40"/>
+              <w:right w:type="dxa" w:w="80"/>
+            </w:tcMar>
+          </w:tcPr>
+          <w:p>
+            <w:pPr>
+              <w:spacing w:after="0"/>
+            </w:pPr>
+            <w:r>
+              <w:rPr>
+                <w:b/>
+                <w:bCs/>
+                <w:sz w:val="18"/>
+                <w:szCs w:val="18"/>
+              </w:rPr>
+              <w:t>ベル連</w:t>
+            </w:r>
+          </w:p>
+        </w:tc>
+        <w:tc>
+          <w:tcPr>
+            <w:tcW w:type="dxa" w:w="1805"/>
+            <w:shd w:fill="EFEAE0" w:val="clear"/>
+            <w:tcMar>
+              <w:top w:type="dxa" w:w="40"/>
+              <w:left w:type="dxa" w:w="80"/>
+              <w:bottom w:type="dxa" w:w="40"/>
+              <w:right w:type="dxa" w:w="80"/>
+            </w:tcMar>
+          </w:tcPr>
+          <w:p>
+            <w:pPr>
+              <w:spacing w:after="0"/>
+            </w:pPr>
+            <w:r>
+              <w:rPr>
+                <w:b/>
+                <w:bCs/>
+                <w:sz w:val="18"/>
+                <w:szCs w:val="18"/>
+              </w:rPr>
+              <w:t>AT当選率</w:t>
+            </w:r>
+          </w:p>
+        </w:tc>
+        <w:tc>
+          <w:tcPr>
+            <w:tcW w:type="dxa" w:w="1805"/>
+            <w:shd w:fill="EFEAE0" w:val="clear"/>
+            <w:tcMar>
+              <w:top w:type="dxa" w:w="40"/>
+              <w:left w:type="dxa" w:w="80"/>
+              <w:bottom w:type="dxa" w:w="40"/>
+              <w:right w:type="dxa" w:w="80"/>
+            </w:tcMar>
+          </w:tcPr>
+          <w:p>
+            <w:pPr>
+              <w:spacing w:after="0"/>
+            </w:pPr>
+            <w:r>
+              <w:rPr>
+                <w:b/>
+                <w:bCs/>
+                <w:sz w:val="18"/>
+                <w:szCs w:val="18"/>
+              </w:rPr>
+              <w:t>ストック</w:t>
+            </w:r>
+          </w:p>
+        </w:tc>
+        <w:tc>
+          <w:tcPr>
+            <w:tcW w:type="dxa" w:w="1805"/>
+            <w:shd w:fill="EFEAE0" w:val="clear"/>
+            <w:tcMar>
+              <w:top w:type="dxa" w:w="40"/>
+              <w:left w:type="dxa" w:w="80"/>
+              <w:bottom w:type="dxa" w:w="40"/>
+              <w:right w:type="dxa" w:w="80"/>
+            </w:tcMar>
+          </w:tcPr>
+          <w:p>
+            <w:pPr>
+              <w:spacing w:after="0"/>
+            </w:pPr>
+            <w:r>
+              <w:rPr>
+                <w:b/>
+                <w:bCs/>
+                <w:sz w:val="18"/>
+                <w:szCs w:val="18"/>
+              </w:rPr>
+              <w:t>到達頻度（通常時）</w:t>
+            </w:r>
+          </w:p>
+        </w:tc>
+        <w:tc>
+          <w:tcPr>
+            <w:tcW w:type="dxa" w:w="1806"/>
+            <w:shd w:fill="EFEAE0" w:val="clear"/>
+            <w:tcMar>
+              <w:top w:type="dxa" w:w="40"/>
+              <w:left w:type="dxa" w:w="80"/>
+              <w:bottom w:type="dxa" w:w="40"/>
+              <w:right w:type="dxa" w:w="80"/>
+            </w:tcMar>
+          </w:tcPr>
+          <w:p>
+            <w:pPr>
+              <w:spacing w:after="0"/>
+            </w:pPr>
+            <w:r>
+              <w:rPr>
+                <w:b/>
+                <w:bCs/>
+                <w:sz w:val="18"/>
+                <w:szCs w:val="18"/>
+              </w:rPr>
+              <w:t>備考</w:t>
+            </w:r>
+          </w:p>
+        </w:tc>
+      </w:tr>
+      <w:tr>
+        <w:trPr>
+          <w:tblHeader w:val="false"/>
+        </w:trPr>
+        <w:tc>
+          <w:tcPr>
+            <w:tcW w:type="dxa" w:w="1805"/>
+            <w:tcMar>
+              <w:top w:type="dxa" w:w="40"/>
+              <w:left w:type="dxa" w:w="80"/>
+              <w:bottom w:type="dxa" w:w="40"/>
+              <w:right w:type="dxa" w:w="80"/>
+            </w:tcMar>
+          </w:tcPr>
+          <w:p>
+            <w:pPr>
+              <w:spacing w:after="0"/>
+            </w:pPr>
+            <w:r>
+              <w:rPr>
+                <w:b w:val="false"/>
+                <w:bCs w:val="false"/>
+                <w:sz w:val="18"/>
+                <w:szCs w:val="18"/>
+              </w:rPr>
+              <w:t>1〜3連</w:t>
+            </w:r>
+          </w:p>
+        </w:tc>
+        <w:tc>
+          <w:tcPr>
+            <w:tcW w:type="dxa" w:w="1805"/>
+            <w:tcMar>
+              <w:top w:type="dxa" w:w="40"/>
+              <w:left w:type="dxa" w:w="80"/>
+              <w:bottom w:type="dxa" w:w="40"/>
+              <w:right w:type="dxa" w:w="80"/>
+            </w:tcMar>
+          </w:tcPr>
+          <w:p>
+            <w:pPr>
+              <w:spacing w:after="0"/>
+            </w:pPr>
+            <w:r>
+              <w:rPr>
+                <w:b w:val="false"/>
+                <w:bCs w:val="false"/>
+                <w:sz w:val="18"/>
+                <w:szCs w:val="18"/>
+              </w:rPr>
+              <w:t>—</w:t>
+            </w:r>
+          </w:p>
+        </w:tc>
+        <w:tc>
+          <w:tcPr>
+            <w:tcW w:type="dxa" w:w="1805"/>
+            <w:tcMar>
+              <w:top w:type="dxa" w:w="40"/>
+              <w:left w:type="dxa" w:w="80"/>
+              <w:bottom w:type="dxa" w:w="40"/>
+              <w:right w:type="dxa" w:w="80"/>
+            </w:tcMar>
+          </w:tcPr>
+          <w:p>
+            <w:pPr>
+              <w:spacing w:after="0"/>
+            </w:pPr>
+            <w:r>
+              <w:rPr>
+                <w:b w:val="false"/>
+                <w:bCs w:val="false"/>
+                <w:sz w:val="18"/>
+                <w:szCs w:val="18"/>
+              </w:rPr>
+              <w:t>—</w:t>
+            </w:r>
+          </w:p>
+        </w:tc>
+        <w:tc>
+          <w:tcPr>
+            <w:tcW w:type="dxa" w:w="1805"/>
+            <w:tcMar>
+              <w:top w:type="dxa" w:w="40"/>
+              <w:left w:type="dxa" w:w="80"/>
+              <w:bottom w:type="dxa" w:w="40"/>
+              <w:right w:type="dxa" w:w="80"/>
+            </w:tcMar>
+          </w:tcPr>
+          <w:p>
+            <w:pPr>
+              <w:spacing w:after="0"/>
+            </w:pPr>
+            <w:r>
+              <w:rPr>
+                <w:b w:val="false"/>
+                <w:bCs w:val="false"/>
+                <w:sz w:val="18"/>
+                <w:szCs w:val="18"/>
+              </w:rPr>
+              <w:t>3連で 1/約500G</w:t>
+            </w:r>
+          </w:p>
+        </w:tc>
+        <w:tc>
+          <w:tcPr>
+            <w:tcW w:type="dxa" w:w="1806"/>
+            <w:tcMar>
+              <w:top w:type="dxa" w:w="40"/>
+              <w:left w:type="dxa" w:w="80"/>
+              <w:bottom w:type="dxa" w:w="40"/>
+              <w:right w:type="dxa" w:w="80"/>
+            </w:tcMar>
+          </w:tcPr>
+          <w:p>
+            <w:pPr>
+              <w:spacing w:after="0"/>
+            </w:pPr>
+            <w:r>
+              <w:rPr>
+                <w:b w:val="false"/>
+                <w:bCs w:val="false"/>
+                <w:sz w:val="18"/>
+                <w:szCs w:val="18"/>
+              </w:rPr>
+              <w:t>副制御は3連から予告を濃くする</w:t>
+            </w:r>
+          </w:p>
+        </w:tc>
+      </w:tr>
+      <w:tr>
+        <w:trPr>
+          <w:tblHeader w:val="false"/>
+        </w:trPr>
+        <w:tc>
+          <w:tcPr>
+            <w:tcW w:type="dxa" w:w="1805"/>
+            <w:tcMar>
+              <w:top w:type="dxa" w:w="40"/>
+              <w:left w:type="dxa" w:w="80"/>
+              <w:bottom w:type="dxa" w:w="40"/>
+              <w:right w:type="dxa" w:w="80"/>
+            </w:tcMar>
+          </w:tcPr>
+          <w:p>
+            <w:pPr>
+              <w:spacing w:after="0"/>
+            </w:pPr>
+            <w:r>
+              <w:rPr>
+                <w:b w:val="false"/>
+                <w:bCs w:val="false"/>
+                <w:sz w:val="18"/>
+                <w:szCs w:val="18"/>
+              </w:rPr>
+              <w:t>4連</w:t>
+            </w:r>
+          </w:p>
+        </w:tc>
+        <w:tc>
+          <w:tcPr>
+            <w:tcW w:type="dxa" w:w="1805"/>
+            <w:tcMar>
+              <w:top w:type="dxa" w:w="40"/>
+              <w:left w:type="dxa" w:w="80"/>
+              <w:bottom w:type="dxa" w:w="40"/>
+              <w:right w:type="dxa" w:w="80"/>
+            </w:tcMar>
+          </w:tcPr>
+          <w:p>
+            <w:pPr>
+              <w:spacing w:after="0"/>
+            </w:pPr>
+            <w:r>
+              <w:rPr>
+                <w:b w:val="false"/>
+                <w:bCs w:val="false"/>
+                <w:sz w:val="18"/>
+                <w:szCs w:val="18"/>
+              </w:rPr>
+              <w:t>15%</w:t>
+            </w:r>
+          </w:p>
+        </w:tc>
+        <w:tc>
+          <w:tcPr>
+            <w:tcW w:type="dxa" w:w="1805"/>
+            <w:tcMar>
+              <w:top w:type="dxa" w:w="40"/>
+              <w:left w:type="dxa" w:w="80"/>
+              <w:bottom w:type="dxa" w:w="40"/>
+              <w:right w:type="dxa" w:w="80"/>
+            </w:tcMar>
+          </w:tcPr>
+          <w:p>
+            <w:pPr>
+              <w:spacing w:after="0"/>
+            </w:pPr>
+            <w:r>
+              <w:rPr>
+                <w:b w:val="false"/>
+                <w:bCs w:val="false"/>
+                <w:sz w:val="18"/>
+                <w:szCs w:val="18"/>
+              </w:rPr>
+              <w:t>—</w:t>
+            </w:r>
+          </w:p>
+        </w:tc>
+        <w:tc>
+          <w:tcPr>
+            <w:tcW w:type="dxa" w:w="1805"/>
+            <w:tcMar>
+              <w:top w:type="dxa" w:w="40"/>
+              <w:left w:type="dxa" w:w="80"/>
+              <w:bottom w:type="dxa" w:w="40"/>
+              <w:right w:type="dxa" w:w="80"/>
+            </w:tcMar>
+          </w:tcPr>
+          <w:p>
+            <w:pPr>
+              <w:spacing w:after="0"/>
+            </w:pPr>
+            <w:r>
+              <w:rPr>
+                <w:b w:val="false"/>
+                <w:bCs w:val="false"/>
+                <w:sz w:val="18"/>
+                <w:szCs w:val="18"/>
+              </w:rPr>
+              <w:t>1/約4,000G</w:t>
+            </w:r>
+          </w:p>
+        </w:tc>
+        <w:tc>
+          <w:tcPr>
+            <w:tcW w:type="dxa" w:w="1806"/>
+            <w:tcMar>
+              <w:top w:type="dxa" w:w="40"/>
+              <w:left w:type="dxa" w:w="80"/>
+              <w:bottom w:type="dxa" w:w="40"/>
+              <w:right w:type="dxa" w:w="80"/>
+            </w:tcMar>
+          </w:tcPr>
+          <w:p>
+            <w:pPr>
+              <w:spacing w:after="0"/>
+            </w:pPr>
+            <w:r>
+              <w:rPr>
+                <w:b w:val="false"/>
+                <w:bCs w:val="false"/>
+                <w:sz w:val="18"/>
+                <w:szCs w:val="18"/>
+              </w:rPr>
+              <w:t>ここからAT抽選</w:t>
+            </w:r>
+          </w:p>
+        </w:tc>
+      </w:tr>
+      <w:tr>
+        <w:trPr>
+          <w:tblHeader w:val="false"/>
+        </w:trPr>
+        <w:tc>
+          <w:tcPr>
+            <w:tcW w:type="dxa" w:w="1805"/>
+            <w:tcMar>
+              <w:top w:type="dxa" w:w="40"/>
+              <w:left w:type="dxa" w:w="80"/>
+              <w:bottom w:type="dxa" w:w="40"/>
+              <w:right w:type="dxa" w:w="80"/>
+            </w:tcMar>
+          </w:tcPr>
+          <w:p>
+            <w:pPr>
+              <w:spacing w:after="0"/>
+            </w:pPr>
+            <w:r>
+              <w:rPr>
+                <w:b w:val="false"/>
+                <w:bCs w:val="false"/>
+                <w:sz w:val="18"/>
+                <w:szCs w:val="18"/>
+              </w:rPr>
+              <w:t>5連</w:t>
+            </w:r>
+          </w:p>
+        </w:tc>
+        <w:tc>
+          <w:tcPr>
+            <w:tcW w:type="dxa" w:w="1805"/>
+            <w:tcMar>
+              <w:top w:type="dxa" w:w="40"/>
+              <w:left w:type="dxa" w:w="80"/>
+              <w:bottom w:type="dxa" w:w="40"/>
+              <w:right w:type="dxa" w:w="80"/>
+            </w:tcMar>
+          </w:tcPr>
+          <w:p>
+            <w:pPr>
+              <w:spacing w:after="0"/>
+            </w:pPr>
+            <w:r>
+              <w:rPr>
+                <w:b w:val="false"/>
+                <w:bCs w:val="false"/>
+                <w:sz w:val="18"/>
+                <w:szCs w:val="18"/>
+              </w:rPr>
+              <w:t>50%</w:t>
+            </w:r>
+          </w:p>
+        </w:tc>
+        <w:tc>
+          <w:tcPr>
+            <w:tcW w:type="dxa" w:w="1805"/>
+            <w:tcMar>
+              <w:top w:type="dxa" w:w="40"/>
+              <w:left w:type="dxa" w:w="80"/>
+              <w:bottom w:type="dxa" w:w="40"/>
+              <w:right w:type="dxa" w:w="80"/>
+            </w:tcMar>
+          </w:tcPr>
+          <w:p>
+            <w:pPr>
+              <w:spacing w:after="0"/>
+            </w:pPr>
+            <w:r>
+              <w:rPr>
+                <w:b w:val="false"/>
+                <w:bCs w:val="false"/>
+                <w:sz w:val="18"/>
+                <w:szCs w:val="18"/>
+              </w:rPr>
+              <w:t>+1個</w:t>
+            </w:r>
+          </w:p>
+        </w:tc>
+        <w:tc>
+          <w:tcPr>
+            <w:tcW w:type="dxa" w:w="1805"/>
+            <w:tcMar>
+              <w:top w:type="dxa" w:w="40"/>
+              <w:left w:type="dxa" w:w="80"/>
+              <w:bottom w:type="dxa" w:w="40"/>
+              <w:right w:type="dxa" w:w="80"/>
+            </w:tcMar>
+          </w:tcPr>
+          <w:p>
+            <w:pPr>
+              <w:spacing w:after="0"/>
+            </w:pPr>
+            <w:r>
+              <w:rPr>
+                <w:b w:val="false"/>
+                <w:bCs w:val="false"/>
+                <w:sz w:val="18"/>
+                <w:szCs w:val="18"/>
+              </w:rPr>
+              <w:t>1/約27,000G</w:t>
+            </w:r>
+          </w:p>
+        </w:tc>
+        <w:tc>
+          <w:tcPr>
+            <w:tcW w:type="dxa" w:w="1806"/>
+            <w:tcMar>
+              <w:top w:type="dxa" w:w="40"/>
+              <w:left w:type="dxa" w:w="80"/>
+              <w:bottom w:type="dxa" w:w="40"/>
+              <w:right w:type="dxa" w:w="80"/>
+            </w:tcMar>
+          </w:tcPr>
+          <w:p>
+            <w:pPr>
+              <w:spacing w:after="0"/>
+            </w:pPr>
+            <w:r>
+              <w:rPr>
+                <w:b w:val="false"/>
+                <w:bCs w:val="false"/>
+                <w:sz w:val="18"/>
+                <w:szCs w:val="18"/>
+              </w:rPr>
+              <w:t>以降ベルが揃うたびにストック</w:t>
+            </w:r>
+          </w:p>
+        </w:tc>
+      </w:tr>
+      <w:tr>
+        <w:trPr>
+          <w:tblHeader w:val="false"/>
+        </w:trPr>
+        <w:tc>
+          <w:tcPr>
+            <w:tcW w:type="dxa" w:w="1805"/>
+            <w:tcMar>
+              <w:top w:type="dxa" w:w="40"/>
+              <w:left w:type="dxa" w:w="80"/>
+              <w:bottom w:type="dxa" w:w="40"/>
+              <w:right w:type="dxa" w:w="80"/>
+            </w:tcMar>
+          </w:tcPr>
+          <w:p>
+            <w:pPr>
+              <w:spacing w:after="0"/>
+            </w:pPr>
+            <w:r>
+              <w:rPr>
+                <w:b w:val="false"/>
+                <w:bCs w:val="false"/>
+                <w:sz w:val="18"/>
+                <w:szCs w:val="18"/>
+              </w:rPr>
+              <w:t>6連以上</w:t>
+            </w:r>
+          </w:p>
+        </w:tc>
+        <w:tc>
+          <w:tcPr>
+            <w:tcW w:type="dxa" w:w="1805"/>
+            <w:tcMar>
+              <w:top w:type="dxa" w:w="40"/>
+              <w:left w:type="dxa" w:w="80"/>
+              <w:bottom w:type="dxa" w:w="40"/>
+              <w:right w:type="dxa" w:w="80"/>
+            </w:tcMar>
+          </w:tcPr>
+          <w:p>
+            <w:pPr>
+              <w:spacing w:after="0"/>
+            </w:pPr>
+            <w:r>
+              <w:rPr>
+                <w:b w:val="false"/>
+                <w:bCs w:val="false"/>
+                <w:sz w:val="18"/>
+                <w:szCs w:val="18"/>
+              </w:rPr>
+              <w:t>100%</w:t>
+            </w:r>
+          </w:p>
+        </w:tc>
+        <w:tc>
+          <w:tcPr>
+            <w:tcW w:type="dxa" w:w="1805"/>
+            <w:tcMar>
+              <w:top w:type="dxa" w:w="40"/>
+              <w:left w:type="dxa" w:w="80"/>
+              <w:bottom w:type="dxa" w:w="40"/>
+              <w:right w:type="dxa" w:w="80"/>
+            </w:tcMar>
+          </w:tcPr>
+          <w:p>
+            <w:pPr>
+              <w:spacing w:after="0"/>
+            </w:pPr>
+            <w:r>
+              <w:rPr>
+                <w:b w:val="false"/>
+                <w:bCs w:val="false"/>
+                <w:sz w:val="18"/>
+                <w:szCs w:val="18"/>
+              </w:rPr>
+              <w:t>+1個</w:t>
+            </w:r>
+          </w:p>
+        </w:tc>
+        <w:tc>
+          <w:tcPr>
+            <w:tcW w:type="dxa" w:w="1805"/>
+            <w:tcMar>
+              <w:top w:type="dxa" w:w="40"/>
+              <w:left w:type="dxa" w:w="80"/>
+              <w:bottom w:type="dxa" w:w="40"/>
+              <w:right w:type="dxa" w:w="80"/>
+            </w:tcMar>
+          </w:tcPr>
+          <w:p>
+            <w:pPr>
+              <w:spacing w:after="0"/>
+            </w:pPr>
+            <w:r>
+              <w:rPr>
+                <w:b w:val="false"/>
+                <w:bCs w:val="false"/>
+                <w:sz w:val="18"/>
+                <w:szCs w:val="18"/>
+              </w:rPr>
+              <w:t>1/約20万G</w:t>
+            </w:r>
+          </w:p>
+        </w:tc>
+        <w:tc>
+          <w:tcPr>
+            <w:tcW w:type="dxa" w:w="1806"/>
+            <w:tcMar>
+              <w:top w:type="dxa" w:w="40"/>
+              <w:left w:type="dxa" w:w="80"/>
+              <w:bottom w:type="dxa" w:w="40"/>
+              <w:right w:type="dxa" w:w="80"/>
+            </w:tcMar>
+          </w:tcPr>
+          <w:p>
+            <w:pPr>
+              <w:spacing w:after="0"/>
+            </w:pPr>
+            <w:r>
+              <w:rPr>
+                <w:b w:val="false"/>
+                <w:bCs w:val="false"/>
+                <w:sz w:val="18"/>
+                <w:szCs w:val="18"/>
+              </w:rPr>
+              <w:t>ほぼ見ないプレミア</w:t>
+            </w:r>
+          </w:p>
+        </w:tc>
+      </w:tr>
+    </w:tbl>
+    <w:p>
+      <w:pPr>
+        <w:pStyle w:val="ListParagraph"/>
+        <w:numPr>
+          <w:ilvl w:val="0"/>
+          <w:numId w:val="1"/>
+        </w:numPr>
+        <w:spacing w:after="60"/>
+      </w:pPr>
+      <w:r>
+        <w:rPr>
+          <w:sz w:val="20"/>
+          <w:szCs w:val="20"/>
+        </w:rPr>
+        <w:t xml:space="preserve">※ AT中とGG中は数えない。押し順ナビで毎回ベルが揃うため連が無限に伸び、5連以上の確定ストックで出玉が発散する。カウントは通常時と前兆中だけで、前兆中は当選済みなのでAT抽選は行わずストックだけ拾う。通常時のベル入賞率は約13%で、ベル連からのAT当選は全初当りの約2.4%、機械割を全設定一律で0.6ポイント押し上げる。</w:t>
       </w:r>
     </w:p>
     <w:p>
@@ -13582,7 +14411,7 @@
                 <w:sz w:val="18"/>
                 <w:szCs w:val="18"/>
               </w:rPr>
-              <w:t>97.5%</w:t>
+              <w:t>98.1%</w:t>
             </w:r>
           </w:p>
         </w:tc>
@@ -13607,7 +14436,7 @@
                 <w:sz w:val="18"/>
                 <w:szCs w:val="18"/>
               </w:rPr>
-              <w:t>98.9%</w:t>
+              <w:t>99.5%</w:t>
             </w:r>
           </w:p>
         </w:tc>
@@ -13632,7 +14461,7 @@
                 <w:sz w:val="18"/>
                 <w:szCs w:val="18"/>
               </w:rPr>
-              <w:t>101.2%</w:t>
+              <w:t>101.7%</w:t>
             </w:r>
           </w:p>
         </w:tc>
@@ -13657,7 +14486,7 @@
                 <w:sz w:val="18"/>
                 <w:szCs w:val="18"/>
               </w:rPr>
-              <w:t>104.3%</w:t>
+              <w:t>104.9%</w:t>
             </w:r>
           </w:p>
         </w:tc>
@@ -13682,7 +14511,7 @@
                 <w:sz w:val="18"/>
                 <w:szCs w:val="18"/>
               </w:rPr>
-              <w:t>108.2%</w:t>
+              <w:t>108.8%</w:t>
             </w:r>
           </w:p>
         </w:tc>
@@ -13707,7 +14536,7 @@
                 <w:sz w:val="18"/>
                 <w:szCs w:val="18"/>
               </w:rPr>
-              <w:t>112.9%</w:t>
+              <w:t>113.5%</w:t>
             </w:r>
           </w:p>
         </w:tc>
@@ -13723,7 +14552,7 @@
           <w:sz w:val="18"/>
           <w:szCs w:val="18"/>
         </w:rPr>
-        <w:t>※ 隣接設定の差は +1.4 / +2.3 / +3.1 / +3.9 / +4.7 ポイントで、設定を1つ上げるほど伸びが大きい順に並ぶ（逆転は無い）。当選しても前兆（2.7.5）を挟むぶん通常遊技が伸びるので、前兆が無い場合に比べて設定1で0.39・設定6で0.67ポイント低い。AT中の上乗せ・ストック（2.7.6）とGG中の赤7もAT滞在率を通して直に効く。いずれかを変更したら --ladder で測り直し、逆転が出ていないか確認すること。</w:t>
+        <w:t>※ 隣接設定の差は +1.4 / +2.2 / +3.2 / +3.9 / +4.7 ポイントで、設定を1つ上げるほど伸びが大きい順に並ぶ（逆転は無い）。当選しても前兆（2.7.5）を挟むぶん通常遊技が伸びるので、前兆が無い場合に比べて設定1で0.39・設定6で0.67ポイント低い。ベル連（2.7.7）からのAT当選は全初当りの約2.4%で、全設定を一律に0.6ポイント押し上げている。AT中の上乗せ・ストック（2.7.6）とGG中の赤7もAT滞在率を通して直に効く。いずれかを変更したら --ladder で測り直し、逆転が出ていないか確認すること。</w:t>
       </w:r>
     </w:p>
     <w:p>
@@ -20036,6 +20865,86 @@
                 <w:sz w:val="18"/>
                 <w:szCs w:val="18"/>
               </w:rPr>
+              <w:t>bell_chain</w:t>
+            </w:r>
+          </w:p>
+        </w:tc>
+        <w:tc>
+          <w:tcPr>
+            <w:tcW w:type="dxa" w:w="4152"/>
+            <w:tcMar>
+              <w:top w:type="dxa" w:w="40"/>
+              <w:left w:type="dxa" w:w="80"/>
+              <w:bottom w:type="dxa" w:w="40"/>
+              <w:right w:type="dxa" w:w="80"/>
+            </w:tcMar>
+          </w:tcPr>
+          <w:p>
+            <w:pPr>
+              <w:spacing w:after="0"/>
+            </w:pPr>
+            <w:r>
+              <w:rPr>
+                <w:b w:val="false"/>
+                <w:bCs w:val="false"/>
+                <w:sz w:val="18"/>
+                <w:szCs w:val="18"/>
+              </w:rPr>
+              <w:t>ベル連の写し</w:t>
+            </w:r>
+          </w:p>
+        </w:tc>
+        <w:tc>
+          <w:tcPr>
+            <w:tcW w:type="dxa" w:w="3249"/>
+            <w:tcMar>
+              <w:top w:type="dxa" w:w="40"/>
+              <w:left w:type="dxa" w:w="80"/>
+              <w:bottom w:type="dxa" w:w="40"/>
+              <w:right w:type="dxa" w:w="80"/>
+            </w:tcMar>
+          </w:tcPr>
+          <w:p>
+            <w:pPr>
+              <w:spacing w:after="0"/>
+            </w:pPr>
+            <w:r>
+              <w:rPr>
+                <w:b w:val="false"/>
+                <w:bCs w:val="false"/>
+                <w:sz w:val="18"/>
+                <w:szCs w:val="18"/>
+              </w:rPr>
+              <w:t>0x34 全停止（ベル入賞で+1、それ以外で0）</w:t>
+            </w:r>
+          </w:p>
+        </w:tc>
+      </w:tr>
+      <w:tr>
+        <w:trPr>
+          <w:tblHeader w:val="false"/>
+        </w:trPr>
+        <w:tc>
+          <w:tcPr>
+            <w:tcW w:type="dxa" w:w="1625"/>
+            <w:tcMar>
+              <w:top w:type="dxa" w:w="40"/>
+              <w:left w:type="dxa" w:w="80"/>
+              <w:bottom w:type="dxa" w:w="40"/>
+              <w:right w:type="dxa" w:w="80"/>
+            </w:tcMar>
+          </w:tcPr>
+          <w:p>
+            <w:pPr>
+              <w:spacing w:after="0"/>
+            </w:pPr>
+            <w:r>
+              <w:rPr>
+                <w:b w:val="false"/>
+                <w:bCs w:val="false"/>
+                <w:sz w:val="18"/>
+                <w:szCs w:val="18"/>
+              </w:rPr>
               <w:t>rx</w:t>
             </w:r>
           </w:p>
@@ -20603,6 +21512,86 @@
                 <w:szCs w:val="18"/>
               </w:rPr>
               <w:t>stop{n, rank}</w:t>
+            </w:r>
+          </w:p>
+        </w:tc>
+      </w:tr>
+      <w:tr>
+        <w:trPr>
+          <w:tblHeader w:val="false"/>
+        </w:trPr>
+        <w:tc>
+          <w:tcPr>
+            <w:tcW w:type="dxa" w:w="1986"/>
+            <w:tcMar>
+              <w:top w:type="dxa" w:w="40"/>
+              <w:left w:type="dxa" w:w="80"/>
+              <w:bottom w:type="dxa" w:w="40"/>
+              <w:right w:type="dxa" w:w="80"/>
+            </w:tcMar>
+          </w:tcPr>
+          <w:p>
+            <w:pPr>
+              <w:spacing w:after="0"/>
+            </w:pPr>
+            <w:r>
+              <w:rPr>
+                <w:b w:val="false"/>
+                <w:bCs w:val="false"/>
+                <w:sz w:val="18"/>
+                <w:szCs w:val="18"/>
+              </w:rPr>
+              <w:t>0x34 全停止</w:t>
+            </w:r>
+          </w:p>
+        </w:tc>
+        <w:tc>
+          <w:tcPr>
+            <w:tcW w:type="dxa" w:w="4152"/>
+            <w:tcMar>
+              <w:top w:type="dxa" w:w="40"/>
+              <w:left w:type="dxa" w:w="80"/>
+              <w:bottom w:type="dxa" w:w="40"/>
+              <w:right w:type="dxa" w:w="80"/>
+            </w:tcMar>
+          </w:tcPr>
+          <w:p>
+            <w:pPr>
+              <w:spacing w:after="0"/>
+            </w:pPr>
+            <w:r>
+              <w:rPr>
+                <w:b w:val="false"/>
+                <w:bCs w:val="false"/>
+                <w:sz w:val="18"/>
+                <w:szCs w:val="18"/>
+              </w:rPr>
+              <w:t>表示役からベル連を数える（演出は出さない）</w:t>
+            </w:r>
+          </w:p>
+        </w:tc>
+        <w:tc>
+          <w:tcPr>
+            <w:tcW w:type="dxa" w:w="2888"/>
+            <w:tcMar>
+              <w:top w:type="dxa" w:w="40"/>
+              <w:left w:type="dxa" w:w="80"/>
+              <w:bottom w:type="dxa" w:w="40"/>
+              <w:right w:type="dxa" w:w="80"/>
+            </w:tcMar>
+          </w:tcPr>
+          <w:p>
+            <w:pPr>
+              <w:spacing w:after="0"/>
+            </w:pPr>
+            <w:r>
+              <w:rPr>
+                <w:b w:val="false"/>
+                <w:bCs w:val="false"/>
+                <w:sz w:val="18"/>
+                <w:szCs w:val="18"/>
+              </w:rPr>
+              <w:t>―</w:t>
             </w:r>
           </w:p>
         </w:tc>
@@ -21494,6 +22483,61 @@
                 <w:szCs w:val="18"/>
               </w:rPr>
               <w:t>0x41 で届く通常時ゲーム数の下位8bitから数え直す。前回との差が0か+1なら積み増し、それ以外（GG突入で0へ戻るなど）は下位バイトへ合わせ直す。残り32G以下では見立てを1段上げる</w:t>
+            </w:r>
+          </w:p>
+        </w:tc>
+      </w:tr>
+      <w:tr>
+        <w:trPr>
+          <w:tblHeader w:val="false"/>
+        </w:trPr>
+        <w:tc>
+          <w:tcPr>
+            <w:tcW w:type="dxa" w:w="2708"/>
+            <w:tcMar>
+              <w:top w:type="dxa" w:w="40"/>
+              <w:left w:type="dxa" w:w="80"/>
+              <w:bottom w:type="dxa" w:w="40"/>
+              <w:right w:type="dxa" w:w="80"/>
+            </w:tcMar>
+          </w:tcPr>
+          <w:p>
+            <w:pPr>
+              <w:spacing w:after="0"/>
+            </w:pPr>
+            <w:r>
+              <w:rPr>
+                <w:b w:val="false"/>
+                <w:bCs w:val="false"/>
+                <w:sz w:val="18"/>
+                <w:szCs w:val="18"/>
+              </w:rPr>
+              <w:t>ベル連の写し</w:t>
+            </w:r>
+          </w:p>
+        </w:tc>
+        <w:tc>
+          <w:tcPr>
+            <w:tcW w:type="dxa" w:w="6318"/>
+            <w:tcMar>
+              <w:top w:type="dxa" w:w="40"/>
+              <w:left w:type="dxa" w:w="80"/>
+              <w:bottom w:type="dxa" w:w="40"/>
+              <w:right w:type="dxa" w:w="80"/>
+            </w:tcMar>
+          </w:tcPr>
+          <w:p>
+            <w:pPr>
+              <w:spacing w:after="0"/>
+            </w:pPr>
+            <w:r>
+              <w:rPr>
+                <w:b w:val="false"/>
+                <w:bCs w:val="false"/>
+                <w:sz w:val="18"/>
+                <w:szCs w:val="18"/>
+              </w:rPr>
+              <w:t>0x34 全停止の表示役から、共通ベル・押順ベルが続いた回数を数える。3連以上（次にベルが揃えば4連＝AT抽選）で見立てを1段上げる。主制御の値は覗いておらず、届いた表示役から数え直しているだけ</w:t>
             </w:r>
           </w:p>
         </w:tc>
@@ -26808,7 +27852,7 @@
                 <w:sz w:val="18"/>
                 <w:szCs w:val="18"/>
               </w:rPr>
-              <w:t>game, setting, state, mode, gameCount, ceilingLeft, zenchou, flag, prize, pay, reel[3], reelPos[3], navi, diff, credit, totalIn, totalOut, stock</w:t>
+              <w:t>game, setting, state, mode, gameCount, ceilingLeft, zenchou, bellChain, flag, prize, pay, reel[3], reelPos[3], navi, diff, credit, totalIn, totalOut, stock</w:t>
             </w:r>
           </w:p>
         </w:tc>
@@ -27368,7 +28412,7 @@
                 <w:sz w:val="18"/>
                 <w:szCs w:val="18"/>
               </w:rPr>
-              <w:t>rx, game, heat, guess, gameCount, ceilingLeft, zone, chain, pattern, note, plan, rank, freeze, state, stock, atLeft</w:t>
+              <w:t>rx, game, heat, guess, gameCount, ceilingLeft, zone, chain, bellChain, pattern, note, plan, rank, freeze, state, stock, atLeft</w:t>
             </w:r>
           </w:p>
         </w:tc>
@@ -28045,6 +29089,86 @@
                 <w:szCs w:val="18"/>
               </w:rPr>
               <w:t>前兆の残ゲーム数（当選済み・告知前。0なら当選していない）</w:t>
+            </w:r>
+          </w:p>
+        </w:tc>
+      </w:tr>
+      <w:tr>
+        <w:trPr>
+          <w:tblHeader w:val="false"/>
+        </w:trPr>
+        <w:tc>
+          <w:tcPr>
+            <w:tcW w:type="dxa" w:w="1986"/>
+            <w:tcMar>
+              <w:top w:type="dxa" w:w="40"/>
+              <w:left w:type="dxa" w:w="80"/>
+              <w:bottom w:type="dxa" w:w="40"/>
+              <w:right w:type="dxa" w:w="80"/>
+            </w:tcMar>
+          </w:tcPr>
+          <w:p>
+            <w:pPr>
+              <w:spacing w:after="0"/>
+            </w:pPr>
+            <w:r>
+              <w:rPr>
+                <w:b w:val="false"/>
+                <w:bCs w:val="false"/>
+                <w:sz w:val="18"/>
+                <w:szCs w:val="18"/>
+              </w:rPr>
+              <w:t>bellChain</w:t>
+            </w:r>
+          </w:p>
+        </w:tc>
+        <w:tc>
+          <w:tcPr>
+            <w:tcW w:type="dxa" w:w="1444"/>
+            <w:tcMar>
+              <w:top w:type="dxa" w:w="40"/>
+              <w:left w:type="dxa" w:w="80"/>
+              <w:bottom w:type="dxa" w:w="40"/>
+              <w:right w:type="dxa" w:w="80"/>
+            </w:tcMar>
+          </w:tcPr>
+          <w:p>
+            <w:pPr>
+              <w:spacing w:after="0"/>
+            </w:pPr>
+            <w:r>
+              <w:rPr>
+                <w:b w:val="false"/>
+                <w:bCs w:val="false"/>
+                <w:sz w:val="18"/>
+                <w:szCs w:val="18"/>
+              </w:rPr>
+              <w:t>int|null</w:t>
+            </w:r>
+          </w:p>
+        </w:tc>
+        <w:tc>
+          <w:tcPr>
+            <w:tcW w:type="dxa" w:w="5596"/>
+            <w:tcMar>
+              <w:top w:type="dxa" w:w="40"/>
+              <w:left w:type="dxa" w:w="80"/>
+              <w:bottom w:type="dxa" w:w="40"/>
+              <w:right w:type="dxa" w:w="80"/>
+            </w:tcMar>
+          </w:tcPr>
+          <w:p>
+            <w:pPr>
+              <w:spacing w:after="0"/>
+            </w:pPr>
+            <w:r>
+              <w:rPr>
+                <w:b w:val="false"/>
+                <w:bCs w:val="false"/>
+                <w:sz w:val="18"/>
+                <w:szCs w:val="18"/>
+              </w:rPr>
+              <w:t>ベル連（4連からAT抽選、5連以上でストック）</w:t>
             </w:r>
           </w:p>
         </w:tc>
@@ -30807,7 +31931,7 @@
                 <w:sz w:val="18"/>
                 <w:szCs w:val="18"/>
               </w:rPr>
-              <w:t>ZENCHOU_GAMES</w:t>
+              <w:t>BELL_CHAIN_AT</w:t>
             </w:r>
           </w:p>
         </w:tc>
@@ -30832,7 +31956,7 @@
                 <w:sz w:val="18"/>
                 <w:szCs w:val="18"/>
               </w:rPr>
-              <w:t>4, 6, 8, 12, 16, 24</w:t>
+              <w:t>4</w:t>
             </w:r>
           </w:p>
         </w:tc>
@@ -30857,7 +31981,7 @@
                 <w:sz w:val="18"/>
                 <w:szCs w:val="18"/>
               </w:rPr>
-              <w:t>前兆ゲーム数の候補（当選契機ごとに重みが違う）</w:t>
+              <w:t>AT抽選を始めるベル連数</w:t>
             </w:r>
           </w:p>
         </w:tc>
@@ -30887,7 +32011,7 @@
                 <w:sz w:val="18"/>
                 <w:szCs w:val="18"/>
               </w:rPr>
-              <w:t xml:space="preserve">GG_GAMES</w:t>
+              <w:t>BELL_CHAIN_STOCK</w:t>
             </w:r>
           </w:p>
         </w:tc>
@@ -30912,7 +32036,7 @@
                 <w:sz w:val="18"/>
                 <w:szCs w:val="18"/>
               </w:rPr>
-              <w:t xml:space="preserve">10</w:t>
+              <w:t>5</w:t>
             </w:r>
           </w:p>
         </w:tc>
@@ -30937,7 +32061,7 @@
                 <w:sz w:val="18"/>
                 <w:szCs w:val="18"/>
               </w:rPr>
-              <w:t xml:space="preserve">GG固定ゲーム数</w:t>
+              <w:t>ベルが揃うたびにストックが増えるベル連数</w:t>
             </w:r>
           </w:p>
         </w:tc>
@@ -30967,7 +32091,7 @@
                 <w:sz w:val="18"/>
                 <w:szCs w:val="18"/>
               </w:rPr>
-              <w:t>AT_INIT_GAMES</w:t>
+              <w:t>BELL_CHAIN_AT_RATE</w:t>
             </w:r>
           </w:p>
         </w:tc>
@@ -30992,7 +32116,7 @@
                 <w:sz w:val="18"/>
                 <w:szCs w:val="18"/>
               </w:rPr>
-              <w:t>30</w:t>
+              <w:t>0.15 / 0.50 / 1.00</w:t>
             </w:r>
           </w:p>
         </w:tc>
@@ -31017,7 +32141,7 @@
                 <w:sz w:val="18"/>
                 <w:szCs w:val="18"/>
               </w:rPr>
-              <w:t>ストック1個あたりのAT初期G（上乗せで平均53Gまで伸びる）</w:t>
+              <w:t>4連 / 5連 / 6連以上のAT当選率</w:t>
             </w:r>
           </w:p>
         </w:tc>
@@ -31047,7 +32171,7 @@
                 <w:sz w:val="18"/>
                 <w:szCs w:val="18"/>
               </w:rPr>
-              <w:t xml:space="preserve">MODE_GAMES</w:t>
+              <w:t>ZENCHOU_GAMES</w:t>
             </w:r>
           </w:p>
         </w:tc>
@@ -31072,7 +32196,7 @@
                 <w:sz w:val="18"/>
                 <w:szCs w:val="18"/>
               </w:rPr>
-              <w:t xml:space="preserve">32</w:t>
+              <w:t>4, 6, 8, 12, 16, 24</w:t>
             </w:r>
           </w:p>
         </w:tc>
@@ -31097,7 +32221,7 @@
                 <w:sz w:val="18"/>
                 <w:szCs w:val="18"/>
               </w:rPr>
-              <w:t xml:space="preserve">高確以上の滞在ゲーム数</w:t>
+              <w:t>前兆ゲーム数の候補（当選契機ごとに重みが違う）</w:t>
             </w:r>
           </w:p>
         </w:tc>
@@ -31127,7 +32251,7 @@
                 <w:sz w:val="18"/>
                 <w:szCs w:val="18"/>
               </w:rPr>
-              <w:t>GG_SEVEN_RATE</w:t>
+              <w:t xml:space="preserve">GG_GAMES</w:t>
             </w:r>
           </w:p>
         </w:tc>
@@ -31152,7 +32276,7 @@
                 <w:sz w:val="18"/>
                 <w:szCs w:val="18"/>
               </w:rPr>
-              <w:t>0.14</w:t>
+              <w:t xml:space="preserve">10</w:t>
             </w:r>
           </w:p>
         </w:tc>
@@ -31177,7 +32301,7 @@
                 <w:sz w:val="18"/>
                 <w:szCs w:val="18"/>
               </w:rPr>
-              <w:t>GG中1Gあたりの赤7揃い率（ストック+1）</w:t>
+              <w:t xml:space="preserve">GG固定ゲーム数</w:t>
             </w:r>
           </w:p>
         </w:tc>
@@ -31207,7 +32331,7 @@
                 <w:sz w:val="18"/>
                 <w:szCs w:val="18"/>
               </w:rPr>
-              <w:t>AT_ADD_TABLE</w:t>
+              <w:t>AT_INIT_GAMES</w:t>
             </w:r>
           </w:p>
         </w:tc>
@@ -31232,7 +32356,7 @@
                 <w:sz w:val="18"/>
                 <w:szCs w:val="18"/>
               </w:rPr>
-              <w:t>4役 × 最大+200G</w:t>
+              <w:t>30</w:t>
             </w:r>
           </w:p>
         </w:tc>
@@ -31257,7 +32381,7 @@
                 <w:sz w:val="18"/>
                 <w:szCs w:val="18"/>
               </w:rPr>
-              <w:t>AT中の上乗せ抽選（2.7.6）</w:t>
+              <w:t>ストック1個あたりのAT初期G（上乗せで平均53Gまで伸びる）</w:t>
             </w:r>
           </w:p>
         </w:tc>
@@ -31287,7 +32411,7 @@
                 <w:sz w:val="18"/>
                 <w:szCs w:val="18"/>
               </w:rPr>
-              <w:t>AT_STOCK_TABLE</w:t>
+              <w:t xml:space="preserve">MODE_GAMES</w:t>
             </w:r>
           </w:p>
         </w:tc>
@@ -31312,7 +32436,7 @@
                 <w:sz w:val="18"/>
                 <w:szCs w:val="18"/>
               </w:rPr>
-              <w:t>3役 × 最大+3個</w:t>
+              <w:t xml:space="preserve">32</w:t>
             </w:r>
           </w:p>
         </w:tc>
@@ -31337,7 +32461,7 @@
                 <w:sz w:val="18"/>
                 <w:szCs w:val="18"/>
               </w:rPr>
-              <w:t>AT中のストック抽選（2.7.6）</w:t>
+              <w:t xml:space="preserve">高確以上の滞在ゲーム数</w:t>
             </w:r>
           </w:p>
         </w:tc>
@@ -31367,7 +32491,7 @@
                 <w:sz w:val="18"/>
                 <w:szCs w:val="18"/>
               </w:rPr>
-              <w:t xml:space="preserve">GG_GOD_RATE</w:t>
+              <w:t>GG_SEVEN_RATE</w:t>
             </w:r>
           </w:p>
         </w:tc>
@@ -31392,7 +32516,7 @@
                 <w:sz w:val="18"/>
                 <w:szCs w:val="18"/>
               </w:rPr>
-              <w:t xml:space="preserve">0.005</w:t>
+              <w:t>0.14</w:t>
             </w:r>
           </w:p>
         </w:tc>
@@ -31417,7 +32541,7 @@
                 <w:sz w:val="18"/>
                 <w:szCs w:val="18"/>
               </w:rPr>
-              <w:t xml:space="preserve">GG中1Gあたりの神揃い率</w:t>
+              <w:t>GG中1Gあたりの赤7揃い率（ストック+1）</w:t>
             </w:r>
           </w:p>
         </w:tc>
@@ -31447,7 +32571,7 @@
                 <w:sz w:val="18"/>
                 <w:szCs w:val="18"/>
               </w:rPr>
-              <w:t xml:space="preserve">GOD_STOCK</w:t>
+              <w:t>AT_ADD_TABLE</w:t>
             </w:r>
           </w:p>
         </w:tc>
@@ -31472,7 +32596,7 @@
                 <w:sz w:val="18"/>
                 <w:szCs w:val="18"/>
               </w:rPr>
-              <w:t xml:space="preserve">5</w:t>
+              <w:t>4役 × 最大+200G</w:t>
             </w:r>
           </w:p>
         </w:tc>
@@ -31497,7 +32621,7 @@
                 <w:sz w:val="18"/>
                 <w:szCs w:val="18"/>
               </w:rPr>
-              <w:t xml:space="preserve">神揃い時の獲得ストック</w:t>
+              <w:t>AT中の上乗せ抽選（2.7.6）</w:t>
             </w:r>
           </w:p>
         </w:tc>
@@ -31527,7 +32651,7 @@
                 <w:sz w:val="18"/>
                 <w:szCs w:val="18"/>
               </w:rPr>
-              <w:t xml:space="preserve">WAIT_TIME</w:t>
+              <w:t>AT_STOCK_TABLE</w:t>
             </w:r>
           </w:p>
         </w:tc>
@@ -31552,7 +32676,7 @@
                 <w:sz w:val="18"/>
                 <w:szCs w:val="18"/>
               </w:rPr>
-              <w:t xml:space="preserve">4.1</w:t>
+              <w:t>3役 × 最大+3個</w:t>
             </w:r>
           </w:p>
         </w:tc>
@@ -31577,7 +32701,7 @@
                 <w:sz w:val="18"/>
                 <w:szCs w:val="18"/>
               </w:rPr>
-              <w:t xml:space="preserve">ウェイト＝レバーON無効時間（秒）</w:t>
+              <w:t>AT中のストック抽選（2.7.6）</w:t>
             </w:r>
           </w:p>
         </w:tc>
@@ -31607,7 +32731,7 @@
                 <w:sz w:val="18"/>
                 <w:szCs w:val="18"/>
               </w:rPr>
-              <w:t xml:space="preserve">RARE</w:t>
+              <w:t xml:space="preserve">GG_GOD_RATE</w:t>
             </w:r>
           </w:p>
         </w:tc>
@@ -31632,7 +32756,7 @@
                 <w:sz w:val="18"/>
                 <w:szCs w:val="18"/>
               </w:rPr>
-              <w:t xml:space="preserve">スイカ, チャンス目</w:t>
+              <w:t xml:space="preserve">0.005</w:t>
             </w:r>
           </w:p>
         </w:tc>
@@ -31657,7 +32781,7 @@
                 <w:sz w:val="18"/>
                 <w:szCs w:val="18"/>
               </w:rPr>
-              <w:t xml:space="preserve">レア役</w:t>
+              <w:t xml:space="preserve">GG中1Gあたりの神揃い率</w:t>
             </w:r>
           </w:p>
         </w:tc>
@@ -31687,7 +32811,7 @@
                 <w:sz w:val="18"/>
                 <w:szCs w:val="18"/>
               </w:rPr>
-              <w:t>SB_HEAT_GAIN / MAX</w:t>
+              <w:t xml:space="preserve">GOD_STOCK</w:t>
             </w:r>
           </w:p>
         </w:tc>
@@ -31712,7 +32836,7 @@
                 <w:sz w:val="18"/>
                 <w:szCs w:val="18"/>
               </w:rPr>
-              <w:t>スイカ3・チャンス目5 / 12</w:t>
+              <w:t xml:space="preserve">5</w:t>
             </w:r>
           </w:p>
         </w:tc>
@@ -31737,7 +32861,7 @@
                 <w:sz w:val="18"/>
                 <w:szCs w:val="18"/>
               </w:rPr>
-              <w:t>副制御のヒートの上がり方と上限</w:t>
+              <w:t xml:space="preserve">神揃い時の獲得ストック</w:t>
             </w:r>
           </w:p>
         </w:tc>
@@ -31767,7 +32891,7 @@
                 <w:sz w:val="18"/>
                 <w:szCs w:val="18"/>
               </w:rPr>
-              <w:t>SB_HEAT_DECAY</w:t>
+              <w:t xml:space="preserve">WAIT_TIME</w:t>
             </w:r>
           </w:p>
         </w:tc>
@@ -31792,7 +32916,7 @@
                 <w:sz w:val="18"/>
                 <w:szCs w:val="18"/>
               </w:rPr>
-              <w:t>4</w:t>
+              <w:t xml:space="preserve">4.1</w:t>
             </w:r>
           </w:p>
         </w:tc>
@@ -31817,7 +32941,7 @@
                 <w:sz w:val="18"/>
                 <w:szCs w:val="18"/>
               </w:rPr>
-              <w:t>ヒートを1減らすゲーム間隔</w:t>
+              <w:t xml:space="preserve">ウェイト＝レバーON無効時間（秒）</w:t>
             </w:r>
           </w:p>
         </w:tc>
@@ -31847,7 +32971,7 @@
                 <w:sz w:val="18"/>
                 <w:szCs w:val="18"/>
               </w:rPr>
-              <w:t>SB_HEAT_STEP</w:t>
+              <w:t xml:space="preserve">RARE</w:t>
             </w:r>
           </w:p>
         </w:tc>
@@ -31872,7 +32996,7 @@
                 <w:sz w:val="18"/>
                 <w:szCs w:val="18"/>
               </w:rPr>
-              <w:t>(4, 8)</w:t>
+              <w:t xml:space="preserve">スイカ, チャンス目</w:t>
             </w:r>
           </w:p>
         </w:tc>
@@ -31897,7 +33021,7 @@
                 <w:sz w:val="18"/>
                 <w:szCs w:val="18"/>
               </w:rPr>
-              <w:t>この値以上で高確／超高確と見立てる</w:t>
+              <w:t xml:space="preserve">レア役</w:t>
             </w:r>
           </w:p>
         </w:tc>
@@ -31927,6 +33051,246 @@
                 <w:sz w:val="18"/>
                 <w:szCs w:val="18"/>
               </w:rPr>
+              <w:t>SB_HEAT_GAIN / MAX</w:t>
+            </w:r>
+          </w:p>
+        </w:tc>
+        <w:tc>
+          <w:tcPr>
+            <w:tcW w:type="dxa" w:w="1444"/>
+            <w:tcMar>
+              <w:top w:type="dxa" w:w="40"/>
+              <w:left w:type="dxa" w:w="80"/>
+              <w:bottom w:type="dxa" w:w="40"/>
+              <w:right w:type="dxa" w:w="80"/>
+            </w:tcMar>
+          </w:tcPr>
+          <w:p>
+            <w:pPr>
+              <w:spacing w:after="0"/>
+            </w:pPr>
+            <w:r>
+              <w:rPr>
+                <w:b w:val="false"/>
+                <w:bCs w:val="false"/>
+                <w:sz w:val="18"/>
+                <w:szCs w:val="18"/>
+              </w:rPr>
+              <w:t>スイカ3・チャンス目5 / 12</w:t>
+            </w:r>
+          </w:p>
+        </w:tc>
+        <w:tc>
+          <w:tcPr>
+            <w:tcW w:type="dxa" w:w="5235"/>
+            <w:tcMar>
+              <w:top w:type="dxa" w:w="40"/>
+              <w:left w:type="dxa" w:w="80"/>
+              <w:bottom w:type="dxa" w:w="40"/>
+              <w:right w:type="dxa" w:w="80"/>
+            </w:tcMar>
+          </w:tcPr>
+          <w:p>
+            <w:pPr>
+              <w:spacing w:after="0"/>
+            </w:pPr>
+            <w:r>
+              <w:rPr>
+                <w:b w:val="false"/>
+                <w:bCs w:val="false"/>
+                <w:sz w:val="18"/>
+                <w:szCs w:val="18"/>
+              </w:rPr>
+              <w:t>副制御のヒートの上がり方と上限</w:t>
+            </w:r>
+          </w:p>
+        </w:tc>
+      </w:tr>
+      <w:tr>
+        <w:trPr>
+          <w:tblHeader w:val="false"/>
+        </w:trPr>
+        <w:tc>
+          <w:tcPr>
+            <w:tcW w:type="dxa" w:w="2347"/>
+            <w:tcMar>
+              <w:top w:type="dxa" w:w="40"/>
+              <w:left w:type="dxa" w:w="80"/>
+              <w:bottom w:type="dxa" w:w="40"/>
+              <w:right w:type="dxa" w:w="80"/>
+            </w:tcMar>
+          </w:tcPr>
+          <w:p>
+            <w:pPr>
+              <w:spacing w:after="0"/>
+            </w:pPr>
+            <w:r>
+              <w:rPr>
+                <w:b w:val="false"/>
+                <w:bCs w:val="false"/>
+                <w:sz w:val="18"/>
+                <w:szCs w:val="18"/>
+              </w:rPr>
+              <w:t>SB_HEAT_DECAY</w:t>
+            </w:r>
+          </w:p>
+        </w:tc>
+        <w:tc>
+          <w:tcPr>
+            <w:tcW w:type="dxa" w:w="1444"/>
+            <w:tcMar>
+              <w:top w:type="dxa" w:w="40"/>
+              <w:left w:type="dxa" w:w="80"/>
+              <w:bottom w:type="dxa" w:w="40"/>
+              <w:right w:type="dxa" w:w="80"/>
+            </w:tcMar>
+          </w:tcPr>
+          <w:p>
+            <w:pPr>
+              <w:spacing w:after="0"/>
+            </w:pPr>
+            <w:r>
+              <w:rPr>
+                <w:b w:val="false"/>
+                <w:bCs w:val="false"/>
+                <w:sz w:val="18"/>
+                <w:szCs w:val="18"/>
+              </w:rPr>
+              <w:t>4</w:t>
+            </w:r>
+          </w:p>
+        </w:tc>
+        <w:tc>
+          <w:tcPr>
+            <w:tcW w:type="dxa" w:w="5235"/>
+            <w:tcMar>
+              <w:top w:type="dxa" w:w="40"/>
+              <w:left w:type="dxa" w:w="80"/>
+              <w:bottom w:type="dxa" w:w="40"/>
+              <w:right w:type="dxa" w:w="80"/>
+            </w:tcMar>
+          </w:tcPr>
+          <w:p>
+            <w:pPr>
+              <w:spacing w:after="0"/>
+            </w:pPr>
+            <w:r>
+              <w:rPr>
+                <w:b w:val="false"/>
+                <w:bCs w:val="false"/>
+                <w:sz w:val="18"/>
+                <w:szCs w:val="18"/>
+              </w:rPr>
+              <w:t>ヒートを1減らすゲーム間隔</w:t>
+            </w:r>
+          </w:p>
+        </w:tc>
+      </w:tr>
+      <w:tr>
+        <w:trPr>
+          <w:tblHeader w:val="false"/>
+        </w:trPr>
+        <w:tc>
+          <w:tcPr>
+            <w:tcW w:type="dxa" w:w="2347"/>
+            <w:tcMar>
+              <w:top w:type="dxa" w:w="40"/>
+              <w:left w:type="dxa" w:w="80"/>
+              <w:bottom w:type="dxa" w:w="40"/>
+              <w:right w:type="dxa" w:w="80"/>
+            </w:tcMar>
+          </w:tcPr>
+          <w:p>
+            <w:pPr>
+              <w:spacing w:after="0"/>
+            </w:pPr>
+            <w:r>
+              <w:rPr>
+                <w:b w:val="false"/>
+                <w:bCs w:val="false"/>
+                <w:sz w:val="18"/>
+                <w:szCs w:val="18"/>
+              </w:rPr>
+              <w:t>SB_HEAT_STEP</w:t>
+            </w:r>
+          </w:p>
+        </w:tc>
+        <w:tc>
+          <w:tcPr>
+            <w:tcW w:type="dxa" w:w="1444"/>
+            <w:tcMar>
+              <w:top w:type="dxa" w:w="40"/>
+              <w:left w:type="dxa" w:w="80"/>
+              <w:bottom w:type="dxa" w:w="40"/>
+              <w:right w:type="dxa" w:w="80"/>
+            </w:tcMar>
+          </w:tcPr>
+          <w:p>
+            <w:pPr>
+              <w:spacing w:after="0"/>
+            </w:pPr>
+            <w:r>
+              <w:rPr>
+                <w:b w:val="false"/>
+                <w:bCs w:val="false"/>
+                <w:sz w:val="18"/>
+                <w:szCs w:val="18"/>
+              </w:rPr>
+              <w:t>(4, 8)</w:t>
+            </w:r>
+          </w:p>
+        </w:tc>
+        <w:tc>
+          <w:tcPr>
+            <w:tcW w:type="dxa" w:w="5235"/>
+            <w:tcMar>
+              <w:top w:type="dxa" w:w="40"/>
+              <w:left w:type="dxa" w:w="80"/>
+              <w:bottom w:type="dxa" w:w="40"/>
+              <w:right w:type="dxa" w:w="80"/>
+            </w:tcMar>
+          </w:tcPr>
+          <w:p>
+            <w:pPr>
+              <w:spacing w:after="0"/>
+            </w:pPr>
+            <w:r>
+              <w:rPr>
+                <w:b w:val="false"/>
+                <w:bCs w:val="false"/>
+                <w:sz w:val="18"/>
+                <w:szCs w:val="18"/>
+              </w:rPr>
+              <w:t>この値以上で高確／超高確と見立てる</w:t>
+            </w:r>
+          </w:p>
+        </w:tc>
+      </w:tr>
+      <w:tr>
+        <w:trPr>
+          <w:tblHeader w:val="false"/>
+        </w:trPr>
+        <w:tc>
+          <w:tcPr>
+            <w:tcW w:type="dxa" w:w="2347"/>
+            <w:tcMar>
+              <w:top w:type="dxa" w:w="40"/>
+              <w:left w:type="dxa" w:w="80"/>
+              <w:bottom w:type="dxa" w:w="40"/>
+              <w:right w:type="dxa" w:w="80"/>
+            </w:tcMar>
+          </w:tcPr>
+          <w:p>
+            <w:pPr>
+              <w:spacing w:after="0"/>
+            </w:pPr>
+            <w:r>
+              <w:rPr>
+                <w:b w:val="false"/>
+                <w:bCs w:val="false"/>
+                <w:sz w:val="18"/>
+                <w:szCs w:val="18"/>
+              </w:rPr>
               <w:t>SB_ZONE</w:t>
             </w:r>
           </w:p>
@@ -31978,6 +33342,86 @@
                 <w:szCs w:val="18"/>
               </w:rPr>
               <w:t>副制御が天井前兆とみなす残ゲーム数</w:t>
+            </w:r>
+          </w:p>
+        </w:tc>
+      </w:tr>
+      <w:tr>
+        <w:trPr>
+          <w:tblHeader w:val="false"/>
+        </w:trPr>
+        <w:tc>
+          <w:tcPr>
+            <w:tcW w:type="dxa" w:w="2347"/>
+            <w:tcMar>
+              <w:top w:type="dxa" w:w="40"/>
+              <w:left w:type="dxa" w:w="80"/>
+              <w:bottom w:type="dxa" w:w="40"/>
+              <w:right w:type="dxa" w:w="80"/>
+            </w:tcMar>
+          </w:tcPr>
+          <w:p>
+            <w:pPr>
+              <w:spacing w:after="0"/>
+            </w:pPr>
+            <w:r>
+              <w:rPr>
+                <w:b w:val="false"/>
+                <w:bCs w:val="false"/>
+                <w:sz w:val="18"/>
+                <w:szCs w:val="18"/>
+              </w:rPr>
+              <w:t>SB_BELL_ZONE</w:t>
+            </w:r>
+          </w:p>
+        </w:tc>
+        <w:tc>
+          <w:tcPr>
+            <w:tcW w:type="dxa" w:w="1444"/>
+            <w:tcMar>
+              <w:top w:type="dxa" w:w="40"/>
+              <w:left w:type="dxa" w:w="80"/>
+              <w:bottom w:type="dxa" w:w="40"/>
+              <w:right w:type="dxa" w:w="80"/>
+            </w:tcMar>
+          </w:tcPr>
+          <w:p>
+            <w:pPr>
+              <w:spacing w:after="0"/>
+            </w:pPr>
+            <w:r>
+              <w:rPr>
+                <w:b w:val="false"/>
+                <w:bCs w:val="false"/>
+                <w:sz w:val="18"/>
+                <w:szCs w:val="18"/>
+              </w:rPr>
+              <w:t>3</w:t>
+            </w:r>
+          </w:p>
+        </w:tc>
+        <w:tc>
+          <w:tcPr>
+            <w:tcW w:type="dxa" w:w="5235"/>
+            <w:tcMar>
+              <w:top w:type="dxa" w:w="40"/>
+              <w:left w:type="dxa" w:w="80"/>
+              <w:bottom w:type="dxa" w:w="40"/>
+              <w:right w:type="dxa" w:w="80"/>
+            </w:tcMar>
+          </w:tcPr>
+          <w:p>
+            <w:pPr>
+              <w:spacing w:after="0"/>
+            </w:pPr>
+            <w:r>
+              <w:rPr>
+                <w:b w:val="false"/>
+                <w:bCs w:val="false"/>
+                <w:sz w:val="18"/>
+                <w:szCs w:val="18"/>
+              </w:rPr>
+              <w:t>副制御が予告を濃くするベル連数</w:t>
             </w:r>
           </w:p>
         </w:tc>
@@ -32574,6 +34018,89 @@
                 <w:szCs w:val="18"/>
               </w:rPr>
               <w:t xml:space="preserve">内容</w:t>
+            </w:r>
+          </w:p>
+        </w:tc>
+      </w:tr>
+      <w:tr>
+        <w:trPr>
+          <w:tblHeader/>
+        </w:trPr>
+        <w:tc>
+          <w:tcPr>
+            <w:tcW w:type="dxa" w:w="903"/>
+            <w:shd w:fill="EFEAE0" w:val="clear"/>
+            <w:tcMar>
+              <w:top w:type="dxa" w:w="40"/>
+              <w:left w:type="dxa" w:w="80"/>
+              <w:bottom w:type="dxa" w:w="40"/>
+              <w:right w:type="dxa" w:w="80"/>
+            </w:tcMar>
+          </w:tcPr>
+          <w:p>
+            <w:pPr>
+              <w:spacing w:after="0"/>
+            </w:pPr>
+            <w:r>
+              <w:rPr>
+                <w:b/>
+                <w:bCs/>
+                <w:sz w:val="18"/>
+                <w:szCs w:val="18"/>
+              </w:rPr>
+              <w:t>3.3</w:t>
+            </w:r>
+          </w:p>
+        </w:tc>
+        <w:tc>
+          <w:tcPr>
+            <w:tcW w:type="dxa" w:w="1625"/>
+            <w:shd w:fill="EFEAE0" w:val="clear"/>
+            <w:tcMar>
+              <w:top w:type="dxa" w:w="40"/>
+              <w:left w:type="dxa" w:w="80"/>
+              <w:bottom w:type="dxa" w:w="40"/>
+              <w:right w:type="dxa" w:w="80"/>
+            </w:tcMar>
+          </w:tcPr>
+          <w:p>
+            <w:pPr>
+              <w:spacing w:after="0"/>
+            </w:pPr>
+            <w:r>
+              <w:rPr>
+                <w:b/>
+                <w:bCs/>
+                <w:sz w:val="18"/>
+                <w:szCs w:val="18"/>
+              </w:rPr>
+              <w:t>2026-09-09</w:t>
+            </w:r>
+          </w:p>
+        </w:tc>
+        <w:tc>
+          <w:tcPr>
+            <w:tcW w:type="dxa" w:w="6498"/>
+            <w:shd w:fill="EFEAE0" w:val="clear"/>
+            <w:tcMar>
+              <w:top w:type="dxa" w:w="40"/>
+              <w:left w:type="dxa" w:w="80"/>
+              <w:bottom w:type="dxa" w:w="40"/>
+              <w:right w:type="dxa" w:w="80"/>
+            </w:tcMar>
+          </w:tcPr>
+          <w:p>
+            <w:pPr>
+              <w:spacing w:after="0"/>
+            </w:pPr>
+            <w:r>
+              <w:rPr>
+                <w:b/>
+                <w:bCs/>
+                <w:sz w:val="18"/>
+                <w:szCs w:val="18"/>
+              </w:rPr>
+              <w:t>ベル連を追加（2.7.7）。通常遊技でベルが4連するとAT抽選（4連15% / 5連50% / 6連以上100%）、5連以上はベルが揃うたびにストック+1。AT/GG中はナビで毎回揃うので数えない。副制御も 0x34 の表示役から同じ連数を数え、3連から予告を濃くする（4.5(1)）。ベル連からのAT当選は全初当りの約2.4%で、機械割を一律0.6ポイント押し上げる（2.10）。</w:t>
             </w:r>
           </w:p>
         </w:tc>
